--- a/Отчет_ПР_1/Практическая работа № 1.3.docx
+++ b/Отчет_ПР_1/Практическая работа № 1.3.docx
@@ -28,7 +28,7 @@
                     <pic:cNvPicPr preferRelativeResize="0"/>
                   </pic:nvPicPr>
                   <pic:blipFill>
-                    <a:blip r:embed="rId4"/>
+                    <a:blip r:embed="rId5"/>
                     <a:srcRect/>
                     <a:stretch>
                       <a:fillRect/>
@@ -155,7 +155,16 @@
           <w:sz w:val="36"/>
           <w:szCs w:val="36"/>
         </w:rPr>
-        <w:t>1.2</w:t>
+        <w:t>1.</w:t>
+      </w:r>
+      <w:r>
+        <w:rPr>
+          <w:rFonts w:ascii="Times New Roman" w:eastAsia="Times New Roman" w:hAnsi="Times New Roman" w:cs="Times New Roman"/>
+          <w:b/>
+          <w:sz w:val="36"/>
+          <w:szCs w:val="36"/>
+        </w:rPr>
+        <w:t>3</w:t>
       </w:r>
       <w:r>
         <w:rPr>
@@ -174,7 +183,7 @@
           <w:sz w:val="36"/>
           <w:szCs w:val="36"/>
         </w:rPr>
-        <w:t>Создание схемы БД на SQL</w:t>
+        <w:t>Создание БД из Python-скрипта</w:t>
       </w:r>
       <w:r>
         <w:rPr>
@@ -372,7 +381,6 @@
           <w:szCs w:val="28"/>
         </w:rPr>
       </w:pPr>
-      <w:proofErr w:type="spellStart"/>
       <w:r>
         <w:rPr>
           <w:rFonts w:ascii="Times New Roman" w:eastAsia="Times New Roman" w:hAnsi="Times New Roman" w:cs="Times New Roman"/>
@@ -381,7 +389,6 @@
         </w:rPr>
         <w:t>Кондыбаева</w:t>
       </w:r>
-      <w:proofErr w:type="spellEnd"/>
       <w:r>
         <w:rPr>
           <w:rFonts w:ascii="Times New Roman" w:eastAsia="Times New Roman" w:hAnsi="Times New Roman" w:cs="Times New Roman"/>
@@ -510,6 +517,4891 @@
       </w:r>
     </w:p>
     <w:p/>
+    <w:p>
+      <w:pPr>
+        <w:rPr>
+          <w:rFonts w:ascii="Times New Roman" w:hAnsi="Times New Roman" w:cs="Times New Roman"/>
+          <w:sz w:val="28"/>
+          <w:szCs w:val="28"/>
+        </w:rPr>
+      </w:pPr>
+      <w:r>
+        <w:rPr>
+          <w:rFonts w:ascii="Times New Roman" w:hAnsi="Times New Roman" w:cs="Times New Roman"/>
+          <w:sz w:val="28"/>
+          <w:szCs w:val="28"/>
+        </w:rPr>
+        <w:lastRenderedPageBreak/>
+        <w:t>1. Листинг скриптов</w:t>
+      </w:r>
+    </w:p>
+    <w:p>
+      <w:pPr>
+        <w:shd w:val="clear" w:color="auto" w:fill="282C34"/>
+        <w:spacing w:after="0" w:line="300" w:lineRule="atLeast"/>
+        <w:rPr>
+          <w:rFonts w:ascii="Cascadia Code" w:eastAsia="Times New Roman" w:hAnsi="Cascadia Code" w:cs="Times New Roman"/>
+          <w:color w:val="ABB2BF"/>
+          <w:sz w:val="23"/>
+          <w:szCs w:val="23"/>
+          <w:lang w:val="en-US" w:eastAsia="ru-RU"/>
+        </w:rPr>
+      </w:pPr>
+      <w:r>
+        <w:rPr>
+          <w:rFonts w:ascii="Cascadia Code" w:eastAsia="Times New Roman" w:hAnsi="Cascadia Code" w:cs="Times New Roman"/>
+          <w:color w:val="C678DD"/>
+          <w:sz w:val="23"/>
+          <w:szCs w:val="23"/>
+          <w:lang w:val="en-US" w:eastAsia="ru-RU"/>
+        </w:rPr>
+        <w:t>import</w:t>
+      </w:r>
+      <w:r>
+        <w:rPr>
+          <w:rFonts w:ascii="Cascadia Code" w:eastAsia="Times New Roman" w:hAnsi="Cascadia Code" w:cs="Times New Roman"/>
+          <w:color w:val="ABB2BF"/>
+          <w:sz w:val="23"/>
+          <w:szCs w:val="23"/>
+          <w:lang w:val="en-US" w:eastAsia="ru-RU"/>
+        </w:rPr>
+        <w:t xml:space="preserve"> logging</w:t>
+      </w:r>
+    </w:p>
+    <w:p>
+      <w:pPr>
+        <w:shd w:val="clear" w:color="auto" w:fill="282C34"/>
+        <w:spacing w:after="0" w:line="300" w:lineRule="atLeast"/>
+        <w:rPr>
+          <w:rFonts w:ascii="Cascadia Code" w:eastAsia="Times New Roman" w:hAnsi="Cascadia Code" w:cs="Times New Roman"/>
+          <w:color w:val="ABB2BF"/>
+          <w:sz w:val="23"/>
+          <w:szCs w:val="23"/>
+          <w:lang w:val="en-US" w:eastAsia="ru-RU"/>
+        </w:rPr>
+      </w:pPr>
+      <w:r>
+        <w:rPr>
+          <w:rFonts w:ascii="Cascadia Code" w:eastAsia="Times New Roman" w:hAnsi="Cascadia Code" w:cs="Times New Roman"/>
+          <w:color w:val="C678DD"/>
+          <w:sz w:val="23"/>
+          <w:szCs w:val="23"/>
+          <w:lang w:val="en-US" w:eastAsia="ru-RU"/>
+        </w:rPr>
+        <w:t>import</w:t>
+      </w:r>
+      <w:r>
+        <w:rPr>
+          <w:rFonts w:ascii="Cascadia Code" w:eastAsia="Times New Roman" w:hAnsi="Cascadia Code" w:cs="Times New Roman"/>
+          <w:color w:val="ABB2BF"/>
+          <w:sz w:val="23"/>
+          <w:szCs w:val="23"/>
+          <w:lang w:val="en-US" w:eastAsia="ru-RU"/>
+        </w:rPr>
+        <w:t xml:space="preserve"> os</w:t>
+      </w:r>
+    </w:p>
+    <w:p>
+      <w:pPr>
+        <w:shd w:val="clear" w:color="auto" w:fill="282C34"/>
+        <w:spacing w:after="0" w:line="300" w:lineRule="atLeast"/>
+        <w:rPr>
+          <w:rFonts w:ascii="Cascadia Code" w:eastAsia="Times New Roman" w:hAnsi="Cascadia Code" w:cs="Times New Roman"/>
+          <w:color w:val="ABB2BF"/>
+          <w:sz w:val="23"/>
+          <w:szCs w:val="23"/>
+          <w:lang w:val="en-US" w:eastAsia="ru-RU"/>
+        </w:rPr>
+      </w:pPr>
+      <w:r>
+        <w:rPr>
+          <w:rFonts w:ascii="Cascadia Code" w:eastAsia="Times New Roman" w:hAnsi="Cascadia Code" w:cs="Times New Roman"/>
+          <w:color w:val="C678DD"/>
+          <w:sz w:val="23"/>
+          <w:szCs w:val="23"/>
+          <w:lang w:val="en-US" w:eastAsia="ru-RU"/>
+        </w:rPr>
+        <w:t>import</w:t>
+      </w:r>
+      <w:r>
+        <w:rPr>
+          <w:rFonts w:ascii="Cascadia Code" w:eastAsia="Times New Roman" w:hAnsi="Cascadia Code" w:cs="Times New Roman"/>
+          <w:color w:val="ABB2BF"/>
+          <w:sz w:val="23"/>
+          <w:szCs w:val="23"/>
+          <w:lang w:val="en-US" w:eastAsia="ru-RU"/>
+        </w:rPr>
+        <w:t xml:space="preserve"> sqlite3</w:t>
+      </w:r>
+    </w:p>
+    <w:p>
+      <w:pPr>
+        <w:shd w:val="clear" w:color="auto" w:fill="282C34"/>
+        <w:spacing w:after="0" w:line="300" w:lineRule="atLeast"/>
+        <w:rPr>
+          <w:rFonts w:ascii="Cascadia Code" w:eastAsia="Times New Roman" w:hAnsi="Cascadia Code" w:cs="Times New Roman"/>
+          <w:color w:val="ABB2BF"/>
+          <w:sz w:val="23"/>
+          <w:szCs w:val="23"/>
+          <w:lang w:val="en-US" w:eastAsia="ru-RU"/>
+        </w:rPr>
+      </w:pPr>
+      <w:r>
+        <w:rPr>
+          <w:rFonts w:ascii="Cascadia Code" w:eastAsia="Times New Roman" w:hAnsi="Cascadia Code" w:cs="Times New Roman"/>
+          <w:color w:val="C678DD"/>
+          <w:sz w:val="23"/>
+          <w:szCs w:val="23"/>
+          <w:lang w:val="en-US" w:eastAsia="ru-RU"/>
+        </w:rPr>
+        <w:t>import</w:t>
+      </w:r>
+      <w:r>
+        <w:rPr>
+          <w:rFonts w:ascii="Cascadia Code" w:eastAsia="Times New Roman" w:hAnsi="Cascadia Code" w:cs="Times New Roman"/>
+          <w:color w:val="ABB2BF"/>
+          <w:sz w:val="23"/>
+          <w:szCs w:val="23"/>
+          <w:lang w:val="en-US" w:eastAsia="ru-RU"/>
+        </w:rPr>
+        <w:t xml:space="preserve"> sys</w:t>
+      </w:r>
+    </w:p>
+    <w:p>
+      <w:pPr>
+        <w:shd w:val="clear" w:color="auto" w:fill="282C34"/>
+        <w:spacing w:after="0" w:line="300" w:lineRule="atLeast"/>
+        <w:rPr>
+          <w:rFonts w:ascii="Cascadia Code" w:eastAsia="Times New Roman" w:hAnsi="Cascadia Code" w:cs="Times New Roman"/>
+          <w:color w:val="ABB2BF"/>
+          <w:sz w:val="23"/>
+          <w:szCs w:val="23"/>
+          <w:lang w:val="en-US" w:eastAsia="ru-RU"/>
+        </w:rPr>
+      </w:pPr>
+    </w:p>
+    <w:p>
+      <w:pPr>
+        <w:shd w:val="clear" w:color="auto" w:fill="282C34"/>
+        <w:spacing w:after="0" w:line="300" w:lineRule="atLeast"/>
+        <w:rPr>
+          <w:rFonts w:ascii="Cascadia Code" w:eastAsia="Times New Roman" w:hAnsi="Cascadia Code" w:cs="Times New Roman"/>
+          <w:color w:val="ABB2BF"/>
+          <w:sz w:val="23"/>
+          <w:szCs w:val="23"/>
+          <w:lang w:val="en-US" w:eastAsia="ru-RU"/>
+        </w:rPr>
+      </w:pPr>
+      <w:r>
+        <w:rPr>
+          <w:rFonts w:ascii="Cascadia Code" w:eastAsia="Times New Roman" w:hAnsi="Cascadia Code" w:cs="Times New Roman"/>
+          <w:color w:val="ABB2BF"/>
+          <w:sz w:val="23"/>
+          <w:szCs w:val="23"/>
+          <w:lang w:val="en-US" w:eastAsia="ru-RU"/>
+        </w:rPr>
+        <w:t xml:space="preserve">BASE_DIR </w:t>
+      </w:r>
+      <w:r>
+        <w:rPr>
+          <w:rFonts w:ascii="Cascadia Code" w:eastAsia="Times New Roman" w:hAnsi="Cascadia Code" w:cs="Times New Roman"/>
+          <w:color w:val="C678DD"/>
+          <w:sz w:val="23"/>
+          <w:szCs w:val="23"/>
+          <w:lang w:val="en-US" w:eastAsia="ru-RU"/>
+        </w:rPr>
+        <w:t>=</w:t>
+      </w:r>
+      <w:r>
+        <w:rPr>
+          <w:rFonts w:ascii="Cascadia Code" w:eastAsia="Times New Roman" w:hAnsi="Cascadia Code" w:cs="Times New Roman"/>
+          <w:color w:val="ABB2BF"/>
+          <w:sz w:val="23"/>
+          <w:szCs w:val="23"/>
+          <w:lang w:val="en-US" w:eastAsia="ru-RU"/>
+        </w:rPr>
+        <w:t xml:space="preserve"> os.path.dirname(os.path.abspath(</w:t>
+      </w:r>
+      <w:r>
+        <w:rPr>
+          <w:rFonts w:ascii="Cascadia Code" w:eastAsia="Times New Roman" w:hAnsi="Cascadia Code" w:cs="Times New Roman"/>
+          <w:color w:val="E06C75"/>
+          <w:sz w:val="23"/>
+          <w:szCs w:val="23"/>
+          <w:lang w:val="en-US" w:eastAsia="ru-RU"/>
+        </w:rPr>
+        <w:t>__file__</w:t>
+      </w:r>
+      <w:r>
+        <w:rPr>
+          <w:rFonts w:ascii="Cascadia Code" w:eastAsia="Times New Roman" w:hAnsi="Cascadia Code" w:cs="Times New Roman"/>
+          <w:color w:val="ABB2BF"/>
+          <w:sz w:val="23"/>
+          <w:szCs w:val="23"/>
+          <w:lang w:val="en-US" w:eastAsia="ru-RU"/>
+        </w:rPr>
+        <w:t>))</w:t>
+      </w:r>
+    </w:p>
+    <w:p>
+      <w:pPr>
+        <w:shd w:val="clear" w:color="auto" w:fill="282C34"/>
+        <w:spacing w:after="0" w:line="300" w:lineRule="atLeast"/>
+        <w:rPr>
+          <w:rFonts w:ascii="Cascadia Code" w:eastAsia="Times New Roman" w:hAnsi="Cascadia Code" w:cs="Times New Roman"/>
+          <w:color w:val="ABB2BF"/>
+          <w:sz w:val="23"/>
+          <w:szCs w:val="23"/>
+          <w:lang w:val="en-US" w:eastAsia="ru-RU"/>
+        </w:rPr>
+      </w:pPr>
+      <w:r>
+        <w:rPr>
+          <w:rFonts w:ascii="Cascadia Code" w:eastAsia="Times New Roman" w:hAnsi="Cascadia Code" w:cs="Times New Roman"/>
+          <w:color w:val="ABB2BF"/>
+          <w:sz w:val="23"/>
+          <w:szCs w:val="23"/>
+          <w:lang w:val="en-US" w:eastAsia="ru-RU"/>
+        </w:rPr>
+        <w:t xml:space="preserve">SCHEMA_PATH </w:t>
+      </w:r>
+      <w:r>
+        <w:rPr>
+          <w:rFonts w:ascii="Cascadia Code" w:eastAsia="Times New Roman" w:hAnsi="Cascadia Code" w:cs="Times New Roman"/>
+          <w:color w:val="C678DD"/>
+          <w:sz w:val="23"/>
+          <w:szCs w:val="23"/>
+          <w:lang w:val="en-US" w:eastAsia="ru-RU"/>
+        </w:rPr>
+        <w:t>=</w:t>
+      </w:r>
+      <w:r>
+        <w:rPr>
+          <w:rFonts w:ascii="Cascadia Code" w:eastAsia="Times New Roman" w:hAnsi="Cascadia Code" w:cs="Times New Roman"/>
+          <w:color w:val="ABB2BF"/>
+          <w:sz w:val="23"/>
+          <w:szCs w:val="23"/>
+          <w:lang w:val="en-US" w:eastAsia="ru-RU"/>
+        </w:rPr>
+        <w:t xml:space="preserve"> os.path.join(BASE_DIR, </w:t>
+      </w:r>
+      <w:r>
+        <w:rPr>
+          <w:rFonts w:ascii="Cascadia Code" w:eastAsia="Times New Roman" w:hAnsi="Cascadia Code" w:cs="Times New Roman"/>
+          <w:color w:val="98C379"/>
+          <w:sz w:val="23"/>
+          <w:szCs w:val="23"/>
+          <w:lang w:val="en-US" w:eastAsia="ru-RU"/>
+        </w:rPr>
+        <w:t>"schema.sql"</w:t>
+      </w:r>
+      <w:r>
+        <w:rPr>
+          <w:rFonts w:ascii="Cascadia Code" w:eastAsia="Times New Roman" w:hAnsi="Cascadia Code" w:cs="Times New Roman"/>
+          <w:color w:val="ABB2BF"/>
+          <w:sz w:val="23"/>
+          <w:szCs w:val="23"/>
+          <w:lang w:val="en-US" w:eastAsia="ru-RU"/>
+        </w:rPr>
+        <w:t>)</w:t>
+      </w:r>
+    </w:p>
+    <w:p>
+      <w:pPr>
+        <w:shd w:val="clear" w:color="auto" w:fill="282C34"/>
+        <w:spacing w:after="0" w:line="300" w:lineRule="atLeast"/>
+        <w:rPr>
+          <w:rFonts w:ascii="Cascadia Code" w:eastAsia="Times New Roman" w:hAnsi="Cascadia Code" w:cs="Times New Roman"/>
+          <w:color w:val="ABB2BF"/>
+          <w:sz w:val="23"/>
+          <w:szCs w:val="23"/>
+          <w:lang w:val="en-US" w:eastAsia="ru-RU"/>
+        </w:rPr>
+      </w:pPr>
+      <w:r>
+        <w:rPr>
+          <w:rFonts w:ascii="Cascadia Code" w:eastAsia="Times New Roman" w:hAnsi="Cascadia Code" w:cs="Times New Roman"/>
+          <w:color w:val="ABB2BF"/>
+          <w:sz w:val="23"/>
+          <w:szCs w:val="23"/>
+          <w:lang w:val="en-US" w:eastAsia="ru-RU"/>
+        </w:rPr>
+        <w:t xml:space="preserve">DEFAULT_DB </w:t>
+      </w:r>
+      <w:r>
+        <w:rPr>
+          <w:rFonts w:ascii="Cascadia Code" w:eastAsia="Times New Roman" w:hAnsi="Cascadia Code" w:cs="Times New Roman"/>
+          <w:color w:val="C678DD"/>
+          <w:sz w:val="23"/>
+          <w:szCs w:val="23"/>
+          <w:lang w:val="en-US" w:eastAsia="ru-RU"/>
+        </w:rPr>
+        <w:t>=</w:t>
+      </w:r>
+      <w:r>
+        <w:rPr>
+          <w:rFonts w:ascii="Cascadia Code" w:eastAsia="Times New Roman" w:hAnsi="Cascadia Code" w:cs="Times New Roman"/>
+          <w:color w:val="ABB2BF"/>
+          <w:sz w:val="23"/>
+          <w:szCs w:val="23"/>
+          <w:lang w:val="en-US" w:eastAsia="ru-RU"/>
+        </w:rPr>
+        <w:t xml:space="preserve"> os.path.join(BASE_DIR, </w:t>
+      </w:r>
+      <w:r>
+        <w:rPr>
+          <w:rFonts w:ascii="Cascadia Code" w:eastAsia="Times New Roman" w:hAnsi="Cascadia Code" w:cs="Times New Roman"/>
+          <w:color w:val="98C379"/>
+          <w:sz w:val="23"/>
+          <w:szCs w:val="23"/>
+          <w:lang w:val="en-US" w:eastAsia="ru-RU"/>
+        </w:rPr>
+        <w:t>"shop.db"</w:t>
+      </w:r>
+      <w:r>
+        <w:rPr>
+          <w:rFonts w:ascii="Cascadia Code" w:eastAsia="Times New Roman" w:hAnsi="Cascadia Code" w:cs="Times New Roman"/>
+          <w:color w:val="ABB2BF"/>
+          <w:sz w:val="23"/>
+          <w:szCs w:val="23"/>
+          <w:lang w:val="en-US" w:eastAsia="ru-RU"/>
+        </w:rPr>
+        <w:t>)</w:t>
+      </w:r>
+    </w:p>
+    <w:p>
+      <w:pPr>
+        <w:shd w:val="clear" w:color="auto" w:fill="282C34"/>
+        <w:spacing w:after="0" w:line="300" w:lineRule="atLeast"/>
+        <w:rPr>
+          <w:rFonts w:ascii="Cascadia Code" w:eastAsia="Times New Roman" w:hAnsi="Cascadia Code" w:cs="Times New Roman"/>
+          <w:color w:val="ABB2BF"/>
+          <w:sz w:val="23"/>
+          <w:szCs w:val="23"/>
+          <w:lang w:val="en-US" w:eastAsia="ru-RU"/>
+        </w:rPr>
+      </w:pPr>
+    </w:p>
+    <w:p>
+      <w:pPr>
+        <w:shd w:val="clear" w:color="auto" w:fill="282C34"/>
+        <w:spacing w:after="0" w:line="300" w:lineRule="atLeast"/>
+        <w:rPr>
+          <w:rFonts w:ascii="Cascadia Code" w:eastAsia="Times New Roman" w:hAnsi="Cascadia Code" w:cs="Times New Roman"/>
+          <w:color w:val="ABB2BF"/>
+          <w:sz w:val="23"/>
+          <w:szCs w:val="23"/>
+          <w:lang w:val="en-US" w:eastAsia="ru-RU"/>
+        </w:rPr>
+      </w:pPr>
+      <w:r>
+        <w:rPr>
+          <w:rFonts w:ascii="Cascadia Code" w:eastAsia="Times New Roman" w:hAnsi="Cascadia Code" w:cs="Times New Roman"/>
+          <w:color w:val="ABB2BF"/>
+          <w:sz w:val="23"/>
+          <w:szCs w:val="23"/>
+          <w:lang w:val="en-US" w:eastAsia="ru-RU"/>
+        </w:rPr>
+        <w:t>logging.basicConfig(</w:t>
+      </w:r>
+    </w:p>
+    <w:p>
+      <w:pPr>
+        <w:shd w:val="clear" w:color="auto" w:fill="282C34"/>
+        <w:spacing w:after="0" w:line="300" w:lineRule="atLeast"/>
+        <w:rPr>
+          <w:rFonts w:ascii="Cascadia Code" w:eastAsia="Times New Roman" w:hAnsi="Cascadia Code" w:cs="Times New Roman"/>
+          <w:color w:val="ABB2BF"/>
+          <w:sz w:val="23"/>
+          <w:szCs w:val="23"/>
+          <w:lang w:val="en-US" w:eastAsia="ru-RU"/>
+        </w:rPr>
+      </w:pPr>
+      <w:r>
+        <w:rPr>
+          <w:rFonts w:ascii="Cascadia Code" w:eastAsia="Times New Roman" w:hAnsi="Cascadia Code" w:cs="Times New Roman"/>
+          <w:color w:val="ABB2BF"/>
+          <w:sz w:val="23"/>
+          <w:szCs w:val="23"/>
+          <w:lang w:val="en-US" w:eastAsia="ru-RU"/>
+        </w:rPr>
+        <w:t xml:space="preserve">    </w:t>
+      </w:r>
+      <w:r>
+        <w:rPr>
+          <w:rFonts w:ascii="Cascadia Code" w:eastAsia="Times New Roman" w:hAnsi="Cascadia Code" w:cs="Times New Roman"/>
+          <w:color w:val="D19A66"/>
+          <w:sz w:val="23"/>
+          <w:szCs w:val="23"/>
+          <w:lang w:val="en-US" w:eastAsia="ru-RU"/>
+        </w:rPr>
+        <w:t>level</w:t>
+      </w:r>
+      <w:r>
+        <w:rPr>
+          <w:rFonts w:ascii="Cascadia Code" w:eastAsia="Times New Roman" w:hAnsi="Cascadia Code" w:cs="Times New Roman"/>
+          <w:color w:val="C678DD"/>
+          <w:sz w:val="23"/>
+          <w:szCs w:val="23"/>
+          <w:lang w:val="en-US" w:eastAsia="ru-RU"/>
+        </w:rPr>
+        <w:t>=</w:t>
+      </w:r>
+      <w:r>
+        <w:rPr>
+          <w:rFonts w:ascii="Cascadia Code" w:eastAsia="Times New Roman" w:hAnsi="Cascadia Code" w:cs="Times New Roman"/>
+          <w:color w:val="ABB2BF"/>
+          <w:sz w:val="23"/>
+          <w:szCs w:val="23"/>
+          <w:lang w:val="en-US" w:eastAsia="ru-RU"/>
+        </w:rPr>
+        <w:t>logging.INFO,</w:t>
+      </w:r>
+    </w:p>
+    <w:p>
+      <w:pPr>
+        <w:shd w:val="clear" w:color="auto" w:fill="282C34"/>
+        <w:spacing w:after="0" w:line="300" w:lineRule="atLeast"/>
+        <w:rPr>
+          <w:rFonts w:ascii="Cascadia Code" w:eastAsia="Times New Roman" w:hAnsi="Cascadia Code" w:cs="Times New Roman"/>
+          <w:color w:val="ABB2BF"/>
+          <w:sz w:val="23"/>
+          <w:szCs w:val="23"/>
+          <w:lang w:val="en-US" w:eastAsia="ru-RU"/>
+        </w:rPr>
+      </w:pPr>
+      <w:r>
+        <w:rPr>
+          <w:rFonts w:ascii="Cascadia Code" w:eastAsia="Times New Roman" w:hAnsi="Cascadia Code" w:cs="Times New Roman"/>
+          <w:color w:val="ABB2BF"/>
+          <w:sz w:val="23"/>
+          <w:szCs w:val="23"/>
+          <w:lang w:val="en-US" w:eastAsia="ru-RU"/>
+        </w:rPr>
+        <w:t xml:space="preserve">    </w:t>
+      </w:r>
+      <w:r>
+        <w:rPr>
+          <w:rFonts w:ascii="Cascadia Code" w:eastAsia="Times New Roman" w:hAnsi="Cascadia Code" w:cs="Times New Roman"/>
+          <w:color w:val="D19A66"/>
+          <w:sz w:val="23"/>
+          <w:szCs w:val="23"/>
+          <w:lang w:val="en-US" w:eastAsia="ru-RU"/>
+        </w:rPr>
+        <w:t>format</w:t>
+      </w:r>
+      <w:r>
+        <w:rPr>
+          <w:rFonts w:ascii="Cascadia Code" w:eastAsia="Times New Roman" w:hAnsi="Cascadia Code" w:cs="Times New Roman"/>
+          <w:color w:val="C678DD"/>
+          <w:sz w:val="23"/>
+          <w:szCs w:val="23"/>
+          <w:lang w:val="en-US" w:eastAsia="ru-RU"/>
+        </w:rPr>
+        <w:t>=</w:t>
+      </w:r>
+      <w:r>
+        <w:rPr>
+          <w:rFonts w:ascii="Cascadia Code" w:eastAsia="Times New Roman" w:hAnsi="Cascadia Code" w:cs="Times New Roman"/>
+          <w:color w:val="98C379"/>
+          <w:sz w:val="23"/>
+          <w:szCs w:val="23"/>
+          <w:lang w:val="en-US" w:eastAsia="ru-RU"/>
+        </w:rPr>
+        <w:t>"</w:t>
+      </w:r>
+      <w:r>
+        <w:rPr>
+          <w:rFonts w:ascii="Cascadia Code" w:eastAsia="Times New Roman" w:hAnsi="Cascadia Code" w:cs="Times New Roman"/>
+          <w:color w:val="D19A66"/>
+          <w:sz w:val="23"/>
+          <w:szCs w:val="23"/>
+          <w:lang w:val="en-US" w:eastAsia="ru-RU"/>
+        </w:rPr>
+        <w:t>%(asctime)s</w:t>
+      </w:r>
+      <w:r>
+        <w:rPr>
+          <w:rFonts w:ascii="Cascadia Code" w:eastAsia="Times New Roman" w:hAnsi="Cascadia Code" w:cs="Times New Roman"/>
+          <w:color w:val="98C379"/>
+          <w:sz w:val="23"/>
+          <w:szCs w:val="23"/>
+          <w:lang w:val="en-US" w:eastAsia="ru-RU"/>
+        </w:rPr>
+        <w:t xml:space="preserve"> [</w:t>
+      </w:r>
+      <w:r>
+        <w:rPr>
+          <w:rFonts w:ascii="Cascadia Code" w:eastAsia="Times New Roman" w:hAnsi="Cascadia Code" w:cs="Times New Roman"/>
+          <w:color w:val="D19A66"/>
+          <w:sz w:val="23"/>
+          <w:szCs w:val="23"/>
+          <w:lang w:val="en-US" w:eastAsia="ru-RU"/>
+        </w:rPr>
+        <w:t>%(levelname)s</w:t>
+      </w:r>
+      <w:r>
+        <w:rPr>
+          <w:rFonts w:ascii="Cascadia Code" w:eastAsia="Times New Roman" w:hAnsi="Cascadia Code" w:cs="Times New Roman"/>
+          <w:color w:val="98C379"/>
+          <w:sz w:val="23"/>
+          <w:szCs w:val="23"/>
+          <w:lang w:val="en-US" w:eastAsia="ru-RU"/>
+        </w:rPr>
+        <w:t xml:space="preserve">] </w:t>
+      </w:r>
+      <w:r>
+        <w:rPr>
+          <w:rFonts w:ascii="Cascadia Code" w:eastAsia="Times New Roman" w:hAnsi="Cascadia Code" w:cs="Times New Roman"/>
+          <w:color w:val="D19A66"/>
+          <w:sz w:val="23"/>
+          <w:szCs w:val="23"/>
+          <w:lang w:val="en-US" w:eastAsia="ru-RU"/>
+        </w:rPr>
+        <w:t>%(message)s</w:t>
+      </w:r>
+      <w:r>
+        <w:rPr>
+          <w:rFonts w:ascii="Cascadia Code" w:eastAsia="Times New Roman" w:hAnsi="Cascadia Code" w:cs="Times New Roman"/>
+          <w:color w:val="98C379"/>
+          <w:sz w:val="23"/>
+          <w:szCs w:val="23"/>
+          <w:lang w:val="en-US" w:eastAsia="ru-RU"/>
+        </w:rPr>
+        <w:t>"</w:t>
+      </w:r>
+      <w:r>
+        <w:rPr>
+          <w:rFonts w:ascii="Cascadia Code" w:eastAsia="Times New Roman" w:hAnsi="Cascadia Code" w:cs="Times New Roman"/>
+          <w:color w:val="ABB2BF"/>
+          <w:sz w:val="23"/>
+          <w:szCs w:val="23"/>
+          <w:lang w:val="en-US" w:eastAsia="ru-RU"/>
+        </w:rPr>
+        <w:t>,</w:t>
+      </w:r>
+    </w:p>
+    <w:p>
+      <w:pPr>
+        <w:shd w:val="clear" w:color="auto" w:fill="282C34"/>
+        <w:spacing w:after="0" w:line="300" w:lineRule="atLeast"/>
+        <w:rPr>
+          <w:rFonts w:ascii="Cascadia Code" w:eastAsia="Times New Roman" w:hAnsi="Cascadia Code" w:cs="Times New Roman"/>
+          <w:color w:val="ABB2BF"/>
+          <w:sz w:val="23"/>
+          <w:szCs w:val="23"/>
+          <w:lang w:val="en-US" w:eastAsia="ru-RU"/>
+        </w:rPr>
+      </w:pPr>
+      <w:r>
+        <w:rPr>
+          <w:rFonts w:ascii="Cascadia Code" w:eastAsia="Times New Roman" w:hAnsi="Cascadia Code" w:cs="Times New Roman"/>
+          <w:color w:val="ABB2BF"/>
+          <w:sz w:val="23"/>
+          <w:szCs w:val="23"/>
+          <w:lang w:val="en-US" w:eastAsia="ru-RU"/>
+        </w:rPr>
+        <w:t xml:space="preserve">    </w:t>
+      </w:r>
+      <w:r>
+        <w:rPr>
+          <w:rFonts w:ascii="Cascadia Code" w:eastAsia="Times New Roman" w:hAnsi="Cascadia Code" w:cs="Times New Roman"/>
+          <w:color w:val="D19A66"/>
+          <w:sz w:val="23"/>
+          <w:szCs w:val="23"/>
+          <w:lang w:val="en-US" w:eastAsia="ru-RU"/>
+        </w:rPr>
+        <w:t>datefmt</w:t>
+      </w:r>
+      <w:r>
+        <w:rPr>
+          <w:rFonts w:ascii="Cascadia Code" w:eastAsia="Times New Roman" w:hAnsi="Cascadia Code" w:cs="Times New Roman"/>
+          <w:color w:val="C678DD"/>
+          <w:sz w:val="23"/>
+          <w:szCs w:val="23"/>
+          <w:lang w:val="en-US" w:eastAsia="ru-RU"/>
+        </w:rPr>
+        <w:t>=</w:t>
+      </w:r>
+      <w:r>
+        <w:rPr>
+          <w:rFonts w:ascii="Cascadia Code" w:eastAsia="Times New Roman" w:hAnsi="Cascadia Code" w:cs="Times New Roman"/>
+          <w:color w:val="98C379"/>
+          <w:sz w:val="23"/>
+          <w:szCs w:val="23"/>
+          <w:lang w:val="en-US" w:eastAsia="ru-RU"/>
+        </w:rPr>
+        <w:t>"%H:%M:%S"</w:t>
+      </w:r>
+      <w:r>
+        <w:rPr>
+          <w:rFonts w:ascii="Cascadia Code" w:eastAsia="Times New Roman" w:hAnsi="Cascadia Code" w:cs="Times New Roman"/>
+          <w:color w:val="ABB2BF"/>
+          <w:sz w:val="23"/>
+          <w:szCs w:val="23"/>
+          <w:lang w:val="en-US" w:eastAsia="ru-RU"/>
+        </w:rPr>
+        <w:t>,</w:t>
+      </w:r>
+    </w:p>
+    <w:p>
+      <w:pPr>
+        <w:shd w:val="clear" w:color="auto" w:fill="282C34"/>
+        <w:spacing w:after="0" w:line="300" w:lineRule="atLeast"/>
+        <w:rPr>
+          <w:rFonts w:ascii="Cascadia Code" w:eastAsia="Times New Roman" w:hAnsi="Cascadia Code" w:cs="Times New Roman"/>
+          <w:color w:val="ABB2BF"/>
+          <w:sz w:val="23"/>
+          <w:szCs w:val="23"/>
+          <w:lang w:val="en-US" w:eastAsia="ru-RU"/>
+        </w:rPr>
+      </w:pPr>
+      <w:r>
+        <w:rPr>
+          <w:rFonts w:ascii="Cascadia Code" w:eastAsia="Times New Roman" w:hAnsi="Cascadia Code" w:cs="Times New Roman"/>
+          <w:color w:val="ABB2BF"/>
+          <w:sz w:val="23"/>
+          <w:szCs w:val="23"/>
+          <w:lang w:val="en-US" w:eastAsia="ru-RU"/>
+        </w:rPr>
+        <w:t xml:space="preserve">    </w:t>
+      </w:r>
+      <w:r>
+        <w:rPr>
+          <w:rFonts w:ascii="Cascadia Code" w:eastAsia="Times New Roman" w:hAnsi="Cascadia Code" w:cs="Times New Roman"/>
+          <w:color w:val="D19A66"/>
+          <w:sz w:val="23"/>
+          <w:szCs w:val="23"/>
+          <w:lang w:val="en-US" w:eastAsia="ru-RU"/>
+        </w:rPr>
+        <w:t>handlers</w:t>
+      </w:r>
+      <w:r>
+        <w:rPr>
+          <w:rFonts w:ascii="Cascadia Code" w:eastAsia="Times New Roman" w:hAnsi="Cascadia Code" w:cs="Times New Roman"/>
+          <w:color w:val="C678DD"/>
+          <w:sz w:val="23"/>
+          <w:szCs w:val="23"/>
+          <w:lang w:val="en-US" w:eastAsia="ru-RU"/>
+        </w:rPr>
+        <w:t>=</w:t>
+      </w:r>
+      <w:r>
+        <w:rPr>
+          <w:rFonts w:ascii="Cascadia Code" w:eastAsia="Times New Roman" w:hAnsi="Cascadia Code" w:cs="Times New Roman"/>
+          <w:color w:val="ABB2BF"/>
+          <w:sz w:val="23"/>
+          <w:szCs w:val="23"/>
+          <w:lang w:val="en-US" w:eastAsia="ru-RU"/>
+        </w:rPr>
+        <w:t>[</w:t>
+      </w:r>
+    </w:p>
+    <w:p>
+      <w:pPr>
+        <w:shd w:val="clear" w:color="auto" w:fill="282C34"/>
+        <w:spacing w:after="0" w:line="300" w:lineRule="atLeast"/>
+        <w:rPr>
+          <w:rFonts w:ascii="Cascadia Code" w:eastAsia="Times New Roman" w:hAnsi="Cascadia Code" w:cs="Times New Roman"/>
+          <w:color w:val="ABB2BF"/>
+          <w:sz w:val="23"/>
+          <w:szCs w:val="23"/>
+          <w:lang w:val="en-US" w:eastAsia="ru-RU"/>
+        </w:rPr>
+      </w:pPr>
+      <w:r>
+        <w:rPr>
+          <w:rFonts w:ascii="Cascadia Code" w:eastAsia="Times New Roman" w:hAnsi="Cascadia Code" w:cs="Times New Roman"/>
+          <w:color w:val="ABB2BF"/>
+          <w:sz w:val="23"/>
+          <w:szCs w:val="23"/>
+          <w:lang w:val="en-US" w:eastAsia="ru-RU"/>
+        </w:rPr>
+        <w:t>        logging.StreamHandler(sys.stdout),</w:t>
+      </w:r>
+    </w:p>
+    <w:p>
+      <w:pPr>
+        <w:shd w:val="clear" w:color="auto" w:fill="282C34"/>
+        <w:spacing w:after="0" w:line="300" w:lineRule="atLeast"/>
+        <w:rPr>
+          <w:rFonts w:ascii="Cascadia Code" w:eastAsia="Times New Roman" w:hAnsi="Cascadia Code" w:cs="Times New Roman"/>
+          <w:color w:val="ABB2BF"/>
+          <w:sz w:val="23"/>
+          <w:szCs w:val="23"/>
+          <w:lang w:val="en-US" w:eastAsia="ru-RU"/>
+        </w:rPr>
+      </w:pPr>
+      <w:r>
+        <w:rPr>
+          <w:rFonts w:ascii="Cascadia Code" w:eastAsia="Times New Roman" w:hAnsi="Cascadia Code" w:cs="Times New Roman"/>
+          <w:color w:val="ABB2BF"/>
+          <w:sz w:val="23"/>
+          <w:szCs w:val="23"/>
+          <w:lang w:val="en-US" w:eastAsia="ru-RU"/>
+        </w:rPr>
+        <w:t xml:space="preserve">        logging.FileHandler(os.path.join(BASE_DIR, </w:t>
+      </w:r>
+      <w:r>
+        <w:rPr>
+          <w:rFonts w:ascii="Cascadia Code" w:eastAsia="Times New Roman" w:hAnsi="Cascadia Code" w:cs="Times New Roman"/>
+          <w:color w:val="98C379"/>
+          <w:sz w:val="23"/>
+          <w:szCs w:val="23"/>
+          <w:lang w:val="en-US" w:eastAsia="ru-RU"/>
+        </w:rPr>
+        <w:t>"create_db.log"</w:t>
+      </w:r>
+      <w:r>
+        <w:rPr>
+          <w:rFonts w:ascii="Cascadia Code" w:eastAsia="Times New Roman" w:hAnsi="Cascadia Code" w:cs="Times New Roman"/>
+          <w:color w:val="ABB2BF"/>
+          <w:sz w:val="23"/>
+          <w:szCs w:val="23"/>
+          <w:lang w:val="en-US" w:eastAsia="ru-RU"/>
+        </w:rPr>
+        <w:t xml:space="preserve">), </w:t>
+      </w:r>
+      <w:r>
+        <w:rPr>
+          <w:rFonts w:ascii="Cascadia Code" w:eastAsia="Times New Roman" w:hAnsi="Cascadia Code" w:cs="Times New Roman"/>
+          <w:color w:val="D19A66"/>
+          <w:sz w:val="23"/>
+          <w:szCs w:val="23"/>
+          <w:lang w:val="en-US" w:eastAsia="ru-RU"/>
+        </w:rPr>
+        <w:t>encoding</w:t>
+      </w:r>
+      <w:r>
+        <w:rPr>
+          <w:rFonts w:ascii="Cascadia Code" w:eastAsia="Times New Roman" w:hAnsi="Cascadia Code" w:cs="Times New Roman"/>
+          <w:color w:val="C678DD"/>
+          <w:sz w:val="23"/>
+          <w:szCs w:val="23"/>
+          <w:lang w:val="en-US" w:eastAsia="ru-RU"/>
+        </w:rPr>
+        <w:t>=</w:t>
+      </w:r>
+      <w:r>
+        <w:rPr>
+          <w:rFonts w:ascii="Cascadia Code" w:eastAsia="Times New Roman" w:hAnsi="Cascadia Code" w:cs="Times New Roman"/>
+          <w:color w:val="98C379"/>
+          <w:sz w:val="23"/>
+          <w:szCs w:val="23"/>
+          <w:lang w:val="en-US" w:eastAsia="ru-RU"/>
+        </w:rPr>
+        <w:t>"utf-8"</w:t>
+      </w:r>
+      <w:r>
+        <w:rPr>
+          <w:rFonts w:ascii="Cascadia Code" w:eastAsia="Times New Roman" w:hAnsi="Cascadia Code" w:cs="Times New Roman"/>
+          <w:color w:val="ABB2BF"/>
+          <w:sz w:val="23"/>
+          <w:szCs w:val="23"/>
+          <w:lang w:val="en-US" w:eastAsia="ru-RU"/>
+        </w:rPr>
+        <w:t>),</w:t>
+      </w:r>
+    </w:p>
+    <w:p>
+      <w:pPr>
+        <w:shd w:val="clear" w:color="auto" w:fill="282C34"/>
+        <w:spacing w:after="0" w:line="300" w:lineRule="atLeast"/>
+        <w:rPr>
+          <w:rFonts w:ascii="Cascadia Code" w:eastAsia="Times New Roman" w:hAnsi="Cascadia Code" w:cs="Times New Roman"/>
+          <w:color w:val="ABB2BF"/>
+          <w:sz w:val="23"/>
+          <w:szCs w:val="23"/>
+          <w:lang w:val="en-US" w:eastAsia="ru-RU"/>
+        </w:rPr>
+      </w:pPr>
+      <w:r>
+        <w:rPr>
+          <w:rFonts w:ascii="Cascadia Code" w:eastAsia="Times New Roman" w:hAnsi="Cascadia Code" w:cs="Times New Roman"/>
+          <w:color w:val="ABB2BF"/>
+          <w:sz w:val="23"/>
+          <w:szCs w:val="23"/>
+          <w:lang w:val="en-US" w:eastAsia="ru-RU"/>
+        </w:rPr>
+        <w:t>    ],</w:t>
+      </w:r>
+    </w:p>
+    <w:p>
+      <w:pPr>
+        <w:shd w:val="clear" w:color="auto" w:fill="282C34"/>
+        <w:spacing w:after="0" w:line="300" w:lineRule="atLeast"/>
+        <w:rPr>
+          <w:rFonts w:ascii="Cascadia Code" w:eastAsia="Times New Roman" w:hAnsi="Cascadia Code" w:cs="Times New Roman"/>
+          <w:color w:val="ABB2BF"/>
+          <w:sz w:val="23"/>
+          <w:szCs w:val="23"/>
+          <w:lang w:val="en-US" w:eastAsia="ru-RU"/>
+        </w:rPr>
+      </w:pPr>
+      <w:r>
+        <w:rPr>
+          <w:rFonts w:ascii="Cascadia Code" w:eastAsia="Times New Roman" w:hAnsi="Cascadia Code" w:cs="Times New Roman"/>
+          <w:color w:val="ABB2BF"/>
+          <w:sz w:val="23"/>
+          <w:szCs w:val="23"/>
+          <w:lang w:val="en-US" w:eastAsia="ru-RU"/>
+        </w:rPr>
+        <w:t>)</w:t>
+      </w:r>
+    </w:p>
+    <w:p>
+      <w:pPr>
+        <w:shd w:val="clear" w:color="auto" w:fill="282C34"/>
+        <w:spacing w:after="0" w:line="300" w:lineRule="atLeast"/>
+        <w:rPr>
+          <w:rFonts w:ascii="Cascadia Code" w:eastAsia="Times New Roman" w:hAnsi="Cascadia Code" w:cs="Times New Roman"/>
+          <w:color w:val="ABB2BF"/>
+          <w:sz w:val="23"/>
+          <w:szCs w:val="23"/>
+          <w:lang w:val="en-US" w:eastAsia="ru-RU"/>
+        </w:rPr>
+      </w:pPr>
+      <w:r>
+        <w:rPr>
+          <w:rFonts w:ascii="Cascadia Code" w:eastAsia="Times New Roman" w:hAnsi="Cascadia Code" w:cs="Times New Roman"/>
+          <w:color w:val="ABB2BF"/>
+          <w:sz w:val="23"/>
+          <w:szCs w:val="23"/>
+          <w:lang w:val="en-US" w:eastAsia="ru-RU"/>
+        </w:rPr>
+        <w:t xml:space="preserve">log </w:t>
+      </w:r>
+      <w:r>
+        <w:rPr>
+          <w:rFonts w:ascii="Cascadia Code" w:eastAsia="Times New Roman" w:hAnsi="Cascadia Code" w:cs="Times New Roman"/>
+          <w:color w:val="C678DD"/>
+          <w:sz w:val="23"/>
+          <w:szCs w:val="23"/>
+          <w:lang w:val="en-US" w:eastAsia="ru-RU"/>
+        </w:rPr>
+        <w:t>=</w:t>
+      </w:r>
+      <w:r>
+        <w:rPr>
+          <w:rFonts w:ascii="Cascadia Code" w:eastAsia="Times New Roman" w:hAnsi="Cascadia Code" w:cs="Times New Roman"/>
+          <w:color w:val="ABB2BF"/>
+          <w:sz w:val="23"/>
+          <w:szCs w:val="23"/>
+          <w:lang w:val="en-US" w:eastAsia="ru-RU"/>
+        </w:rPr>
+        <w:t xml:space="preserve"> logging.getLogger(</w:t>
+      </w:r>
+      <w:r>
+        <w:rPr>
+          <w:rFonts w:ascii="Cascadia Code" w:eastAsia="Times New Roman" w:hAnsi="Cascadia Code" w:cs="Times New Roman"/>
+          <w:color w:val="98C379"/>
+          <w:sz w:val="23"/>
+          <w:szCs w:val="23"/>
+          <w:lang w:val="en-US" w:eastAsia="ru-RU"/>
+        </w:rPr>
+        <w:t>"create_db"</w:t>
+      </w:r>
+      <w:r>
+        <w:rPr>
+          <w:rFonts w:ascii="Cascadia Code" w:eastAsia="Times New Roman" w:hAnsi="Cascadia Code" w:cs="Times New Roman"/>
+          <w:color w:val="ABB2BF"/>
+          <w:sz w:val="23"/>
+          <w:szCs w:val="23"/>
+          <w:lang w:val="en-US" w:eastAsia="ru-RU"/>
+        </w:rPr>
+        <w:t>)</w:t>
+      </w:r>
+    </w:p>
+    <w:p>
+      <w:pPr>
+        <w:shd w:val="clear" w:color="auto" w:fill="282C34"/>
+        <w:spacing w:after="240" w:line="300" w:lineRule="atLeast"/>
+        <w:rPr>
+          <w:rFonts w:ascii="Cascadia Code" w:eastAsia="Times New Roman" w:hAnsi="Cascadia Code" w:cs="Times New Roman"/>
+          <w:color w:val="ABB2BF"/>
+          <w:sz w:val="23"/>
+          <w:szCs w:val="23"/>
+          <w:lang w:val="en-US" w:eastAsia="ru-RU"/>
+        </w:rPr>
+      </w:pPr>
+      <w:r>
+        <w:rPr>
+          <w:rFonts w:ascii="Cascadia Code" w:eastAsia="Times New Roman" w:hAnsi="Cascadia Code" w:cs="Times New Roman"/>
+          <w:color w:val="ABB2BF"/>
+          <w:sz w:val="23"/>
+          <w:szCs w:val="23"/>
+          <w:lang w:val="en-US" w:eastAsia="ru-RU"/>
+        </w:rPr>
+        <w:br/>
+      </w:r>
+    </w:p>
+    <w:p>
+      <w:pPr>
+        <w:shd w:val="clear" w:color="auto" w:fill="282C34"/>
+        <w:spacing w:after="0" w:line="300" w:lineRule="atLeast"/>
+        <w:rPr>
+          <w:rFonts w:ascii="Cascadia Code" w:eastAsia="Times New Roman" w:hAnsi="Cascadia Code" w:cs="Times New Roman"/>
+          <w:color w:val="ABB2BF"/>
+          <w:sz w:val="23"/>
+          <w:szCs w:val="23"/>
+          <w:lang w:val="en-US" w:eastAsia="ru-RU"/>
+        </w:rPr>
+      </w:pPr>
+      <w:r>
+        <w:rPr>
+          <w:rFonts w:ascii="Cascadia Code" w:eastAsia="Times New Roman" w:hAnsi="Cascadia Code" w:cs="Times New Roman"/>
+          <w:color w:val="C678DD"/>
+          <w:sz w:val="23"/>
+          <w:szCs w:val="23"/>
+          <w:lang w:val="en-US" w:eastAsia="ru-RU"/>
+        </w:rPr>
+        <w:t>def</w:t>
+      </w:r>
+      <w:r>
+        <w:rPr>
+          <w:rFonts w:ascii="Cascadia Code" w:eastAsia="Times New Roman" w:hAnsi="Cascadia Code" w:cs="Times New Roman"/>
+          <w:color w:val="ABB2BF"/>
+          <w:sz w:val="23"/>
+          <w:szCs w:val="23"/>
+          <w:lang w:val="en-US" w:eastAsia="ru-RU"/>
+        </w:rPr>
+        <w:t xml:space="preserve"> </w:t>
+      </w:r>
+      <w:r>
+        <w:rPr>
+          <w:rFonts w:ascii="Cascadia Code" w:eastAsia="Times New Roman" w:hAnsi="Cascadia Code" w:cs="Times New Roman"/>
+          <w:color w:val="52A8FF"/>
+          <w:sz w:val="23"/>
+          <w:szCs w:val="23"/>
+          <w:lang w:val="en-US" w:eastAsia="ru-RU"/>
+        </w:rPr>
+        <w:t>create_database</w:t>
+      </w:r>
+      <w:r>
+        <w:rPr>
+          <w:rFonts w:ascii="Cascadia Code" w:eastAsia="Times New Roman" w:hAnsi="Cascadia Code" w:cs="Times New Roman"/>
+          <w:color w:val="ABB2BF"/>
+          <w:sz w:val="23"/>
+          <w:szCs w:val="23"/>
+          <w:lang w:val="en-US" w:eastAsia="ru-RU"/>
+        </w:rPr>
+        <w:t>(</w:t>
+      </w:r>
+      <w:r>
+        <w:rPr>
+          <w:rFonts w:ascii="Cascadia Code" w:eastAsia="Times New Roman" w:hAnsi="Cascadia Code" w:cs="Times New Roman"/>
+          <w:color w:val="D19A66"/>
+          <w:sz w:val="23"/>
+          <w:szCs w:val="23"/>
+          <w:lang w:val="en-US" w:eastAsia="ru-RU"/>
+        </w:rPr>
+        <w:t>db_path</w:t>
+      </w:r>
+      <w:r>
+        <w:rPr>
+          <w:rFonts w:ascii="Cascadia Code" w:eastAsia="Times New Roman" w:hAnsi="Cascadia Code" w:cs="Times New Roman"/>
+          <w:color w:val="ABB2BF"/>
+          <w:sz w:val="23"/>
+          <w:szCs w:val="23"/>
+          <w:lang w:val="en-US" w:eastAsia="ru-RU"/>
+        </w:rPr>
+        <w:t>):</w:t>
+      </w:r>
+    </w:p>
+    <w:p>
+      <w:pPr>
+        <w:shd w:val="clear" w:color="auto" w:fill="282C34"/>
+        <w:spacing w:after="0" w:line="300" w:lineRule="atLeast"/>
+        <w:rPr>
+          <w:rFonts w:ascii="Cascadia Code" w:eastAsia="Times New Roman" w:hAnsi="Cascadia Code" w:cs="Times New Roman"/>
+          <w:color w:val="ABB2BF"/>
+          <w:sz w:val="23"/>
+          <w:szCs w:val="23"/>
+          <w:lang w:val="en-US" w:eastAsia="ru-RU"/>
+        </w:rPr>
+      </w:pPr>
+      <w:r>
+        <w:rPr>
+          <w:rFonts w:ascii="Cascadia Code" w:eastAsia="Times New Roman" w:hAnsi="Cascadia Code" w:cs="Times New Roman"/>
+          <w:color w:val="ABB2BF"/>
+          <w:sz w:val="23"/>
+          <w:szCs w:val="23"/>
+          <w:lang w:val="en-US" w:eastAsia="ru-RU"/>
+        </w:rPr>
+        <w:t xml:space="preserve">    </w:t>
+      </w:r>
+      <w:r>
+        <w:rPr>
+          <w:rFonts w:ascii="Cascadia Code" w:eastAsia="Times New Roman" w:hAnsi="Cascadia Code" w:cs="Times New Roman"/>
+          <w:color w:val="C678DD"/>
+          <w:sz w:val="23"/>
+          <w:szCs w:val="23"/>
+          <w:lang w:val="en-US" w:eastAsia="ru-RU"/>
+        </w:rPr>
+        <w:t>if</w:t>
+      </w:r>
+      <w:r>
+        <w:rPr>
+          <w:rFonts w:ascii="Cascadia Code" w:eastAsia="Times New Roman" w:hAnsi="Cascadia Code" w:cs="Times New Roman"/>
+          <w:color w:val="ABB2BF"/>
+          <w:sz w:val="23"/>
+          <w:szCs w:val="23"/>
+          <w:lang w:val="en-US" w:eastAsia="ru-RU"/>
+        </w:rPr>
+        <w:t xml:space="preserve"> </w:t>
+      </w:r>
+      <w:r>
+        <w:rPr>
+          <w:rFonts w:ascii="Cascadia Code" w:eastAsia="Times New Roman" w:hAnsi="Cascadia Code" w:cs="Times New Roman"/>
+          <w:color w:val="C678DD"/>
+          <w:sz w:val="23"/>
+          <w:szCs w:val="23"/>
+          <w:lang w:val="en-US" w:eastAsia="ru-RU"/>
+        </w:rPr>
+        <w:t>not</w:t>
+      </w:r>
+      <w:r>
+        <w:rPr>
+          <w:rFonts w:ascii="Cascadia Code" w:eastAsia="Times New Roman" w:hAnsi="Cascadia Code" w:cs="Times New Roman"/>
+          <w:color w:val="ABB2BF"/>
+          <w:sz w:val="23"/>
+          <w:szCs w:val="23"/>
+          <w:lang w:val="en-US" w:eastAsia="ru-RU"/>
+        </w:rPr>
+        <w:t xml:space="preserve"> os.path.exists(SCHEMA_PATH):</w:t>
+      </w:r>
+    </w:p>
+    <w:p>
+      <w:pPr>
+        <w:shd w:val="clear" w:color="auto" w:fill="282C34"/>
+        <w:spacing w:after="0" w:line="300" w:lineRule="atLeast"/>
+        <w:rPr>
+          <w:rFonts w:ascii="Cascadia Code" w:eastAsia="Times New Roman" w:hAnsi="Cascadia Code" w:cs="Times New Roman"/>
+          <w:color w:val="ABB2BF"/>
+          <w:sz w:val="23"/>
+          <w:szCs w:val="23"/>
+          <w:lang w:val="en-US" w:eastAsia="ru-RU"/>
+        </w:rPr>
+      </w:pPr>
+      <w:r>
+        <w:rPr>
+          <w:rFonts w:ascii="Cascadia Code" w:eastAsia="Times New Roman" w:hAnsi="Cascadia Code" w:cs="Times New Roman"/>
+          <w:color w:val="ABB2BF"/>
+          <w:sz w:val="23"/>
+          <w:szCs w:val="23"/>
+          <w:lang w:val="en-US" w:eastAsia="ru-RU"/>
+        </w:rPr>
+        <w:t xml:space="preserve">        </w:t>
+      </w:r>
+      <w:r>
+        <w:rPr>
+          <w:rFonts w:ascii="Cascadia Code" w:eastAsia="Times New Roman" w:hAnsi="Cascadia Code" w:cs="Times New Roman"/>
+          <w:color w:val="C678DD"/>
+          <w:sz w:val="23"/>
+          <w:szCs w:val="23"/>
+          <w:lang w:val="en-US" w:eastAsia="ru-RU"/>
+        </w:rPr>
+        <w:t>raise</w:t>
+      </w:r>
+      <w:r>
+        <w:rPr>
+          <w:rFonts w:ascii="Cascadia Code" w:eastAsia="Times New Roman" w:hAnsi="Cascadia Code" w:cs="Times New Roman"/>
+          <w:color w:val="ABB2BF"/>
+          <w:sz w:val="23"/>
+          <w:szCs w:val="23"/>
+          <w:lang w:val="en-US" w:eastAsia="ru-RU"/>
+        </w:rPr>
+        <w:t xml:space="preserve"> </w:t>
+      </w:r>
+      <w:r>
+        <w:rPr>
+          <w:rFonts w:ascii="Cascadia Code" w:eastAsia="Times New Roman" w:hAnsi="Cascadia Code" w:cs="Times New Roman"/>
+          <w:color w:val="56B6C2"/>
+          <w:sz w:val="23"/>
+          <w:szCs w:val="23"/>
+          <w:lang w:val="en-US" w:eastAsia="ru-RU"/>
+        </w:rPr>
+        <w:t>FileNotFoundError</w:t>
+      </w:r>
+      <w:r>
+        <w:rPr>
+          <w:rFonts w:ascii="Cascadia Code" w:eastAsia="Times New Roman" w:hAnsi="Cascadia Code" w:cs="Times New Roman"/>
+          <w:color w:val="ABB2BF"/>
+          <w:sz w:val="23"/>
+          <w:szCs w:val="23"/>
+          <w:lang w:val="en-US" w:eastAsia="ru-RU"/>
+        </w:rPr>
+        <w:t>(</w:t>
+      </w:r>
+      <w:r>
+        <w:rPr>
+          <w:rFonts w:ascii="Cascadia Code" w:eastAsia="Times New Roman" w:hAnsi="Cascadia Code" w:cs="Times New Roman"/>
+          <w:color w:val="98C379"/>
+          <w:sz w:val="23"/>
+          <w:szCs w:val="23"/>
+          <w:lang w:val="en-US" w:eastAsia="ru-RU"/>
+        </w:rPr>
+        <w:t>"</w:t>
+      </w:r>
+      <w:r>
+        <w:rPr>
+          <w:rFonts w:ascii="Cascadia Code" w:eastAsia="Times New Roman" w:hAnsi="Cascadia Code" w:cs="Times New Roman"/>
+          <w:color w:val="98C379"/>
+          <w:sz w:val="23"/>
+          <w:szCs w:val="23"/>
+          <w:lang w:eastAsia="ru-RU"/>
+        </w:rPr>
+        <w:t>Нет</w:t>
+      </w:r>
+      <w:r>
+        <w:rPr>
+          <w:rFonts w:ascii="Cascadia Code" w:eastAsia="Times New Roman" w:hAnsi="Cascadia Code" w:cs="Times New Roman"/>
+          <w:color w:val="98C379"/>
+          <w:sz w:val="23"/>
+          <w:szCs w:val="23"/>
+          <w:lang w:val="en-US" w:eastAsia="ru-RU"/>
+        </w:rPr>
+        <w:t xml:space="preserve"> </w:t>
+      </w:r>
+      <w:r>
+        <w:rPr>
+          <w:rFonts w:ascii="Cascadia Code" w:eastAsia="Times New Roman" w:hAnsi="Cascadia Code" w:cs="Times New Roman"/>
+          <w:color w:val="98C379"/>
+          <w:sz w:val="23"/>
+          <w:szCs w:val="23"/>
+          <w:lang w:eastAsia="ru-RU"/>
+        </w:rPr>
+        <w:t>файла</w:t>
+      </w:r>
+      <w:r>
+        <w:rPr>
+          <w:rFonts w:ascii="Cascadia Code" w:eastAsia="Times New Roman" w:hAnsi="Cascadia Code" w:cs="Times New Roman"/>
+          <w:color w:val="98C379"/>
+          <w:sz w:val="23"/>
+          <w:szCs w:val="23"/>
+          <w:lang w:val="en-US" w:eastAsia="ru-RU"/>
+        </w:rPr>
+        <w:t xml:space="preserve"> </w:t>
+      </w:r>
+      <w:r>
+        <w:rPr>
+          <w:rFonts w:ascii="Cascadia Code" w:eastAsia="Times New Roman" w:hAnsi="Cascadia Code" w:cs="Times New Roman"/>
+          <w:color w:val="98C379"/>
+          <w:sz w:val="23"/>
+          <w:szCs w:val="23"/>
+          <w:lang w:eastAsia="ru-RU"/>
+        </w:rPr>
+        <w:t>сземы</w:t>
+      </w:r>
+      <w:r>
+        <w:rPr>
+          <w:rFonts w:ascii="Cascadia Code" w:eastAsia="Times New Roman" w:hAnsi="Cascadia Code" w:cs="Times New Roman"/>
+          <w:color w:val="98C379"/>
+          <w:sz w:val="23"/>
+          <w:szCs w:val="23"/>
+          <w:lang w:val="en-US" w:eastAsia="ru-RU"/>
+        </w:rPr>
+        <w:t>: "</w:t>
+      </w:r>
+      <w:r>
+        <w:rPr>
+          <w:rFonts w:ascii="Cascadia Code" w:eastAsia="Times New Roman" w:hAnsi="Cascadia Code" w:cs="Times New Roman"/>
+          <w:color w:val="ABB2BF"/>
+          <w:sz w:val="23"/>
+          <w:szCs w:val="23"/>
+          <w:lang w:val="en-US" w:eastAsia="ru-RU"/>
+        </w:rPr>
+        <w:t xml:space="preserve"> </w:t>
+      </w:r>
+      <w:r>
+        <w:rPr>
+          <w:rFonts w:ascii="Cascadia Code" w:eastAsia="Times New Roman" w:hAnsi="Cascadia Code" w:cs="Times New Roman"/>
+          <w:color w:val="C678DD"/>
+          <w:sz w:val="23"/>
+          <w:szCs w:val="23"/>
+          <w:lang w:val="en-US" w:eastAsia="ru-RU"/>
+        </w:rPr>
+        <w:t>+</w:t>
+      </w:r>
+      <w:r>
+        <w:rPr>
+          <w:rFonts w:ascii="Cascadia Code" w:eastAsia="Times New Roman" w:hAnsi="Cascadia Code" w:cs="Times New Roman"/>
+          <w:color w:val="ABB2BF"/>
+          <w:sz w:val="23"/>
+          <w:szCs w:val="23"/>
+          <w:lang w:val="en-US" w:eastAsia="ru-RU"/>
+        </w:rPr>
+        <w:t xml:space="preserve"> SCHEMA_PATH)</w:t>
+      </w:r>
+    </w:p>
+    <w:p>
+      <w:pPr>
+        <w:shd w:val="clear" w:color="auto" w:fill="282C34"/>
+        <w:spacing w:after="0" w:line="300" w:lineRule="atLeast"/>
+        <w:rPr>
+          <w:rFonts w:ascii="Cascadia Code" w:eastAsia="Times New Roman" w:hAnsi="Cascadia Code" w:cs="Times New Roman"/>
+          <w:color w:val="ABB2BF"/>
+          <w:sz w:val="23"/>
+          <w:szCs w:val="23"/>
+          <w:lang w:val="en-US" w:eastAsia="ru-RU"/>
+        </w:rPr>
+      </w:pPr>
+    </w:p>
+    <w:p>
+      <w:pPr>
+        <w:shd w:val="clear" w:color="auto" w:fill="282C34"/>
+        <w:spacing w:after="0" w:line="300" w:lineRule="atLeast"/>
+        <w:rPr>
+          <w:rFonts w:ascii="Cascadia Code" w:eastAsia="Times New Roman" w:hAnsi="Cascadia Code" w:cs="Times New Roman"/>
+          <w:color w:val="ABB2BF"/>
+          <w:sz w:val="23"/>
+          <w:szCs w:val="23"/>
+          <w:lang w:val="en-US" w:eastAsia="ru-RU"/>
+        </w:rPr>
+      </w:pPr>
+      <w:r>
+        <w:rPr>
+          <w:rFonts w:ascii="Cascadia Code" w:eastAsia="Times New Roman" w:hAnsi="Cascadia Code" w:cs="Times New Roman"/>
+          <w:color w:val="ABB2BF"/>
+          <w:sz w:val="23"/>
+          <w:szCs w:val="23"/>
+          <w:lang w:val="en-US" w:eastAsia="ru-RU"/>
+        </w:rPr>
+        <w:t xml:space="preserve">    </w:t>
+      </w:r>
+      <w:r>
+        <w:rPr>
+          <w:rFonts w:ascii="Cascadia Code" w:eastAsia="Times New Roman" w:hAnsi="Cascadia Code" w:cs="Times New Roman"/>
+          <w:color w:val="C678DD"/>
+          <w:sz w:val="23"/>
+          <w:szCs w:val="23"/>
+          <w:lang w:val="en-US" w:eastAsia="ru-RU"/>
+        </w:rPr>
+        <w:t>with</w:t>
+      </w:r>
+      <w:r>
+        <w:rPr>
+          <w:rFonts w:ascii="Cascadia Code" w:eastAsia="Times New Roman" w:hAnsi="Cascadia Code" w:cs="Times New Roman"/>
+          <w:color w:val="ABB2BF"/>
+          <w:sz w:val="23"/>
+          <w:szCs w:val="23"/>
+          <w:lang w:val="en-US" w:eastAsia="ru-RU"/>
+        </w:rPr>
+        <w:t xml:space="preserve"> </w:t>
+      </w:r>
+      <w:r>
+        <w:rPr>
+          <w:rFonts w:ascii="Cascadia Code" w:eastAsia="Times New Roman" w:hAnsi="Cascadia Code" w:cs="Times New Roman"/>
+          <w:color w:val="56B6C2"/>
+          <w:sz w:val="23"/>
+          <w:szCs w:val="23"/>
+          <w:lang w:val="en-US" w:eastAsia="ru-RU"/>
+        </w:rPr>
+        <w:t>open</w:t>
+      </w:r>
+      <w:r>
+        <w:rPr>
+          <w:rFonts w:ascii="Cascadia Code" w:eastAsia="Times New Roman" w:hAnsi="Cascadia Code" w:cs="Times New Roman"/>
+          <w:color w:val="ABB2BF"/>
+          <w:sz w:val="23"/>
+          <w:szCs w:val="23"/>
+          <w:lang w:val="en-US" w:eastAsia="ru-RU"/>
+        </w:rPr>
+        <w:t xml:space="preserve">(SCHEMA_PATH, </w:t>
+      </w:r>
+      <w:r>
+        <w:rPr>
+          <w:rFonts w:ascii="Cascadia Code" w:eastAsia="Times New Roman" w:hAnsi="Cascadia Code" w:cs="Times New Roman"/>
+          <w:color w:val="D19A66"/>
+          <w:sz w:val="23"/>
+          <w:szCs w:val="23"/>
+          <w:lang w:val="en-US" w:eastAsia="ru-RU"/>
+        </w:rPr>
+        <w:t>encoding</w:t>
+      </w:r>
+      <w:r>
+        <w:rPr>
+          <w:rFonts w:ascii="Cascadia Code" w:eastAsia="Times New Roman" w:hAnsi="Cascadia Code" w:cs="Times New Roman"/>
+          <w:color w:val="C678DD"/>
+          <w:sz w:val="23"/>
+          <w:szCs w:val="23"/>
+          <w:lang w:val="en-US" w:eastAsia="ru-RU"/>
+        </w:rPr>
+        <w:t>=</w:t>
+      </w:r>
+      <w:r>
+        <w:rPr>
+          <w:rFonts w:ascii="Cascadia Code" w:eastAsia="Times New Roman" w:hAnsi="Cascadia Code" w:cs="Times New Roman"/>
+          <w:color w:val="98C379"/>
+          <w:sz w:val="23"/>
+          <w:szCs w:val="23"/>
+          <w:lang w:val="en-US" w:eastAsia="ru-RU"/>
+        </w:rPr>
+        <w:t>"utf-8"</w:t>
+      </w:r>
+      <w:r>
+        <w:rPr>
+          <w:rFonts w:ascii="Cascadia Code" w:eastAsia="Times New Roman" w:hAnsi="Cascadia Code" w:cs="Times New Roman"/>
+          <w:color w:val="ABB2BF"/>
+          <w:sz w:val="23"/>
+          <w:szCs w:val="23"/>
+          <w:lang w:val="en-US" w:eastAsia="ru-RU"/>
+        </w:rPr>
+        <w:t xml:space="preserve">) </w:t>
+      </w:r>
+      <w:r>
+        <w:rPr>
+          <w:rFonts w:ascii="Cascadia Code" w:eastAsia="Times New Roman" w:hAnsi="Cascadia Code" w:cs="Times New Roman"/>
+          <w:color w:val="C678DD"/>
+          <w:sz w:val="23"/>
+          <w:szCs w:val="23"/>
+          <w:lang w:val="en-US" w:eastAsia="ru-RU"/>
+        </w:rPr>
+        <w:t>as</w:t>
+      </w:r>
+      <w:r>
+        <w:rPr>
+          <w:rFonts w:ascii="Cascadia Code" w:eastAsia="Times New Roman" w:hAnsi="Cascadia Code" w:cs="Times New Roman"/>
+          <w:color w:val="ABB2BF"/>
+          <w:sz w:val="23"/>
+          <w:szCs w:val="23"/>
+          <w:lang w:val="en-US" w:eastAsia="ru-RU"/>
+        </w:rPr>
+        <w:t xml:space="preserve"> f:</w:t>
+      </w:r>
+    </w:p>
+    <w:p>
+      <w:pPr>
+        <w:shd w:val="clear" w:color="auto" w:fill="282C34"/>
+        <w:spacing w:after="0" w:line="300" w:lineRule="atLeast"/>
+        <w:rPr>
+          <w:rFonts w:ascii="Cascadia Code" w:eastAsia="Times New Roman" w:hAnsi="Cascadia Code" w:cs="Times New Roman"/>
+          <w:color w:val="ABB2BF"/>
+          <w:sz w:val="23"/>
+          <w:szCs w:val="23"/>
+          <w:lang w:val="en-US" w:eastAsia="ru-RU"/>
+        </w:rPr>
+      </w:pPr>
+      <w:r>
+        <w:rPr>
+          <w:rFonts w:ascii="Cascadia Code" w:eastAsia="Times New Roman" w:hAnsi="Cascadia Code" w:cs="Times New Roman"/>
+          <w:color w:val="ABB2BF"/>
+          <w:sz w:val="23"/>
+          <w:szCs w:val="23"/>
+          <w:lang w:val="en-US" w:eastAsia="ru-RU"/>
+        </w:rPr>
+        <w:t xml:space="preserve">        script </w:t>
+      </w:r>
+      <w:r>
+        <w:rPr>
+          <w:rFonts w:ascii="Cascadia Code" w:eastAsia="Times New Roman" w:hAnsi="Cascadia Code" w:cs="Times New Roman"/>
+          <w:color w:val="C678DD"/>
+          <w:sz w:val="23"/>
+          <w:szCs w:val="23"/>
+          <w:lang w:val="en-US" w:eastAsia="ru-RU"/>
+        </w:rPr>
+        <w:t>=</w:t>
+      </w:r>
+      <w:r>
+        <w:rPr>
+          <w:rFonts w:ascii="Cascadia Code" w:eastAsia="Times New Roman" w:hAnsi="Cascadia Code" w:cs="Times New Roman"/>
+          <w:color w:val="ABB2BF"/>
+          <w:sz w:val="23"/>
+          <w:szCs w:val="23"/>
+          <w:lang w:val="en-US" w:eastAsia="ru-RU"/>
+        </w:rPr>
+        <w:t xml:space="preserve"> f.read()</w:t>
+      </w:r>
+    </w:p>
+    <w:p>
+      <w:pPr>
+        <w:shd w:val="clear" w:color="auto" w:fill="282C34"/>
+        <w:spacing w:after="0" w:line="300" w:lineRule="atLeast"/>
+        <w:rPr>
+          <w:rFonts w:ascii="Cascadia Code" w:eastAsia="Times New Roman" w:hAnsi="Cascadia Code" w:cs="Times New Roman"/>
+          <w:color w:val="ABB2BF"/>
+          <w:sz w:val="23"/>
+          <w:szCs w:val="23"/>
+          <w:lang w:val="en-US" w:eastAsia="ru-RU"/>
+        </w:rPr>
+      </w:pPr>
+      <w:r>
+        <w:rPr>
+          <w:rFonts w:ascii="Cascadia Code" w:eastAsia="Times New Roman" w:hAnsi="Cascadia Code" w:cs="Times New Roman"/>
+          <w:color w:val="ABB2BF"/>
+          <w:sz w:val="23"/>
+          <w:szCs w:val="23"/>
+          <w:lang w:val="en-US" w:eastAsia="ru-RU"/>
+        </w:rPr>
+        <w:t>    log.info(</w:t>
+      </w:r>
+      <w:r>
+        <w:rPr>
+          <w:rFonts w:ascii="Cascadia Code" w:eastAsia="Times New Roman" w:hAnsi="Cascadia Code" w:cs="Times New Roman"/>
+          <w:color w:val="98C379"/>
+          <w:sz w:val="23"/>
+          <w:szCs w:val="23"/>
+          <w:lang w:val="en-US" w:eastAsia="ru-RU"/>
+        </w:rPr>
+        <w:t>"</w:t>
+      </w:r>
+      <w:r>
+        <w:rPr>
+          <w:rFonts w:ascii="Cascadia Code" w:eastAsia="Times New Roman" w:hAnsi="Cascadia Code" w:cs="Times New Roman"/>
+          <w:color w:val="98C379"/>
+          <w:sz w:val="23"/>
+          <w:szCs w:val="23"/>
+          <w:lang w:eastAsia="ru-RU"/>
+        </w:rPr>
+        <w:t>Прочитан</w:t>
+      </w:r>
+      <w:r>
+        <w:rPr>
+          <w:rFonts w:ascii="Cascadia Code" w:eastAsia="Times New Roman" w:hAnsi="Cascadia Code" w:cs="Times New Roman"/>
+          <w:color w:val="98C379"/>
+          <w:sz w:val="23"/>
+          <w:szCs w:val="23"/>
+          <w:lang w:val="en-US" w:eastAsia="ru-RU"/>
+        </w:rPr>
+        <w:t xml:space="preserve"> </w:t>
+      </w:r>
+      <w:r>
+        <w:rPr>
+          <w:rFonts w:ascii="Cascadia Code" w:eastAsia="Times New Roman" w:hAnsi="Cascadia Code" w:cs="Times New Roman"/>
+          <w:color w:val="98C379"/>
+          <w:sz w:val="23"/>
+          <w:szCs w:val="23"/>
+          <w:lang w:eastAsia="ru-RU"/>
+        </w:rPr>
+        <w:t>скрипт</w:t>
+      </w:r>
+      <w:r>
+        <w:rPr>
+          <w:rFonts w:ascii="Cascadia Code" w:eastAsia="Times New Roman" w:hAnsi="Cascadia Code" w:cs="Times New Roman"/>
+          <w:color w:val="98C379"/>
+          <w:sz w:val="23"/>
+          <w:szCs w:val="23"/>
+          <w:lang w:val="en-US" w:eastAsia="ru-RU"/>
+        </w:rPr>
+        <w:t xml:space="preserve"> </w:t>
+      </w:r>
+      <w:r>
+        <w:rPr>
+          <w:rFonts w:ascii="Cascadia Code" w:eastAsia="Times New Roman" w:hAnsi="Cascadia Code" w:cs="Times New Roman"/>
+          <w:color w:val="98C379"/>
+          <w:sz w:val="23"/>
+          <w:szCs w:val="23"/>
+          <w:lang w:eastAsia="ru-RU"/>
+        </w:rPr>
+        <w:t>схемы</w:t>
+      </w:r>
+      <w:r>
+        <w:rPr>
+          <w:rFonts w:ascii="Cascadia Code" w:eastAsia="Times New Roman" w:hAnsi="Cascadia Code" w:cs="Times New Roman"/>
+          <w:color w:val="98C379"/>
+          <w:sz w:val="23"/>
+          <w:szCs w:val="23"/>
+          <w:lang w:val="en-US" w:eastAsia="ru-RU"/>
+        </w:rPr>
+        <w:t xml:space="preserve">: </w:t>
+      </w:r>
+      <w:r>
+        <w:rPr>
+          <w:rFonts w:ascii="Cascadia Code" w:eastAsia="Times New Roman" w:hAnsi="Cascadia Code" w:cs="Times New Roman"/>
+          <w:color w:val="D19A66"/>
+          <w:sz w:val="23"/>
+          <w:szCs w:val="23"/>
+          <w:lang w:val="en-US" w:eastAsia="ru-RU"/>
+        </w:rPr>
+        <w:t>%s</w:t>
+      </w:r>
+      <w:r>
+        <w:rPr>
+          <w:rFonts w:ascii="Cascadia Code" w:eastAsia="Times New Roman" w:hAnsi="Cascadia Code" w:cs="Times New Roman"/>
+          <w:color w:val="98C379"/>
+          <w:sz w:val="23"/>
+          <w:szCs w:val="23"/>
+          <w:lang w:val="en-US" w:eastAsia="ru-RU"/>
+        </w:rPr>
+        <w:t xml:space="preserve"> (</w:t>
+      </w:r>
+      <w:r>
+        <w:rPr>
+          <w:rFonts w:ascii="Cascadia Code" w:eastAsia="Times New Roman" w:hAnsi="Cascadia Code" w:cs="Times New Roman"/>
+          <w:color w:val="D19A66"/>
+          <w:sz w:val="23"/>
+          <w:szCs w:val="23"/>
+          <w:lang w:val="en-US" w:eastAsia="ru-RU"/>
+        </w:rPr>
+        <w:t>%d</w:t>
+      </w:r>
+      <w:r>
+        <w:rPr>
+          <w:rFonts w:ascii="Cascadia Code" w:eastAsia="Times New Roman" w:hAnsi="Cascadia Code" w:cs="Times New Roman"/>
+          <w:color w:val="98C379"/>
+          <w:sz w:val="23"/>
+          <w:szCs w:val="23"/>
+          <w:lang w:val="en-US" w:eastAsia="ru-RU"/>
+        </w:rPr>
+        <w:t xml:space="preserve"> </w:t>
+      </w:r>
+      <w:r>
+        <w:rPr>
+          <w:rFonts w:ascii="Cascadia Code" w:eastAsia="Times New Roman" w:hAnsi="Cascadia Code" w:cs="Times New Roman"/>
+          <w:color w:val="98C379"/>
+          <w:sz w:val="23"/>
+          <w:szCs w:val="23"/>
+          <w:lang w:eastAsia="ru-RU"/>
+        </w:rPr>
+        <w:t>байт</w:t>
+      </w:r>
+      <w:r>
+        <w:rPr>
+          <w:rFonts w:ascii="Cascadia Code" w:eastAsia="Times New Roman" w:hAnsi="Cascadia Code" w:cs="Times New Roman"/>
+          <w:color w:val="98C379"/>
+          <w:sz w:val="23"/>
+          <w:szCs w:val="23"/>
+          <w:lang w:val="en-US" w:eastAsia="ru-RU"/>
+        </w:rPr>
+        <w:t>)"</w:t>
+      </w:r>
+      <w:r>
+        <w:rPr>
+          <w:rFonts w:ascii="Cascadia Code" w:eastAsia="Times New Roman" w:hAnsi="Cascadia Code" w:cs="Times New Roman"/>
+          <w:color w:val="ABB2BF"/>
+          <w:sz w:val="23"/>
+          <w:szCs w:val="23"/>
+          <w:lang w:val="en-US" w:eastAsia="ru-RU"/>
+        </w:rPr>
+        <w:t xml:space="preserve">, SCHEMA_PATH, </w:t>
+      </w:r>
+      <w:r>
+        <w:rPr>
+          <w:rFonts w:ascii="Cascadia Code" w:eastAsia="Times New Roman" w:hAnsi="Cascadia Code" w:cs="Times New Roman"/>
+          <w:color w:val="56B6C2"/>
+          <w:sz w:val="23"/>
+          <w:szCs w:val="23"/>
+          <w:lang w:val="en-US" w:eastAsia="ru-RU"/>
+        </w:rPr>
+        <w:t>len</w:t>
+      </w:r>
+      <w:r>
+        <w:rPr>
+          <w:rFonts w:ascii="Cascadia Code" w:eastAsia="Times New Roman" w:hAnsi="Cascadia Code" w:cs="Times New Roman"/>
+          <w:color w:val="ABB2BF"/>
+          <w:sz w:val="23"/>
+          <w:szCs w:val="23"/>
+          <w:lang w:val="en-US" w:eastAsia="ru-RU"/>
+        </w:rPr>
+        <w:t>(script))</w:t>
+      </w:r>
+    </w:p>
+    <w:p>
+      <w:pPr>
+        <w:shd w:val="clear" w:color="auto" w:fill="282C34"/>
+        <w:spacing w:after="0" w:line="300" w:lineRule="atLeast"/>
+        <w:rPr>
+          <w:rFonts w:ascii="Cascadia Code" w:eastAsia="Times New Roman" w:hAnsi="Cascadia Code" w:cs="Times New Roman"/>
+          <w:color w:val="ABB2BF"/>
+          <w:sz w:val="23"/>
+          <w:szCs w:val="23"/>
+          <w:lang w:val="en-US" w:eastAsia="ru-RU"/>
+        </w:rPr>
+      </w:pPr>
+    </w:p>
+    <w:p>
+      <w:pPr>
+        <w:shd w:val="clear" w:color="auto" w:fill="282C34"/>
+        <w:spacing w:after="0" w:line="300" w:lineRule="atLeast"/>
+        <w:rPr>
+          <w:rFonts w:ascii="Cascadia Code" w:eastAsia="Times New Roman" w:hAnsi="Cascadia Code" w:cs="Times New Roman"/>
+          <w:color w:val="ABB2BF"/>
+          <w:sz w:val="23"/>
+          <w:szCs w:val="23"/>
+          <w:lang w:val="en-US" w:eastAsia="ru-RU"/>
+        </w:rPr>
+      </w:pPr>
+      <w:r>
+        <w:rPr>
+          <w:rFonts w:ascii="Cascadia Code" w:eastAsia="Times New Roman" w:hAnsi="Cascadia Code" w:cs="Times New Roman"/>
+          <w:color w:val="ABB2BF"/>
+          <w:sz w:val="23"/>
+          <w:szCs w:val="23"/>
+          <w:lang w:val="en-US" w:eastAsia="ru-RU"/>
+        </w:rPr>
+        <w:t xml:space="preserve">    conn </w:t>
+      </w:r>
+      <w:r>
+        <w:rPr>
+          <w:rFonts w:ascii="Cascadia Code" w:eastAsia="Times New Roman" w:hAnsi="Cascadia Code" w:cs="Times New Roman"/>
+          <w:color w:val="C678DD"/>
+          <w:sz w:val="23"/>
+          <w:szCs w:val="23"/>
+          <w:lang w:val="en-US" w:eastAsia="ru-RU"/>
+        </w:rPr>
+        <w:t>=</w:t>
+      </w:r>
+      <w:r>
+        <w:rPr>
+          <w:rFonts w:ascii="Cascadia Code" w:eastAsia="Times New Roman" w:hAnsi="Cascadia Code" w:cs="Times New Roman"/>
+          <w:color w:val="ABB2BF"/>
+          <w:sz w:val="23"/>
+          <w:szCs w:val="23"/>
+          <w:lang w:val="en-US" w:eastAsia="ru-RU"/>
+        </w:rPr>
+        <w:t xml:space="preserve"> sqlite3.connect(db_path)</w:t>
+      </w:r>
+    </w:p>
+    <w:p>
+      <w:pPr>
+        <w:shd w:val="clear" w:color="auto" w:fill="282C34"/>
+        <w:spacing w:after="0" w:line="300" w:lineRule="atLeast"/>
+        <w:rPr>
+          <w:rFonts w:ascii="Cascadia Code" w:eastAsia="Times New Roman" w:hAnsi="Cascadia Code" w:cs="Times New Roman"/>
+          <w:color w:val="ABB2BF"/>
+          <w:sz w:val="23"/>
+          <w:szCs w:val="23"/>
+          <w:lang w:val="en-US" w:eastAsia="ru-RU"/>
+        </w:rPr>
+      </w:pPr>
+      <w:r>
+        <w:rPr>
+          <w:rFonts w:ascii="Cascadia Code" w:eastAsia="Times New Roman" w:hAnsi="Cascadia Code" w:cs="Times New Roman"/>
+          <w:color w:val="ABB2BF"/>
+          <w:sz w:val="23"/>
+          <w:szCs w:val="23"/>
+          <w:lang w:val="en-US" w:eastAsia="ru-RU"/>
+        </w:rPr>
+        <w:t xml:space="preserve">    </w:t>
+      </w:r>
+      <w:r>
+        <w:rPr>
+          <w:rFonts w:ascii="Cascadia Code" w:eastAsia="Times New Roman" w:hAnsi="Cascadia Code" w:cs="Times New Roman"/>
+          <w:color w:val="C678DD"/>
+          <w:sz w:val="23"/>
+          <w:szCs w:val="23"/>
+          <w:lang w:val="en-US" w:eastAsia="ru-RU"/>
+        </w:rPr>
+        <w:t>try</w:t>
+      </w:r>
+      <w:r>
+        <w:rPr>
+          <w:rFonts w:ascii="Cascadia Code" w:eastAsia="Times New Roman" w:hAnsi="Cascadia Code" w:cs="Times New Roman"/>
+          <w:color w:val="ABB2BF"/>
+          <w:sz w:val="23"/>
+          <w:szCs w:val="23"/>
+          <w:lang w:val="en-US" w:eastAsia="ru-RU"/>
+        </w:rPr>
+        <w:t>:</w:t>
+      </w:r>
+    </w:p>
+    <w:p>
+      <w:pPr>
+        <w:shd w:val="clear" w:color="auto" w:fill="282C34"/>
+        <w:spacing w:after="0" w:line="300" w:lineRule="atLeast"/>
+        <w:rPr>
+          <w:rFonts w:ascii="Cascadia Code" w:eastAsia="Times New Roman" w:hAnsi="Cascadia Code" w:cs="Times New Roman"/>
+          <w:color w:val="ABB2BF"/>
+          <w:sz w:val="23"/>
+          <w:szCs w:val="23"/>
+          <w:lang w:val="en-US" w:eastAsia="ru-RU"/>
+        </w:rPr>
+      </w:pPr>
+      <w:r>
+        <w:rPr>
+          <w:rFonts w:ascii="Cascadia Code" w:eastAsia="Times New Roman" w:hAnsi="Cascadia Code" w:cs="Times New Roman"/>
+          <w:color w:val="ABB2BF"/>
+          <w:sz w:val="23"/>
+          <w:szCs w:val="23"/>
+          <w:lang w:val="en-US" w:eastAsia="ru-RU"/>
+        </w:rPr>
+        <w:t>        conn.execute(</w:t>
+      </w:r>
+      <w:r>
+        <w:rPr>
+          <w:rFonts w:ascii="Cascadia Code" w:eastAsia="Times New Roman" w:hAnsi="Cascadia Code" w:cs="Times New Roman"/>
+          <w:color w:val="98C379"/>
+          <w:sz w:val="23"/>
+          <w:szCs w:val="23"/>
+          <w:lang w:val="en-US" w:eastAsia="ru-RU"/>
+        </w:rPr>
+        <w:t>"PRAGMA foreign_keys = ON"</w:t>
+      </w:r>
+      <w:r>
+        <w:rPr>
+          <w:rFonts w:ascii="Cascadia Code" w:eastAsia="Times New Roman" w:hAnsi="Cascadia Code" w:cs="Times New Roman"/>
+          <w:color w:val="ABB2BF"/>
+          <w:sz w:val="23"/>
+          <w:szCs w:val="23"/>
+          <w:lang w:val="en-US" w:eastAsia="ru-RU"/>
+        </w:rPr>
+        <w:t>)</w:t>
+      </w:r>
+    </w:p>
+    <w:p>
+      <w:pPr>
+        <w:shd w:val="clear" w:color="auto" w:fill="282C34"/>
+        <w:spacing w:after="0" w:line="300" w:lineRule="atLeast"/>
+        <w:rPr>
+          <w:rFonts w:ascii="Cascadia Code" w:eastAsia="Times New Roman" w:hAnsi="Cascadia Code" w:cs="Times New Roman"/>
+          <w:color w:val="ABB2BF"/>
+          <w:sz w:val="23"/>
+          <w:szCs w:val="23"/>
+          <w:lang w:val="en-US" w:eastAsia="ru-RU"/>
+        </w:rPr>
+      </w:pPr>
+      <w:r>
+        <w:rPr>
+          <w:rFonts w:ascii="Cascadia Code" w:eastAsia="Times New Roman" w:hAnsi="Cascadia Code" w:cs="Times New Roman"/>
+          <w:color w:val="ABB2BF"/>
+          <w:sz w:val="23"/>
+          <w:szCs w:val="23"/>
+          <w:lang w:val="en-US" w:eastAsia="ru-RU"/>
+        </w:rPr>
+        <w:t>        conn.executescript(script)</w:t>
+      </w:r>
+    </w:p>
+    <w:p>
+      <w:pPr>
+        <w:shd w:val="clear" w:color="auto" w:fill="282C34"/>
+        <w:spacing w:after="0" w:line="300" w:lineRule="atLeast"/>
+        <w:rPr>
+          <w:rFonts w:ascii="Cascadia Code" w:eastAsia="Times New Roman" w:hAnsi="Cascadia Code" w:cs="Times New Roman"/>
+          <w:color w:val="ABB2BF"/>
+          <w:sz w:val="23"/>
+          <w:szCs w:val="23"/>
+          <w:lang w:val="en-US" w:eastAsia="ru-RU"/>
+        </w:rPr>
+      </w:pPr>
+      <w:r>
+        <w:rPr>
+          <w:rFonts w:ascii="Cascadia Code" w:eastAsia="Times New Roman" w:hAnsi="Cascadia Code" w:cs="Times New Roman"/>
+          <w:color w:val="ABB2BF"/>
+          <w:sz w:val="23"/>
+          <w:szCs w:val="23"/>
+          <w:lang w:val="en-US" w:eastAsia="ru-RU"/>
+        </w:rPr>
+        <w:t>        conn.commit()</w:t>
+      </w:r>
+    </w:p>
+    <w:p>
+      <w:pPr>
+        <w:shd w:val="clear" w:color="auto" w:fill="282C34"/>
+        <w:spacing w:after="0" w:line="300" w:lineRule="atLeast"/>
+        <w:rPr>
+          <w:rFonts w:ascii="Cascadia Code" w:eastAsia="Times New Roman" w:hAnsi="Cascadia Code" w:cs="Times New Roman"/>
+          <w:color w:val="ABB2BF"/>
+          <w:sz w:val="23"/>
+          <w:szCs w:val="23"/>
+          <w:lang w:val="en-US" w:eastAsia="ru-RU"/>
+        </w:rPr>
+      </w:pPr>
+      <w:r>
+        <w:rPr>
+          <w:rFonts w:ascii="Cascadia Code" w:eastAsia="Times New Roman" w:hAnsi="Cascadia Code" w:cs="Times New Roman"/>
+          <w:color w:val="ABB2BF"/>
+          <w:sz w:val="23"/>
+          <w:szCs w:val="23"/>
+          <w:lang w:val="en-US" w:eastAsia="ru-RU"/>
+        </w:rPr>
+        <w:t>        log.info(</w:t>
+      </w:r>
+      <w:r>
+        <w:rPr>
+          <w:rFonts w:ascii="Cascadia Code" w:eastAsia="Times New Roman" w:hAnsi="Cascadia Code" w:cs="Times New Roman"/>
+          <w:color w:val="98C379"/>
+          <w:sz w:val="23"/>
+          <w:szCs w:val="23"/>
+          <w:lang w:val="en-US" w:eastAsia="ru-RU"/>
+        </w:rPr>
+        <w:t>"</w:t>
+      </w:r>
+      <w:r>
+        <w:rPr>
+          <w:rFonts w:ascii="Cascadia Code" w:eastAsia="Times New Roman" w:hAnsi="Cascadia Code" w:cs="Times New Roman"/>
+          <w:color w:val="98C379"/>
+          <w:sz w:val="23"/>
+          <w:szCs w:val="23"/>
+          <w:lang w:eastAsia="ru-RU"/>
+        </w:rPr>
+        <w:t>Скрипт</w:t>
+      </w:r>
+      <w:r>
+        <w:rPr>
+          <w:rFonts w:ascii="Cascadia Code" w:eastAsia="Times New Roman" w:hAnsi="Cascadia Code" w:cs="Times New Roman"/>
+          <w:color w:val="98C379"/>
+          <w:sz w:val="23"/>
+          <w:szCs w:val="23"/>
+          <w:lang w:val="en-US" w:eastAsia="ru-RU"/>
+        </w:rPr>
+        <w:t xml:space="preserve"> </w:t>
+      </w:r>
+      <w:r>
+        <w:rPr>
+          <w:rFonts w:ascii="Cascadia Code" w:eastAsia="Times New Roman" w:hAnsi="Cascadia Code" w:cs="Times New Roman"/>
+          <w:color w:val="98C379"/>
+          <w:sz w:val="23"/>
+          <w:szCs w:val="23"/>
+          <w:lang w:eastAsia="ru-RU"/>
+        </w:rPr>
+        <w:t>выполнен</w:t>
+      </w:r>
+      <w:r>
+        <w:rPr>
+          <w:rFonts w:ascii="Cascadia Code" w:eastAsia="Times New Roman" w:hAnsi="Cascadia Code" w:cs="Times New Roman"/>
+          <w:color w:val="98C379"/>
+          <w:sz w:val="23"/>
+          <w:szCs w:val="23"/>
+          <w:lang w:val="en-US" w:eastAsia="ru-RU"/>
+        </w:rPr>
+        <w:t xml:space="preserve">, </w:t>
+      </w:r>
+      <w:r>
+        <w:rPr>
+          <w:rFonts w:ascii="Cascadia Code" w:eastAsia="Times New Roman" w:hAnsi="Cascadia Code" w:cs="Times New Roman"/>
+          <w:color w:val="98C379"/>
+          <w:sz w:val="23"/>
+          <w:szCs w:val="23"/>
+          <w:lang w:eastAsia="ru-RU"/>
+        </w:rPr>
+        <w:t>БД</w:t>
+      </w:r>
+      <w:r>
+        <w:rPr>
+          <w:rFonts w:ascii="Cascadia Code" w:eastAsia="Times New Roman" w:hAnsi="Cascadia Code" w:cs="Times New Roman"/>
+          <w:color w:val="98C379"/>
+          <w:sz w:val="23"/>
+          <w:szCs w:val="23"/>
+          <w:lang w:val="en-US" w:eastAsia="ru-RU"/>
+        </w:rPr>
+        <w:t xml:space="preserve">: </w:t>
+      </w:r>
+      <w:r>
+        <w:rPr>
+          <w:rFonts w:ascii="Cascadia Code" w:eastAsia="Times New Roman" w:hAnsi="Cascadia Code" w:cs="Times New Roman"/>
+          <w:color w:val="D19A66"/>
+          <w:sz w:val="23"/>
+          <w:szCs w:val="23"/>
+          <w:lang w:val="en-US" w:eastAsia="ru-RU"/>
+        </w:rPr>
+        <w:t>%s</w:t>
+      </w:r>
+      <w:r>
+        <w:rPr>
+          <w:rFonts w:ascii="Cascadia Code" w:eastAsia="Times New Roman" w:hAnsi="Cascadia Code" w:cs="Times New Roman"/>
+          <w:color w:val="98C379"/>
+          <w:sz w:val="23"/>
+          <w:szCs w:val="23"/>
+          <w:lang w:val="en-US" w:eastAsia="ru-RU"/>
+        </w:rPr>
+        <w:t>"</w:t>
+      </w:r>
+      <w:r>
+        <w:rPr>
+          <w:rFonts w:ascii="Cascadia Code" w:eastAsia="Times New Roman" w:hAnsi="Cascadia Code" w:cs="Times New Roman"/>
+          <w:color w:val="ABB2BF"/>
+          <w:sz w:val="23"/>
+          <w:szCs w:val="23"/>
+          <w:lang w:val="en-US" w:eastAsia="ru-RU"/>
+        </w:rPr>
+        <w:t>, db_path)</w:t>
+      </w:r>
+    </w:p>
+    <w:p>
+      <w:pPr>
+        <w:shd w:val="clear" w:color="auto" w:fill="282C34"/>
+        <w:spacing w:after="0" w:line="300" w:lineRule="atLeast"/>
+        <w:rPr>
+          <w:rFonts w:ascii="Cascadia Code" w:eastAsia="Times New Roman" w:hAnsi="Cascadia Code" w:cs="Times New Roman"/>
+          <w:color w:val="ABB2BF"/>
+          <w:sz w:val="23"/>
+          <w:szCs w:val="23"/>
+          <w:lang w:val="en-US" w:eastAsia="ru-RU"/>
+        </w:rPr>
+      </w:pPr>
+    </w:p>
+    <w:p>
+      <w:pPr>
+        <w:shd w:val="clear" w:color="auto" w:fill="282C34"/>
+        <w:spacing w:after="0" w:line="300" w:lineRule="atLeast"/>
+        <w:rPr>
+          <w:rFonts w:ascii="Cascadia Code" w:eastAsia="Times New Roman" w:hAnsi="Cascadia Code" w:cs="Times New Roman"/>
+          <w:color w:val="ABB2BF"/>
+          <w:sz w:val="23"/>
+          <w:szCs w:val="23"/>
+          <w:lang w:val="en-US" w:eastAsia="ru-RU"/>
+        </w:rPr>
+      </w:pPr>
+      <w:r>
+        <w:rPr>
+          <w:rFonts w:ascii="Cascadia Code" w:eastAsia="Times New Roman" w:hAnsi="Cascadia Code" w:cs="Times New Roman"/>
+          <w:color w:val="ABB2BF"/>
+          <w:sz w:val="23"/>
+          <w:szCs w:val="23"/>
+          <w:lang w:val="en-US" w:eastAsia="ru-RU"/>
+        </w:rPr>
+        <w:t xml:space="preserve">        tables </w:t>
+      </w:r>
+      <w:r>
+        <w:rPr>
+          <w:rFonts w:ascii="Cascadia Code" w:eastAsia="Times New Roman" w:hAnsi="Cascadia Code" w:cs="Times New Roman"/>
+          <w:color w:val="C678DD"/>
+          <w:sz w:val="23"/>
+          <w:szCs w:val="23"/>
+          <w:lang w:val="en-US" w:eastAsia="ru-RU"/>
+        </w:rPr>
+        <w:t>=</w:t>
+      </w:r>
+      <w:r>
+        <w:rPr>
+          <w:rFonts w:ascii="Cascadia Code" w:eastAsia="Times New Roman" w:hAnsi="Cascadia Code" w:cs="Times New Roman"/>
+          <w:color w:val="ABB2BF"/>
+          <w:sz w:val="23"/>
+          <w:szCs w:val="23"/>
+          <w:lang w:val="en-US" w:eastAsia="ru-RU"/>
+        </w:rPr>
+        <w:t xml:space="preserve"> [r[</w:t>
+      </w:r>
+      <w:r>
+        <w:rPr>
+          <w:rFonts w:ascii="Cascadia Code" w:eastAsia="Times New Roman" w:hAnsi="Cascadia Code" w:cs="Times New Roman"/>
+          <w:color w:val="AFD166"/>
+          <w:sz w:val="23"/>
+          <w:szCs w:val="23"/>
+          <w:lang w:val="en-US" w:eastAsia="ru-RU"/>
+        </w:rPr>
+        <w:t>0</w:t>
+      </w:r>
+      <w:r>
+        <w:rPr>
+          <w:rFonts w:ascii="Cascadia Code" w:eastAsia="Times New Roman" w:hAnsi="Cascadia Code" w:cs="Times New Roman"/>
+          <w:color w:val="ABB2BF"/>
+          <w:sz w:val="23"/>
+          <w:szCs w:val="23"/>
+          <w:lang w:val="en-US" w:eastAsia="ru-RU"/>
+        </w:rPr>
+        <w:t xml:space="preserve">] </w:t>
+      </w:r>
+      <w:r>
+        <w:rPr>
+          <w:rFonts w:ascii="Cascadia Code" w:eastAsia="Times New Roman" w:hAnsi="Cascadia Code" w:cs="Times New Roman"/>
+          <w:color w:val="C678DD"/>
+          <w:sz w:val="23"/>
+          <w:szCs w:val="23"/>
+          <w:lang w:val="en-US" w:eastAsia="ru-RU"/>
+        </w:rPr>
+        <w:t>for</w:t>
+      </w:r>
+      <w:r>
+        <w:rPr>
+          <w:rFonts w:ascii="Cascadia Code" w:eastAsia="Times New Roman" w:hAnsi="Cascadia Code" w:cs="Times New Roman"/>
+          <w:color w:val="ABB2BF"/>
+          <w:sz w:val="23"/>
+          <w:szCs w:val="23"/>
+          <w:lang w:val="en-US" w:eastAsia="ru-RU"/>
+        </w:rPr>
+        <w:t xml:space="preserve"> r </w:t>
+      </w:r>
+      <w:r>
+        <w:rPr>
+          <w:rFonts w:ascii="Cascadia Code" w:eastAsia="Times New Roman" w:hAnsi="Cascadia Code" w:cs="Times New Roman"/>
+          <w:color w:val="C678DD"/>
+          <w:sz w:val="23"/>
+          <w:szCs w:val="23"/>
+          <w:lang w:val="en-US" w:eastAsia="ru-RU"/>
+        </w:rPr>
+        <w:t>in</w:t>
+      </w:r>
+      <w:r>
+        <w:rPr>
+          <w:rFonts w:ascii="Cascadia Code" w:eastAsia="Times New Roman" w:hAnsi="Cascadia Code" w:cs="Times New Roman"/>
+          <w:color w:val="ABB2BF"/>
+          <w:sz w:val="23"/>
+          <w:szCs w:val="23"/>
+          <w:lang w:val="en-US" w:eastAsia="ru-RU"/>
+        </w:rPr>
+        <w:t xml:space="preserve"> conn.execute(</w:t>
+      </w:r>
+    </w:p>
+    <w:p>
+      <w:pPr>
+        <w:shd w:val="clear" w:color="auto" w:fill="282C34"/>
+        <w:spacing w:after="0" w:line="300" w:lineRule="atLeast"/>
+        <w:rPr>
+          <w:rFonts w:ascii="Cascadia Code" w:eastAsia="Times New Roman" w:hAnsi="Cascadia Code" w:cs="Times New Roman"/>
+          <w:color w:val="ABB2BF"/>
+          <w:sz w:val="23"/>
+          <w:szCs w:val="23"/>
+          <w:lang w:val="en-US" w:eastAsia="ru-RU"/>
+        </w:rPr>
+      </w:pPr>
+      <w:r>
+        <w:rPr>
+          <w:rFonts w:ascii="Cascadia Code" w:eastAsia="Times New Roman" w:hAnsi="Cascadia Code" w:cs="Times New Roman"/>
+          <w:color w:val="ABB2BF"/>
+          <w:sz w:val="23"/>
+          <w:szCs w:val="23"/>
+          <w:lang w:val="en-US" w:eastAsia="ru-RU"/>
+        </w:rPr>
+        <w:t xml:space="preserve">            </w:t>
+      </w:r>
+      <w:r>
+        <w:rPr>
+          <w:rFonts w:ascii="Cascadia Code" w:eastAsia="Times New Roman" w:hAnsi="Cascadia Code" w:cs="Times New Roman"/>
+          <w:color w:val="98C379"/>
+          <w:sz w:val="23"/>
+          <w:szCs w:val="23"/>
+          <w:lang w:val="en-US" w:eastAsia="ru-RU"/>
+        </w:rPr>
+        <w:t>"SELECT name FROM sqlite_master "</w:t>
+      </w:r>
+    </w:p>
+    <w:p>
+      <w:pPr>
+        <w:shd w:val="clear" w:color="auto" w:fill="282C34"/>
+        <w:spacing w:after="0" w:line="300" w:lineRule="atLeast"/>
+        <w:rPr>
+          <w:rFonts w:ascii="Cascadia Code" w:eastAsia="Times New Roman" w:hAnsi="Cascadia Code" w:cs="Times New Roman"/>
+          <w:color w:val="ABB2BF"/>
+          <w:sz w:val="23"/>
+          <w:szCs w:val="23"/>
+          <w:lang w:val="en-US" w:eastAsia="ru-RU"/>
+        </w:rPr>
+      </w:pPr>
+      <w:r>
+        <w:rPr>
+          <w:rFonts w:ascii="Cascadia Code" w:eastAsia="Times New Roman" w:hAnsi="Cascadia Code" w:cs="Times New Roman"/>
+          <w:color w:val="ABB2BF"/>
+          <w:sz w:val="23"/>
+          <w:szCs w:val="23"/>
+          <w:lang w:val="en-US" w:eastAsia="ru-RU"/>
+        </w:rPr>
+        <w:t xml:space="preserve">            </w:t>
+      </w:r>
+      <w:r>
+        <w:rPr>
+          <w:rFonts w:ascii="Cascadia Code" w:eastAsia="Times New Roman" w:hAnsi="Cascadia Code" w:cs="Times New Roman"/>
+          <w:color w:val="98C379"/>
+          <w:sz w:val="23"/>
+          <w:szCs w:val="23"/>
+          <w:lang w:val="en-US" w:eastAsia="ru-RU"/>
+        </w:rPr>
+        <w:t>"WHERE type = 'table' AND name NOT LIKE 'sqlite_%' ORDER BY name"</w:t>
+      </w:r>
+      <w:r>
+        <w:rPr>
+          <w:rFonts w:ascii="Cascadia Code" w:eastAsia="Times New Roman" w:hAnsi="Cascadia Code" w:cs="Times New Roman"/>
+          <w:color w:val="ABB2BF"/>
+          <w:sz w:val="23"/>
+          <w:szCs w:val="23"/>
+          <w:lang w:val="en-US" w:eastAsia="ru-RU"/>
+        </w:rPr>
+        <w:t>)]</w:t>
+      </w:r>
+    </w:p>
+    <w:p>
+      <w:pPr>
+        <w:shd w:val="clear" w:color="auto" w:fill="282C34"/>
+        <w:spacing w:after="0" w:line="300" w:lineRule="atLeast"/>
+        <w:rPr>
+          <w:rFonts w:ascii="Cascadia Code" w:eastAsia="Times New Roman" w:hAnsi="Cascadia Code" w:cs="Times New Roman"/>
+          <w:color w:val="ABB2BF"/>
+          <w:sz w:val="23"/>
+          <w:szCs w:val="23"/>
+          <w:lang w:val="en-US" w:eastAsia="ru-RU"/>
+        </w:rPr>
+      </w:pPr>
+      <w:r>
+        <w:rPr>
+          <w:rFonts w:ascii="Cascadia Code" w:eastAsia="Times New Roman" w:hAnsi="Cascadia Code" w:cs="Times New Roman"/>
+          <w:color w:val="ABB2BF"/>
+          <w:sz w:val="23"/>
+          <w:szCs w:val="23"/>
+          <w:lang w:val="en-US" w:eastAsia="ru-RU"/>
+        </w:rPr>
+        <w:t xml:space="preserve">        indexes </w:t>
+      </w:r>
+      <w:r>
+        <w:rPr>
+          <w:rFonts w:ascii="Cascadia Code" w:eastAsia="Times New Roman" w:hAnsi="Cascadia Code" w:cs="Times New Roman"/>
+          <w:color w:val="C678DD"/>
+          <w:sz w:val="23"/>
+          <w:szCs w:val="23"/>
+          <w:lang w:val="en-US" w:eastAsia="ru-RU"/>
+        </w:rPr>
+        <w:t>=</w:t>
+      </w:r>
+      <w:r>
+        <w:rPr>
+          <w:rFonts w:ascii="Cascadia Code" w:eastAsia="Times New Roman" w:hAnsi="Cascadia Code" w:cs="Times New Roman"/>
+          <w:color w:val="ABB2BF"/>
+          <w:sz w:val="23"/>
+          <w:szCs w:val="23"/>
+          <w:lang w:val="en-US" w:eastAsia="ru-RU"/>
+        </w:rPr>
+        <w:t xml:space="preserve"> [r[</w:t>
+      </w:r>
+      <w:r>
+        <w:rPr>
+          <w:rFonts w:ascii="Cascadia Code" w:eastAsia="Times New Roman" w:hAnsi="Cascadia Code" w:cs="Times New Roman"/>
+          <w:color w:val="AFD166"/>
+          <w:sz w:val="23"/>
+          <w:szCs w:val="23"/>
+          <w:lang w:val="en-US" w:eastAsia="ru-RU"/>
+        </w:rPr>
+        <w:t>0</w:t>
+      </w:r>
+      <w:r>
+        <w:rPr>
+          <w:rFonts w:ascii="Cascadia Code" w:eastAsia="Times New Roman" w:hAnsi="Cascadia Code" w:cs="Times New Roman"/>
+          <w:color w:val="ABB2BF"/>
+          <w:sz w:val="23"/>
+          <w:szCs w:val="23"/>
+          <w:lang w:val="en-US" w:eastAsia="ru-RU"/>
+        </w:rPr>
+        <w:t xml:space="preserve">] </w:t>
+      </w:r>
+      <w:r>
+        <w:rPr>
+          <w:rFonts w:ascii="Cascadia Code" w:eastAsia="Times New Roman" w:hAnsi="Cascadia Code" w:cs="Times New Roman"/>
+          <w:color w:val="C678DD"/>
+          <w:sz w:val="23"/>
+          <w:szCs w:val="23"/>
+          <w:lang w:val="en-US" w:eastAsia="ru-RU"/>
+        </w:rPr>
+        <w:t>for</w:t>
+      </w:r>
+      <w:r>
+        <w:rPr>
+          <w:rFonts w:ascii="Cascadia Code" w:eastAsia="Times New Roman" w:hAnsi="Cascadia Code" w:cs="Times New Roman"/>
+          <w:color w:val="ABB2BF"/>
+          <w:sz w:val="23"/>
+          <w:szCs w:val="23"/>
+          <w:lang w:val="en-US" w:eastAsia="ru-RU"/>
+        </w:rPr>
+        <w:t xml:space="preserve"> r </w:t>
+      </w:r>
+      <w:r>
+        <w:rPr>
+          <w:rFonts w:ascii="Cascadia Code" w:eastAsia="Times New Roman" w:hAnsi="Cascadia Code" w:cs="Times New Roman"/>
+          <w:color w:val="C678DD"/>
+          <w:sz w:val="23"/>
+          <w:szCs w:val="23"/>
+          <w:lang w:val="en-US" w:eastAsia="ru-RU"/>
+        </w:rPr>
+        <w:t>in</w:t>
+      </w:r>
+      <w:r>
+        <w:rPr>
+          <w:rFonts w:ascii="Cascadia Code" w:eastAsia="Times New Roman" w:hAnsi="Cascadia Code" w:cs="Times New Roman"/>
+          <w:color w:val="ABB2BF"/>
+          <w:sz w:val="23"/>
+          <w:szCs w:val="23"/>
+          <w:lang w:val="en-US" w:eastAsia="ru-RU"/>
+        </w:rPr>
+        <w:t xml:space="preserve"> conn.execute(</w:t>
+      </w:r>
+    </w:p>
+    <w:p>
+      <w:pPr>
+        <w:shd w:val="clear" w:color="auto" w:fill="282C34"/>
+        <w:spacing w:after="0" w:line="300" w:lineRule="atLeast"/>
+        <w:rPr>
+          <w:rFonts w:ascii="Cascadia Code" w:eastAsia="Times New Roman" w:hAnsi="Cascadia Code" w:cs="Times New Roman"/>
+          <w:color w:val="ABB2BF"/>
+          <w:sz w:val="23"/>
+          <w:szCs w:val="23"/>
+          <w:lang w:val="en-US" w:eastAsia="ru-RU"/>
+        </w:rPr>
+      </w:pPr>
+      <w:r>
+        <w:rPr>
+          <w:rFonts w:ascii="Cascadia Code" w:eastAsia="Times New Roman" w:hAnsi="Cascadia Code" w:cs="Times New Roman"/>
+          <w:color w:val="ABB2BF"/>
+          <w:sz w:val="23"/>
+          <w:szCs w:val="23"/>
+          <w:lang w:val="en-US" w:eastAsia="ru-RU"/>
+        </w:rPr>
+        <w:t xml:space="preserve">            </w:t>
+      </w:r>
+      <w:r>
+        <w:rPr>
+          <w:rFonts w:ascii="Cascadia Code" w:eastAsia="Times New Roman" w:hAnsi="Cascadia Code" w:cs="Times New Roman"/>
+          <w:color w:val="98C379"/>
+          <w:sz w:val="23"/>
+          <w:szCs w:val="23"/>
+          <w:lang w:val="en-US" w:eastAsia="ru-RU"/>
+        </w:rPr>
+        <w:t>"SELECT name FROM sqlite_master "</w:t>
+      </w:r>
+    </w:p>
+    <w:p>
+      <w:pPr>
+        <w:shd w:val="clear" w:color="auto" w:fill="282C34"/>
+        <w:spacing w:after="0" w:line="300" w:lineRule="atLeast"/>
+        <w:rPr>
+          <w:rFonts w:ascii="Cascadia Code" w:eastAsia="Times New Roman" w:hAnsi="Cascadia Code" w:cs="Times New Roman"/>
+          <w:color w:val="ABB2BF"/>
+          <w:sz w:val="23"/>
+          <w:szCs w:val="23"/>
+          <w:lang w:val="en-US" w:eastAsia="ru-RU"/>
+        </w:rPr>
+      </w:pPr>
+      <w:r>
+        <w:rPr>
+          <w:rFonts w:ascii="Cascadia Code" w:eastAsia="Times New Roman" w:hAnsi="Cascadia Code" w:cs="Times New Roman"/>
+          <w:color w:val="ABB2BF"/>
+          <w:sz w:val="23"/>
+          <w:szCs w:val="23"/>
+          <w:lang w:val="en-US" w:eastAsia="ru-RU"/>
+        </w:rPr>
+        <w:t xml:space="preserve">            </w:t>
+      </w:r>
+      <w:r>
+        <w:rPr>
+          <w:rFonts w:ascii="Cascadia Code" w:eastAsia="Times New Roman" w:hAnsi="Cascadia Code" w:cs="Times New Roman"/>
+          <w:color w:val="98C379"/>
+          <w:sz w:val="23"/>
+          <w:szCs w:val="23"/>
+          <w:lang w:val="en-US" w:eastAsia="ru-RU"/>
+        </w:rPr>
+        <w:t>"WHERE type = 'index' AND name LIKE 'idx_%' ORDER BY name"</w:t>
+      </w:r>
+      <w:r>
+        <w:rPr>
+          <w:rFonts w:ascii="Cascadia Code" w:eastAsia="Times New Roman" w:hAnsi="Cascadia Code" w:cs="Times New Roman"/>
+          <w:color w:val="ABB2BF"/>
+          <w:sz w:val="23"/>
+          <w:szCs w:val="23"/>
+          <w:lang w:val="en-US" w:eastAsia="ru-RU"/>
+        </w:rPr>
+        <w:t>)]</w:t>
+      </w:r>
+    </w:p>
+    <w:p>
+      <w:pPr>
+        <w:shd w:val="clear" w:color="auto" w:fill="282C34"/>
+        <w:spacing w:after="0" w:line="300" w:lineRule="atLeast"/>
+        <w:rPr>
+          <w:rFonts w:ascii="Cascadia Code" w:eastAsia="Times New Roman" w:hAnsi="Cascadia Code" w:cs="Times New Roman"/>
+          <w:color w:val="ABB2BF"/>
+          <w:sz w:val="23"/>
+          <w:szCs w:val="23"/>
+          <w:lang w:val="en-US" w:eastAsia="ru-RU"/>
+        </w:rPr>
+      </w:pPr>
+      <w:r>
+        <w:rPr>
+          <w:rFonts w:ascii="Cascadia Code" w:eastAsia="Times New Roman" w:hAnsi="Cascadia Code" w:cs="Times New Roman"/>
+          <w:color w:val="ABB2BF"/>
+          <w:sz w:val="23"/>
+          <w:szCs w:val="23"/>
+          <w:lang w:val="en-US" w:eastAsia="ru-RU"/>
+        </w:rPr>
+        <w:lastRenderedPageBreak/>
+        <w:t xml:space="preserve">        fk_on </w:t>
+      </w:r>
+      <w:r>
+        <w:rPr>
+          <w:rFonts w:ascii="Cascadia Code" w:eastAsia="Times New Roman" w:hAnsi="Cascadia Code" w:cs="Times New Roman"/>
+          <w:color w:val="C678DD"/>
+          <w:sz w:val="23"/>
+          <w:szCs w:val="23"/>
+          <w:lang w:val="en-US" w:eastAsia="ru-RU"/>
+        </w:rPr>
+        <w:t>=</w:t>
+      </w:r>
+      <w:r>
+        <w:rPr>
+          <w:rFonts w:ascii="Cascadia Code" w:eastAsia="Times New Roman" w:hAnsi="Cascadia Code" w:cs="Times New Roman"/>
+          <w:color w:val="ABB2BF"/>
+          <w:sz w:val="23"/>
+          <w:szCs w:val="23"/>
+          <w:lang w:val="en-US" w:eastAsia="ru-RU"/>
+        </w:rPr>
+        <w:t xml:space="preserve"> conn.execute(</w:t>
+      </w:r>
+      <w:r>
+        <w:rPr>
+          <w:rFonts w:ascii="Cascadia Code" w:eastAsia="Times New Roman" w:hAnsi="Cascadia Code" w:cs="Times New Roman"/>
+          <w:color w:val="98C379"/>
+          <w:sz w:val="23"/>
+          <w:szCs w:val="23"/>
+          <w:lang w:val="en-US" w:eastAsia="ru-RU"/>
+        </w:rPr>
+        <w:t>"PRAGMA foreign_keys"</w:t>
+      </w:r>
+      <w:r>
+        <w:rPr>
+          <w:rFonts w:ascii="Cascadia Code" w:eastAsia="Times New Roman" w:hAnsi="Cascadia Code" w:cs="Times New Roman"/>
+          <w:color w:val="ABB2BF"/>
+          <w:sz w:val="23"/>
+          <w:szCs w:val="23"/>
+          <w:lang w:val="en-US" w:eastAsia="ru-RU"/>
+        </w:rPr>
+        <w:t>).fetchone()[</w:t>
+      </w:r>
+      <w:r>
+        <w:rPr>
+          <w:rFonts w:ascii="Cascadia Code" w:eastAsia="Times New Roman" w:hAnsi="Cascadia Code" w:cs="Times New Roman"/>
+          <w:color w:val="AFD166"/>
+          <w:sz w:val="23"/>
+          <w:szCs w:val="23"/>
+          <w:lang w:val="en-US" w:eastAsia="ru-RU"/>
+        </w:rPr>
+        <w:t>0</w:t>
+      </w:r>
+      <w:r>
+        <w:rPr>
+          <w:rFonts w:ascii="Cascadia Code" w:eastAsia="Times New Roman" w:hAnsi="Cascadia Code" w:cs="Times New Roman"/>
+          <w:color w:val="ABB2BF"/>
+          <w:sz w:val="23"/>
+          <w:szCs w:val="23"/>
+          <w:lang w:val="en-US" w:eastAsia="ru-RU"/>
+        </w:rPr>
+        <w:t>]</w:t>
+      </w:r>
+    </w:p>
+    <w:p>
+      <w:pPr>
+        <w:shd w:val="clear" w:color="auto" w:fill="282C34"/>
+        <w:spacing w:after="0" w:line="300" w:lineRule="atLeast"/>
+        <w:rPr>
+          <w:rFonts w:ascii="Cascadia Code" w:eastAsia="Times New Roman" w:hAnsi="Cascadia Code" w:cs="Times New Roman"/>
+          <w:color w:val="ABB2BF"/>
+          <w:sz w:val="23"/>
+          <w:szCs w:val="23"/>
+          <w:lang w:val="en-US" w:eastAsia="ru-RU"/>
+        </w:rPr>
+      </w:pPr>
+      <w:r>
+        <w:rPr>
+          <w:rFonts w:ascii="Cascadia Code" w:eastAsia="Times New Roman" w:hAnsi="Cascadia Code" w:cs="Times New Roman"/>
+          <w:color w:val="ABB2BF"/>
+          <w:sz w:val="23"/>
+          <w:szCs w:val="23"/>
+          <w:lang w:val="en-US" w:eastAsia="ru-RU"/>
+        </w:rPr>
+        <w:t xml:space="preserve">        </w:t>
+      </w:r>
+      <w:r>
+        <w:rPr>
+          <w:rFonts w:ascii="Cascadia Code" w:eastAsia="Times New Roman" w:hAnsi="Cascadia Code" w:cs="Times New Roman"/>
+          <w:color w:val="C678DD"/>
+          <w:sz w:val="23"/>
+          <w:szCs w:val="23"/>
+          <w:lang w:val="en-US" w:eastAsia="ru-RU"/>
+        </w:rPr>
+        <w:t>return</w:t>
+      </w:r>
+      <w:r>
+        <w:rPr>
+          <w:rFonts w:ascii="Cascadia Code" w:eastAsia="Times New Roman" w:hAnsi="Cascadia Code" w:cs="Times New Roman"/>
+          <w:color w:val="ABB2BF"/>
+          <w:sz w:val="23"/>
+          <w:szCs w:val="23"/>
+          <w:lang w:val="en-US" w:eastAsia="ru-RU"/>
+        </w:rPr>
+        <w:t xml:space="preserve"> tables, indexes, fk_on</w:t>
+      </w:r>
+    </w:p>
+    <w:p>
+      <w:pPr>
+        <w:shd w:val="clear" w:color="auto" w:fill="282C34"/>
+        <w:spacing w:after="0" w:line="300" w:lineRule="atLeast"/>
+        <w:rPr>
+          <w:rFonts w:ascii="Cascadia Code" w:eastAsia="Times New Roman" w:hAnsi="Cascadia Code" w:cs="Times New Roman"/>
+          <w:color w:val="ABB2BF"/>
+          <w:sz w:val="23"/>
+          <w:szCs w:val="23"/>
+          <w:lang w:val="en-US" w:eastAsia="ru-RU"/>
+        </w:rPr>
+      </w:pPr>
+      <w:r>
+        <w:rPr>
+          <w:rFonts w:ascii="Cascadia Code" w:eastAsia="Times New Roman" w:hAnsi="Cascadia Code" w:cs="Times New Roman"/>
+          <w:color w:val="ABB2BF"/>
+          <w:sz w:val="23"/>
+          <w:szCs w:val="23"/>
+          <w:lang w:val="en-US" w:eastAsia="ru-RU"/>
+        </w:rPr>
+        <w:t xml:space="preserve">    </w:t>
+      </w:r>
+      <w:r>
+        <w:rPr>
+          <w:rFonts w:ascii="Cascadia Code" w:eastAsia="Times New Roman" w:hAnsi="Cascadia Code" w:cs="Times New Roman"/>
+          <w:color w:val="C678DD"/>
+          <w:sz w:val="23"/>
+          <w:szCs w:val="23"/>
+          <w:lang w:val="en-US" w:eastAsia="ru-RU"/>
+        </w:rPr>
+        <w:t>except</w:t>
+      </w:r>
+      <w:r>
+        <w:rPr>
+          <w:rFonts w:ascii="Cascadia Code" w:eastAsia="Times New Roman" w:hAnsi="Cascadia Code" w:cs="Times New Roman"/>
+          <w:color w:val="ABB2BF"/>
+          <w:sz w:val="23"/>
+          <w:szCs w:val="23"/>
+          <w:lang w:val="en-US" w:eastAsia="ru-RU"/>
+        </w:rPr>
+        <w:t xml:space="preserve"> sqlite3.Error:</w:t>
+      </w:r>
+    </w:p>
+    <w:p>
+      <w:pPr>
+        <w:shd w:val="clear" w:color="auto" w:fill="282C34"/>
+        <w:spacing w:after="0" w:line="300" w:lineRule="atLeast"/>
+        <w:rPr>
+          <w:rFonts w:ascii="Cascadia Code" w:eastAsia="Times New Roman" w:hAnsi="Cascadia Code" w:cs="Times New Roman"/>
+          <w:color w:val="ABB2BF"/>
+          <w:sz w:val="23"/>
+          <w:szCs w:val="23"/>
+          <w:lang w:val="en-US" w:eastAsia="ru-RU"/>
+        </w:rPr>
+      </w:pPr>
+      <w:r>
+        <w:rPr>
+          <w:rFonts w:ascii="Cascadia Code" w:eastAsia="Times New Roman" w:hAnsi="Cascadia Code" w:cs="Times New Roman"/>
+          <w:color w:val="ABB2BF"/>
+          <w:sz w:val="23"/>
+          <w:szCs w:val="23"/>
+          <w:lang w:val="en-US" w:eastAsia="ru-RU"/>
+        </w:rPr>
+        <w:t>        conn.rollback()</w:t>
+      </w:r>
+    </w:p>
+    <w:p>
+      <w:pPr>
+        <w:shd w:val="clear" w:color="auto" w:fill="282C34"/>
+        <w:spacing w:after="0" w:line="300" w:lineRule="atLeast"/>
+        <w:rPr>
+          <w:rFonts w:ascii="Cascadia Code" w:eastAsia="Times New Roman" w:hAnsi="Cascadia Code" w:cs="Times New Roman"/>
+          <w:color w:val="ABB2BF"/>
+          <w:sz w:val="23"/>
+          <w:szCs w:val="23"/>
+          <w:lang w:val="en-US" w:eastAsia="ru-RU"/>
+        </w:rPr>
+      </w:pPr>
+      <w:r>
+        <w:rPr>
+          <w:rFonts w:ascii="Cascadia Code" w:eastAsia="Times New Roman" w:hAnsi="Cascadia Code" w:cs="Times New Roman"/>
+          <w:color w:val="ABB2BF"/>
+          <w:sz w:val="23"/>
+          <w:szCs w:val="23"/>
+          <w:lang w:val="en-US" w:eastAsia="ru-RU"/>
+        </w:rPr>
+        <w:t xml:space="preserve">        </w:t>
+      </w:r>
+      <w:r>
+        <w:rPr>
+          <w:rFonts w:ascii="Cascadia Code" w:eastAsia="Times New Roman" w:hAnsi="Cascadia Code" w:cs="Times New Roman"/>
+          <w:color w:val="C678DD"/>
+          <w:sz w:val="23"/>
+          <w:szCs w:val="23"/>
+          <w:lang w:val="en-US" w:eastAsia="ru-RU"/>
+        </w:rPr>
+        <w:t>raise</w:t>
+      </w:r>
+    </w:p>
+    <w:p>
+      <w:pPr>
+        <w:shd w:val="clear" w:color="auto" w:fill="282C34"/>
+        <w:spacing w:after="0" w:line="300" w:lineRule="atLeast"/>
+        <w:rPr>
+          <w:rFonts w:ascii="Cascadia Code" w:eastAsia="Times New Roman" w:hAnsi="Cascadia Code" w:cs="Times New Roman"/>
+          <w:color w:val="ABB2BF"/>
+          <w:sz w:val="23"/>
+          <w:szCs w:val="23"/>
+          <w:lang w:val="en-US" w:eastAsia="ru-RU"/>
+        </w:rPr>
+      </w:pPr>
+      <w:r>
+        <w:rPr>
+          <w:rFonts w:ascii="Cascadia Code" w:eastAsia="Times New Roman" w:hAnsi="Cascadia Code" w:cs="Times New Roman"/>
+          <w:color w:val="ABB2BF"/>
+          <w:sz w:val="23"/>
+          <w:szCs w:val="23"/>
+          <w:lang w:val="en-US" w:eastAsia="ru-RU"/>
+        </w:rPr>
+        <w:t xml:space="preserve">    </w:t>
+      </w:r>
+      <w:r>
+        <w:rPr>
+          <w:rFonts w:ascii="Cascadia Code" w:eastAsia="Times New Roman" w:hAnsi="Cascadia Code" w:cs="Times New Roman"/>
+          <w:color w:val="C678DD"/>
+          <w:sz w:val="23"/>
+          <w:szCs w:val="23"/>
+          <w:lang w:val="en-US" w:eastAsia="ru-RU"/>
+        </w:rPr>
+        <w:t>finally</w:t>
+      </w:r>
+      <w:r>
+        <w:rPr>
+          <w:rFonts w:ascii="Cascadia Code" w:eastAsia="Times New Roman" w:hAnsi="Cascadia Code" w:cs="Times New Roman"/>
+          <w:color w:val="ABB2BF"/>
+          <w:sz w:val="23"/>
+          <w:szCs w:val="23"/>
+          <w:lang w:val="en-US" w:eastAsia="ru-RU"/>
+        </w:rPr>
+        <w:t>:</w:t>
+      </w:r>
+    </w:p>
+    <w:p>
+      <w:pPr>
+        <w:shd w:val="clear" w:color="auto" w:fill="282C34"/>
+        <w:spacing w:after="0" w:line="300" w:lineRule="atLeast"/>
+        <w:rPr>
+          <w:rFonts w:ascii="Cascadia Code" w:eastAsia="Times New Roman" w:hAnsi="Cascadia Code" w:cs="Times New Roman"/>
+          <w:color w:val="ABB2BF"/>
+          <w:sz w:val="23"/>
+          <w:szCs w:val="23"/>
+          <w:lang w:val="en-US" w:eastAsia="ru-RU"/>
+        </w:rPr>
+      </w:pPr>
+      <w:r>
+        <w:rPr>
+          <w:rFonts w:ascii="Cascadia Code" w:eastAsia="Times New Roman" w:hAnsi="Cascadia Code" w:cs="Times New Roman"/>
+          <w:color w:val="ABB2BF"/>
+          <w:sz w:val="23"/>
+          <w:szCs w:val="23"/>
+          <w:lang w:val="en-US" w:eastAsia="ru-RU"/>
+        </w:rPr>
+        <w:t>        conn.close()</w:t>
+      </w:r>
+    </w:p>
+    <w:p>
+      <w:pPr>
+        <w:shd w:val="clear" w:color="auto" w:fill="282C34"/>
+        <w:spacing w:after="240" w:line="300" w:lineRule="atLeast"/>
+        <w:rPr>
+          <w:rFonts w:ascii="Cascadia Code" w:eastAsia="Times New Roman" w:hAnsi="Cascadia Code" w:cs="Times New Roman"/>
+          <w:color w:val="ABB2BF"/>
+          <w:sz w:val="23"/>
+          <w:szCs w:val="23"/>
+          <w:lang w:val="en-US" w:eastAsia="ru-RU"/>
+        </w:rPr>
+      </w:pPr>
+      <w:r>
+        <w:rPr>
+          <w:rFonts w:ascii="Cascadia Code" w:eastAsia="Times New Roman" w:hAnsi="Cascadia Code" w:cs="Times New Roman"/>
+          <w:color w:val="ABB2BF"/>
+          <w:sz w:val="23"/>
+          <w:szCs w:val="23"/>
+          <w:lang w:val="en-US" w:eastAsia="ru-RU"/>
+        </w:rPr>
+        <w:br/>
+      </w:r>
+    </w:p>
+    <w:p>
+      <w:pPr>
+        <w:shd w:val="clear" w:color="auto" w:fill="282C34"/>
+        <w:spacing w:after="0" w:line="300" w:lineRule="atLeast"/>
+        <w:rPr>
+          <w:rFonts w:ascii="Cascadia Code" w:eastAsia="Times New Roman" w:hAnsi="Cascadia Code" w:cs="Times New Roman"/>
+          <w:color w:val="ABB2BF"/>
+          <w:sz w:val="23"/>
+          <w:szCs w:val="23"/>
+          <w:lang w:val="en-US" w:eastAsia="ru-RU"/>
+        </w:rPr>
+      </w:pPr>
+      <w:r>
+        <w:rPr>
+          <w:rFonts w:ascii="Cascadia Code" w:eastAsia="Times New Roman" w:hAnsi="Cascadia Code" w:cs="Times New Roman"/>
+          <w:color w:val="C678DD"/>
+          <w:sz w:val="23"/>
+          <w:szCs w:val="23"/>
+          <w:lang w:val="en-US" w:eastAsia="ru-RU"/>
+        </w:rPr>
+        <w:t>def</w:t>
+      </w:r>
+      <w:r>
+        <w:rPr>
+          <w:rFonts w:ascii="Cascadia Code" w:eastAsia="Times New Roman" w:hAnsi="Cascadia Code" w:cs="Times New Roman"/>
+          <w:color w:val="ABB2BF"/>
+          <w:sz w:val="23"/>
+          <w:szCs w:val="23"/>
+          <w:lang w:val="en-US" w:eastAsia="ru-RU"/>
+        </w:rPr>
+        <w:t xml:space="preserve"> </w:t>
+      </w:r>
+      <w:r>
+        <w:rPr>
+          <w:rFonts w:ascii="Cascadia Code" w:eastAsia="Times New Roman" w:hAnsi="Cascadia Code" w:cs="Times New Roman"/>
+          <w:color w:val="52A8FF"/>
+          <w:sz w:val="23"/>
+          <w:szCs w:val="23"/>
+          <w:lang w:val="en-US" w:eastAsia="ru-RU"/>
+        </w:rPr>
+        <w:t>main</w:t>
+      </w:r>
+      <w:r>
+        <w:rPr>
+          <w:rFonts w:ascii="Cascadia Code" w:eastAsia="Times New Roman" w:hAnsi="Cascadia Code" w:cs="Times New Roman"/>
+          <w:color w:val="ABB2BF"/>
+          <w:sz w:val="23"/>
+          <w:szCs w:val="23"/>
+          <w:lang w:val="en-US" w:eastAsia="ru-RU"/>
+        </w:rPr>
+        <w:t>():</w:t>
+      </w:r>
+    </w:p>
+    <w:p>
+      <w:pPr>
+        <w:shd w:val="clear" w:color="auto" w:fill="282C34"/>
+        <w:spacing w:after="0" w:line="300" w:lineRule="atLeast"/>
+        <w:rPr>
+          <w:rFonts w:ascii="Cascadia Code" w:eastAsia="Times New Roman" w:hAnsi="Cascadia Code" w:cs="Times New Roman"/>
+          <w:color w:val="ABB2BF"/>
+          <w:sz w:val="23"/>
+          <w:szCs w:val="23"/>
+          <w:lang w:val="en-US" w:eastAsia="ru-RU"/>
+        </w:rPr>
+      </w:pPr>
+      <w:r>
+        <w:rPr>
+          <w:rFonts w:ascii="Cascadia Code" w:eastAsia="Times New Roman" w:hAnsi="Cascadia Code" w:cs="Times New Roman"/>
+          <w:color w:val="ABB2BF"/>
+          <w:sz w:val="23"/>
+          <w:szCs w:val="23"/>
+          <w:lang w:val="en-US" w:eastAsia="ru-RU"/>
+        </w:rPr>
+        <w:t xml:space="preserve">    db_path </w:t>
+      </w:r>
+      <w:r>
+        <w:rPr>
+          <w:rFonts w:ascii="Cascadia Code" w:eastAsia="Times New Roman" w:hAnsi="Cascadia Code" w:cs="Times New Roman"/>
+          <w:color w:val="C678DD"/>
+          <w:sz w:val="23"/>
+          <w:szCs w:val="23"/>
+          <w:lang w:val="en-US" w:eastAsia="ru-RU"/>
+        </w:rPr>
+        <w:t>=</w:t>
+      </w:r>
+      <w:r>
+        <w:rPr>
+          <w:rFonts w:ascii="Cascadia Code" w:eastAsia="Times New Roman" w:hAnsi="Cascadia Code" w:cs="Times New Roman"/>
+          <w:color w:val="ABB2BF"/>
+          <w:sz w:val="23"/>
+          <w:szCs w:val="23"/>
+          <w:lang w:val="en-US" w:eastAsia="ru-RU"/>
+        </w:rPr>
+        <w:t xml:space="preserve"> sys.argv[</w:t>
+      </w:r>
+      <w:r>
+        <w:rPr>
+          <w:rFonts w:ascii="Cascadia Code" w:eastAsia="Times New Roman" w:hAnsi="Cascadia Code" w:cs="Times New Roman"/>
+          <w:color w:val="AFD166"/>
+          <w:sz w:val="23"/>
+          <w:szCs w:val="23"/>
+          <w:lang w:val="en-US" w:eastAsia="ru-RU"/>
+        </w:rPr>
+        <w:t>1</w:t>
+      </w:r>
+      <w:r>
+        <w:rPr>
+          <w:rFonts w:ascii="Cascadia Code" w:eastAsia="Times New Roman" w:hAnsi="Cascadia Code" w:cs="Times New Roman"/>
+          <w:color w:val="ABB2BF"/>
+          <w:sz w:val="23"/>
+          <w:szCs w:val="23"/>
+          <w:lang w:val="en-US" w:eastAsia="ru-RU"/>
+        </w:rPr>
+        <w:t xml:space="preserve">] </w:t>
+      </w:r>
+      <w:r>
+        <w:rPr>
+          <w:rFonts w:ascii="Cascadia Code" w:eastAsia="Times New Roman" w:hAnsi="Cascadia Code" w:cs="Times New Roman"/>
+          <w:color w:val="C678DD"/>
+          <w:sz w:val="23"/>
+          <w:szCs w:val="23"/>
+          <w:lang w:val="en-US" w:eastAsia="ru-RU"/>
+        </w:rPr>
+        <w:t>if</w:t>
+      </w:r>
+      <w:r>
+        <w:rPr>
+          <w:rFonts w:ascii="Cascadia Code" w:eastAsia="Times New Roman" w:hAnsi="Cascadia Code" w:cs="Times New Roman"/>
+          <w:color w:val="ABB2BF"/>
+          <w:sz w:val="23"/>
+          <w:szCs w:val="23"/>
+          <w:lang w:val="en-US" w:eastAsia="ru-RU"/>
+        </w:rPr>
+        <w:t xml:space="preserve"> </w:t>
+      </w:r>
+      <w:r>
+        <w:rPr>
+          <w:rFonts w:ascii="Cascadia Code" w:eastAsia="Times New Roman" w:hAnsi="Cascadia Code" w:cs="Times New Roman"/>
+          <w:color w:val="56B6C2"/>
+          <w:sz w:val="23"/>
+          <w:szCs w:val="23"/>
+          <w:lang w:val="en-US" w:eastAsia="ru-RU"/>
+        </w:rPr>
+        <w:t>len</w:t>
+      </w:r>
+      <w:r>
+        <w:rPr>
+          <w:rFonts w:ascii="Cascadia Code" w:eastAsia="Times New Roman" w:hAnsi="Cascadia Code" w:cs="Times New Roman"/>
+          <w:color w:val="ABB2BF"/>
+          <w:sz w:val="23"/>
+          <w:szCs w:val="23"/>
+          <w:lang w:val="en-US" w:eastAsia="ru-RU"/>
+        </w:rPr>
+        <w:t xml:space="preserve">(sys.argv) </w:t>
+      </w:r>
+      <w:r>
+        <w:rPr>
+          <w:rFonts w:ascii="Cascadia Code" w:eastAsia="Times New Roman" w:hAnsi="Cascadia Code" w:cs="Times New Roman"/>
+          <w:color w:val="C678DD"/>
+          <w:sz w:val="23"/>
+          <w:szCs w:val="23"/>
+          <w:lang w:val="en-US" w:eastAsia="ru-RU"/>
+        </w:rPr>
+        <w:t>&gt;</w:t>
+      </w:r>
+      <w:r>
+        <w:rPr>
+          <w:rFonts w:ascii="Cascadia Code" w:eastAsia="Times New Roman" w:hAnsi="Cascadia Code" w:cs="Times New Roman"/>
+          <w:color w:val="ABB2BF"/>
+          <w:sz w:val="23"/>
+          <w:szCs w:val="23"/>
+          <w:lang w:val="en-US" w:eastAsia="ru-RU"/>
+        </w:rPr>
+        <w:t xml:space="preserve"> </w:t>
+      </w:r>
+      <w:r>
+        <w:rPr>
+          <w:rFonts w:ascii="Cascadia Code" w:eastAsia="Times New Roman" w:hAnsi="Cascadia Code" w:cs="Times New Roman"/>
+          <w:color w:val="AFD166"/>
+          <w:sz w:val="23"/>
+          <w:szCs w:val="23"/>
+          <w:lang w:val="en-US" w:eastAsia="ru-RU"/>
+        </w:rPr>
+        <w:t>1</w:t>
+      </w:r>
+      <w:r>
+        <w:rPr>
+          <w:rFonts w:ascii="Cascadia Code" w:eastAsia="Times New Roman" w:hAnsi="Cascadia Code" w:cs="Times New Roman"/>
+          <w:color w:val="ABB2BF"/>
+          <w:sz w:val="23"/>
+          <w:szCs w:val="23"/>
+          <w:lang w:val="en-US" w:eastAsia="ru-RU"/>
+        </w:rPr>
+        <w:t xml:space="preserve"> </w:t>
+      </w:r>
+      <w:r>
+        <w:rPr>
+          <w:rFonts w:ascii="Cascadia Code" w:eastAsia="Times New Roman" w:hAnsi="Cascadia Code" w:cs="Times New Roman"/>
+          <w:color w:val="C678DD"/>
+          <w:sz w:val="23"/>
+          <w:szCs w:val="23"/>
+          <w:lang w:val="en-US" w:eastAsia="ru-RU"/>
+        </w:rPr>
+        <w:t>else</w:t>
+      </w:r>
+      <w:r>
+        <w:rPr>
+          <w:rFonts w:ascii="Cascadia Code" w:eastAsia="Times New Roman" w:hAnsi="Cascadia Code" w:cs="Times New Roman"/>
+          <w:color w:val="ABB2BF"/>
+          <w:sz w:val="23"/>
+          <w:szCs w:val="23"/>
+          <w:lang w:val="en-US" w:eastAsia="ru-RU"/>
+        </w:rPr>
+        <w:t xml:space="preserve"> DEFAULT_DB</w:t>
+      </w:r>
+    </w:p>
+    <w:p>
+      <w:pPr>
+        <w:shd w:val="clear" w:color="auto" w:fill="282C34"/>
+        <w:spacing w:after="0" w:line="300" w:lineRule="atLeast"/>
+        <w:rPr>
+          <w:rFonts w:ascii="Cascadia Code" w:eastAsia="Times New Roman" w:hAnsi="Cascadia Code" w:cs="Times New Roman"/>
+          <w:color w:val="ABB2BF"/>
+          <w:sz w:val="23"/>
+          <w:szCs w:val="23"/>
+          <w:lang w:eastAsia="ru-RU"/>
+        </w:rPr>
+      </w:pPr>
+      <w:r>
+        <w:rPr>
+          <w:rFonts w:ascii="Cascadia Code" w:eastAsia="Times New Roman" w:hAnsi="Cascadia Code" w:cs="Times New Roman"/>
+          <w:color w:val="ABB2BF"/>
+          <w:sz w:val="23"/>
+          <w:szCs w:val="23"/>
+          <w:lang w:val="en-US" w:eastAsia="ru-RU"/>
+        </w:rPr>
+        <w:t xml:space="preserve">    </w:t>
+      </w:r>
+      <w:r>
+        <w:rPr>
+          <w:rFonts w:ascii="Cascadia Code" w:eastAsia="Times New Roman" w:hAnsi="Cascadia Code" w:cs="Times New Roman"/>
+          <w:color w:val="ABB2BF"/>
+          <w:sz w:val="23"/>
+          <w:szCs w:val="23"/>
+          <w:lang w:eastAsia="ru-RU"/>
+        </w:rPr>
+        <w:t>log.info(</w:t>
+      </w:r>
+      <w:r>
+        <w:rPr>
+          <w:rFonts w:ascii="Cascadia Code" w:eastAsia="Times New Roman" w:hAnsi="Cascadia Code" w:cs="Times New Roman"/>
+          <w:color w:val="98C379"/>
+          <w:sz w:val="23"/>
+          <w:szCs w:val="23"/>
+          <w:lang w:eastAsia="ru-RU"/>
+        </w:rPr>
+        <w:t>"Начинаем создание БД"</w:t>
+      </w:r>
+      <w:r>
+        <w:rPr>
+          <w:rFonts w:ascii="Cascadia Code" w:eastAsia="Times New Roman" w:hAnsi="Cascadia Code" w:cs="Times New Roman"/>
+          <w:color w:val="ABB2BF"/>
+          <w:sz w:val="23"/>
+          <w:szCs w:val="23"/>
+          <w:lang w:eastAsia="ru-RU"/>
+        </w:rPr>
+        <w:t>)</w:t>
+      </w:r>
+    </w:p>
+    <w:p>
+      <w:pPr>
+        <w:shd w:val="clear" w:color="auto" w:fill="282C34"/>
+        <w:spacing w:after="0" w:line="300" w:lineRule="atLeast"/>
+        <w:rPr>
+          <w:rFonts w:ascii="Cascadia Code" w:eastAsia="Times New Roman" w:hAnsi="Cascadia Code" w:cs="Times New Roman"/>
+          <w:color w:val="ABB2BF"/>
+          <w:sz w:val="23"/>
+          <w:szCs w:val="23"/>
+          <w:lang w:val="en-US" w:eastAsia="ru-RU"/>
+        </w:rPr>
+      </w:pPr>
+      <w:r>
+        <w:rPr>
+          <w:rFonts w:ascii="Cascadia Code" w:eastAsia="Times New Roman" w:hAnsi="Cascadia Code" w:cs="Times New Roman"/>
+          <w:color w:val="ABB2BF"/>
+          <w:sz w:val="23"/>
+          <w:szCs w:val="23"/>
+          <w:lang w:eastAsia="ru-RU"/>
+        </w:rPr>
+        <w:t xml:space="preserve">    </w:t>
+      </w:r>
+      <w:r>
+        <w:rPr>
+          <w:rFonts w:ascii="Cascadia Code" w:eastAsia="Times New Roman" w:hAnsi="Cascadia Code" w:cs="Times New Roman"/>
+          <w:color w:val="C678DD"/>
+          <w:sz w:val="23"/>
+          <w:szCs w:val="23"/>
+          <w:lang w:val="en-US" w:eastAsia="ru-RU"/>
+        </w:rPr>
+        <w:t>try</w:t>
+      </w:r>
+      <w:r>
+        <w:rPr>
+          <w:rFonts w:ascii="Cascadia Code" w:eastAsia="Times New Roman" w:hAnsi="Cascadia Code" w:cs="Times New Roman"/>
+          <w:color w:val="ABB2BF"/>
+          <w:sz w:val="23"/>
+          <w:szCs w:val="23"/>
+          <w:lang w:val="en-US" w:eastAsia="ru-RU"/>
+        </w:rPr>
+        <w:t>:</w:t>
+      </w:r>
+    </w:p>
+    <w:p>
+      <w:pPr>
+        <w:shd w:val="clear" w:color="auto" w:fill="282C34"/>
+        <w:spacing w:after="0" w:line="300" w:lineRule="atLeast"/>
+        <w:rPr>
+          <w:rFonts w:ascii="Cascadia Code" w:eastAsia="Times New Roman" w:hAnsi="Cascadia Code" w:cs="Times New Roman"/>
+          <w:color w:val="ABB2BF"/>
+          <w:sz w:val="23"/>
+          <w:szCs w:val="23"/>
+          <w:lang w:val="en-US" w:eastAsia="ru-RU"/>
+        </w:rPr>
+      </w:pPr>
+      <w:r>
+        <w:rPr>
+          <w:rFonts w:ascii="Cascadia Code" w:eastAsia="Times New Roman" w:hAnsi="Cascadia Code" w:cs="Times New Roman"/>
+          <w:color w:val="ABB2BF"/>
+          <w:sz w:val="23"/>
+          <w:szCs w:val="23"/>
+          <w:lang w:val="en-US" w:eastAsia="ru-RU"/>
+        </w:rPr>
+        <w:t xml:space="preserve">        tables, indexes, fk_on </w:t>
+      </w:r>
+      <w:r>
+        <w:rPr>
+          <w:rFonts w:ascii="Cascadia Code" w:eastAsia="Times New Roman" w:hAnsi="Cascadia Code" w:cs="Times New Roman"/>
+          <w:color w:val="C678DD"/>
+          <w:sz w:val="23"/>
+          <w:szCs w:val="23"/>
+          <w:lang w:val="en-US" w:eastAsia="ru-RU"/>
+        </w:rPr>
+        <w:t>=</w:t>
+      </w:r>
+      <w:r>
+        <w:rPr>
+          <w:rFonts w:ascii="Cascadia Code" w:eastAsia="Times New Roman" w:hAnsi="Cascadia Code" w:cs="Times New Roman"/>
+          <w:color w:val="ABB2BF"/>
+          <w:sz w:val="23"/>
+          <w:szCs w:val="23"/>
+          <w:lang w:val="en-US" w:eastAsia="ru-RU"/>
+        </w:rPr>
+        <w:t xml:space="preserve"> create_database(db_path)</w:t>
+      </w:r>
+    </w:p>
+    <w:p>
+      <w:pPr>
+        <w:shd w:val="clear" w:color="auto" w:fill="282C34"/>
+        <w:spacing w:after="0" w:line="300" w:lineRule="atLeast"/>
+        <w:rPr>
+          <w:rFonts w:ascii="Cascadia Code" w:eastAsia="Times New Roman" w:hAnsi="Cascadia Code" w:cs="Times New Roman"/>
+          <w:color w:val="ABB2BF"/>
+          <w:sz w:val="23"/>
+          <w:szCs w:val="23"/>
+          <w:lang w:val="en-US" w:eastAsia="ru-RU"/>
+        </w:rPr>
+      </w:pPr>
+      <w:r>
+        <w:rPr>
+          <w:rFonts w:ascii="Cascadia Code" w:eastAsia="Times New Roman" w:hAnsi="Cascadia Code" w:cs="Times New Roman"/>
+          <w:color w:val="ABB2BF"/>
+          <w:sz w:val="23"/>
+          <w:szCs w:val="23"/>
+          <w:lang w:val="en-US" w:eastAsia="ru-RU"/>
+        </w:rPr>
+        <w:t xml:space="preserve">    </w:t>
+      </w:r>
+      <w:r>
+        <w:rPr>
+          <w:rFonts w:ascii="Cascadia Code" w:eastAsia="Times New Roman" w:hAnsi="Cascadia Code" w:cs="Times New Roman"/>
+          <w:color w:val="C678DD"/>
+          <w:sz w:val="23"/>
+          <w:szCs w:val="23"/>
+          <w:lang w:val="en-US" w:eastAsia="ru-RU"/>
+        </w:rPr>
+        <w:t>except</w:t>
+      </w:r>
+      <w:r>
+        <w:rPr>
+          <w:rFonts w:ascii="Cascadia Code" w:eastAsia="Times New Roman" w:hAnsi="Cascadia Code" w:cs="Times New Roman"/>
+          <w:color w:val="ABB2BF"/>
+          <w:sz w:val="23"/>
+          <w:szCs w:val="23"/>
+          <w:lang w:val="en-US" w:eastAsia="ru-RU"/>
+        </w:rPr>
+        <w:t xml:space="preserve"> (sqlite3.Error, </w:t>
+      </w:r>
+      <w:r>
+        <w:rPr>
+          <w:rFonts w:ascii="Cascadia Code" w:eastAsia="Times New Roman" w:hAnsi="Cascadia Code" w:cs="Times New Roman"/>
+          <w:color w:val="56B6C2"/>
+          <w:sz w:val="23"/>
+          <w:szCs w:val="23"/>
+          <w:lang w:val="en-US" w:eastAsia="ru-RU"/>
+        </w:rPr>
+        <w:t>OSError</w:t>
+      </w:r>
+      <w:r>
+        <w:rPr>
+          <w:rFonts w:ascii="Cascadia Code" w:eastAsia="Times New Roman" w:hAnsi="Cascadia Code" w:cs="Times New Roman"/>
+          <w:color w:val="ABB2BF"/>
+          <w:sz w:val="23"/>
+          <w:szCs w:val="23"/>
+          <w:lang w:val="en-US" w:eastAsia="ru-RU"/>
+        </w:rPr>
+        <w:t xml:space="preserve">) </w:t>
+      </w:r>
+      <w:r>
+        <w:rPr>
+          <w:rFonts w:ascii="Cascadia Code" w:eastAsia="Times New Roman" w:hAnsi="Cascadia Code" w:cs="Times New Roman"/>
+          <w:color w:val="C678DD"/>
+          <w:sz w:val="23"/>
+          <w:szCs w:val="23"/>
+          <w:lang w:val="en-US" w:eastAsia="ru-RU"/>
+        </w:rPr>
+        <w:t>as</w:t>
+      </w:r>
+      <w:r>
+        <w:rPr>
+          <w:rFonts w:ascii="Cascadia Code" w:eastAsia="Times New Roman" w:hAnsi="Cascadia Code" w:cs="Times New Roman"/>
+          <w:color w:val="ABB2BF"/>
+          <w:sz w:val="23"/>
+          <w:szCs w:val="23"/>
+          <w:lang w:val="en-US" w:eastAsia="ru-RU"/>
+        </w:rPr>
+        <w:t xml:space="preserve"> e:</w:t>
+      </w:r>
+    </w:p>
+    <w:p>
+      <w:pPr>
+        <w:shd w:val="clear" w:color="auto" w:fill="282C34"/>
+        <w:spacing w:after="0" w:line="300" w:lineRule="atLeast"/>
+        <w:rPr>
+          <w:rFonts w:ascii="Cascadia Code" w:eastAsia="Times New Roman" w:hAnsi="Cascadia Code" w:cs="Times New Roman"/>
+          <w:color w:val="ABB2BF"/>
+          <w:sz w:val="23"/>
+          <w:szCs w:val="23"/>
+          <w:lang w:val="en-US" w:eastAsia="ru-RU"/>
+        </w:rPr>
+      </w:pPr>
+      <w:r>
+        <w:rPr>
+          <w:rFonts w:ascii="Cascadia Code" w:eastAsia="Times New Roman" w:hAnsi="Cascadia Code" w:cs="Times New Roman"/>
+          <w:color w:val="ABB2BF"/>
+          <w:sz w:val="23"/>
+          <w:szCs w:val="23"/>
+          <w:lang w:val="en-US" w:eastAsia="ru-RU"/>
+        </w:rPr>
+        <w:t>        log.error(</w:t>
+      </w:r>
+      <w:r>
+        <w:rPr>
+          <w:rFonts w:ascii="Cascadia Code" w:eastAsia="Times New Roman" w:hAnsi="Cascadia Code" w:cs="Times New Roman"/>
+          <w:color w:val="98C379"/>
+          <w:sz w:val="23"/>
+          <w:szCs w:val="23"/>
+          <w:lang w:val="en-US" w:eastAsia="ru-RU"/>
+        </w:rPr>
+        <w:t>"</w:t>
+      </w:r>
+      <w:r>
+        <w:rPr>
+          <w:rFonts w:ascii="Cascadia Code" w:eastAsia="Times New Roman" w:hAnsi="Cascadia Code" w:cs="Times New Roman"/>
+          <w:color w:val="98C379"/>
+          <w:sz w:val="23"/>
+          <w:szCs w:val="23"/>
+          <w:lang w:eastAsia="ru-RU"/>
+        </w:rPr>
+        <w:t>Ошибка</w:t>
+      </w:r>
+      <w:r>
+        <w:rPr>
+          <w:rFonts w:ascii="Cascadia Code" w:eastAsia="Times New Roman" w:hAnsi="Cascadia Code" w:cs="Times New Roman"/>
+          <w:color w:val="98C379"/>
+          <w:sz w:val="23"/>
+          <w:szCs w:val="23"/>
+          <w:lang w:val="en-US" w:eastAsia="ru-RU"/>
+        </w:rPr>
+        <w:t xml:space="preserve">: </w:t>
+      </w:r>
+      <w:r>
+        <w:rPr>
+          <w:rFonts w:ascii="Cascadia Code" w:eastAsia="Times New Roman" w:hAnsi="Cascadia Code" w:cs="Times New Roman"/>
+          <w:color w:val="D19A66"/>
+          <w:sz w:val="23"/>
+          <w:szCs w:val="23"/>
+          <w:lang w:val="en-US" w:eastAsia="ru-RU"/>
+        </w:rPr>
+        <w:t>%s</w:t>
+      </w:r>
+      <w:r>
+        <w:rPr>
+          <w:rFonts w:ascii="Cascadia Code" w:eastAsia="Times New Roman" w:hAnsi="Cascadia Code" w:cs="Times New Roman"/>
+          <w:color w:val="98C379"/>
+          <w:sz w:val="23"/>
+          <w:szCs w:val="23"/>
+          <w:lang w:val="en-US" w:eastAsia="ru-RU"/>
+        </w:rPr>
+        <w:t>"</w:t>
+      </w:r>
+      <w:r>
+        <w:rPr>
+          <w:rFonts w:ascii="Cascadia Code" w:eastAsia="Times New Roman" w:hAnsi="Cascadia Code" w:cs="Times New Roman"/>
+          <w:color w:val="ABB2BF"/>
+          <w:sz w:val="23"/>
+          <w:szCs w:val="23"/>
+          <w:lang w:val="en-US" w:eastAsia="ru-RU"/>
+        </w:rPr>
+        <w:t>, e)</w:t>
+      </w:r>
+    </w:p>
+    <w:p>
+      <w:pPr>
+        <w:shd w:val="clear" w:color="auto" w:fill="282C34"/>
+        <w:spacing w:after="0" w:line="300" w:lineRule="atLeast"/>
+        <w:rPr>
+          <w:rFonts w:ascii="Cascadia Code" w:eastAsia="Times New Roman" w:hAnsi="Cascadia Code" w:cs="Times New Roman"/>
+          <w:color w:val="ABB2BF"/>
+          <w:sz w:val="23"/>
+          <w:szCs w:val="23"/>
+          <w:lang w:val="en-US" w:eastAsia="ru-RU"/>
+        </w:rPr>
+      </w:pPr>
+      <w:r>
+        <w:rPr>
+          <w:rFonts w:ascii="Cascadia Code" w:eastAsia="Times New Roman" w:hAnsi="Cascadia Code" w:cs="Times New Roman"/>
+          <w:color w:val="ABB2BF"/>
+          <w:sz w:val="23"/>
+          <w:szCs w:val="23"/>
+          <w:lang w:val="en-US" w:eastAsia="ru-RU"/>
+        </w:rPr>
+        <w:t xml:space="preserve">        </w:t>
+      </w:r>
+      <w:r>
+        <w:rPr>
+          <w:rFonts w:ascii="Cascadia Code" w:eastAsia="Times New Roman" w:hAnsi="Cascadia Code" w:cs="Times New Roman"/>
+          <w:color w:val="C678DD"/>
+          <w:sz w:val="23"/>
+          <w:szCs w:val="23"/>
+          <w:lang w:val="en-US" w:eastAsia="ru-RU"/>
+        </w:rPr>
+        <w:t>return</w:t>
+      </w:r>
+      <w:r>
+        <w:rPr>
+          <w:rFonts w:ascii="Cascadia Code" w:eastAsia="Times New Roman" w:hAnsi="Cascadia Code" w:cs="Times New Roman"/>
+          <w:color w:val="ABB2BF"/>
+          <w:sz w:val="23"/>
+          <w:szCs w:val="23"/>
+          <w:lang w:val="en-US" w:eastAsia="ru-RU"/>
+        </w:rPr>
+        <w:t xml:space="preserve"> </w:t>
+      </w:r>
+      <w:r>
+        <w:rPr>
+          <w:rFonts w:ascii="Cascadia Code" w:eastAsia="Times New Roman" w:hAnsi="Cascadia Code" w:cs="Times New Roman"/>
+          <w:color w:val="AFD166"/>
+          <w:sz w:val="23"/>
+          <w:szCs w:val="23"/>
+          <w:lang w:val="en-US" w:eastAsia="ru-RU"/>
+        </w:rPr>
+        <w:t>1</w:t>
+      </w:r>
+    </w:p>
+    <w:p>
+      <w:pPr>
+        <w:shd w:val="clear" w:color="auto" w:fill="282C34"/>
+        <w:spacing w:after="0" w:line="300" w:lineRule="atLeast"/>
+        <w:rPr>
+          <w:rFonts w:ascii="Cascadia Code" w:eastAsia="Times New Roman" w:hAnsi="Cascadia Code" w:cs="Times New Roman"/>
+          <w:color w:val="ABB2BF"/>
+          <w:sz w:val="23"/>
+          <w:szCs w:val="23"/>
+          <w:lang w:val="en-US" w:eastAsia="ru-RU"/>
+        </w:rPr>
+      </w:pPr>
+    </w:p>
+    <w:p>
+      <w:pPr>
+        <w:shd w:val="clear" w:color="auto" w:fill="282C34"/>
+        <w:spacing w:after="0" w:line="300" w:lineRule="atLeast"/>
+        <w:rPr>
+          <w:rFonts w:ascii="Cascadia Code" w:eastAsia="Times New Roman" w:hAnsi="Cascadia Code" w:cs="Times New Roman"/>
+          <w:color w:val="ABB2BF"/>
+          <w:sz w:val="23"/>
+          <w:szCs w:val="23"/>
+          <w:lang w:val="en-US" w:eastAsia="ru-RU"/>
+        </w:rPr>
+      </w:pPr>
+      <w:r>
+        <w:rPr>
+          <w:rFonts w:ascii="Cascadia Code" w:eastAsia="Times New Roman" w:hAnsi="Cascadia Code" w:cs="Times New Roman"/>
+          <w:color w:val="ABB2BF"/>
+          <w:sz w:val="23"/>
+          <w:szCs w:val="23"/>
+          <w:lang w:val="en-US" w:eastAsia="ru-RU"/>
+        </w:rPr>
+        <w:t xml:space="preserve">    expected </w:t>
+      </w:r>
+      <w:r>
+        <w:rPr>
+          <w:rFonts w:ascii="Cascadia Code" w:eastAsia="Times New Roman" w:hAnsi="Cascadia Code" w:cs="Times New Roman"/>
+          <w:color w:val="C678DD"/>
+          <w:sz w:val="23"/>
+          <w:szCs w:val="23"/>
+          <w:lang w:val="en-US" w:eastAsia="ru-RU"/>
+        </w:rPr>
+        <w:t>=</w:t>
+      </w:r>
+      <w:r>
+        <w:rPr>
+          <w:rFonts w:ascii="Cascadia Code" w:eastAsia="Times New Roman" w:hAnsi="Cascadia Code" w:cs="Times New Roman"/>
+          <w:color w:val="ABB2BF"/>
+          <w:sz w:val="23"/>
+          <w:szCs w:val="23"/>
+          <w:lang w:val="en-US" w:eastAsia="ru-RU"/>
+        </w:rPr>
+        <w:t xml:space="preserve"> {</w:t>
+      </w:r>
+      <w:r>
+        <w:rPr>
+          <w:rFonts w:ascii="Cascadia Code" w:eastAsia="Times New Roman" w:hAnsi="Cascadia Code" w:cs="Times New Roman"/>
+          <w:color w:val="98C379"/>
+          <w:sz w:val="23"/>
+          <w:szCs w:val="23"/>
+          <w:lang w:val="en-US" w:eastAsia="ru-RU"/>
+        </w:rPr>
+        <w:t>"Roles"</w:t>
+      </w:r>
+      <w:r>
+        <w:rPr>
+          <w:rFonts w:ascii="Cascadia Code" w:eastAsia="Times New Roman" w:hAnsi="Cascadia Code" w:cs="Times New Roman"/>
+          <w:color w:val="ABB2BF"/>
+          <w:sz w:val="23"/>
+          <w:szCs w:val="23"/>
+          <w:lang w:val="en-US" w:eastAsia="ru-RU"/>
+        </w:rPr>
+        <w:t xml:space="preserve">, </w:t>
+      </w:r>
+      <w:r>
+        <w:rPr>
+          <w:rFonts w:ascii="Cascadia Code" w:eastAsia="Times New Roman" w:hAnsi="Cascadia Code" w:cs="Times New Roman"/>
+          <w:color w:val="98C379"/>
+          <w:sz w:val="23"/>
+          <w:szCs w:val="23"/>
+          <w:lang w:val="en-US" w:eastAsia="ru-RU"/>
+        </w:rPr>
+        <w:t>"Users"</w:t>
+      </w:r>
+      <w:r>
+        <w:rPr>
+          <w:rFonts w:ascii="Cascadia Code" w:eastAsia="Times New Roman" w:hAnsi="Cascadia Code" w:cs="Times New Roman"/>
+          <w:color w:val="ABB2BF"/>
+          <w:sz w:val="23"/>
+          <w:szCs w:val="23"/>
+          <w:lang w:val="en-US" w:eastAsia="ru-RU"/>
+        </w:rPr>
+        <w:t xml:space="preserve">, </w:t>
+      </w:r>
+      <w:r>
+        <w:rPr>
+          <w:rFonts w:ascii="Cascadia Code" w:eastAsia="Times New Roman" w:hAnsi="Cascadia Code" w:cs="Times New Roman"/>
+          <w:color w:val="98C379"/>
+          <w:sz w:val="23"/>
+          <w:szCs w:val="23"/>
+          <w:lang w:val="en-US" w:eastAsia="ru-RU"/>
+        </w:rPr>
+        <w:t>"Categories"</w:t>
+      </w:r>
+      <w:r>
+        <w:rPr>
+          <w:rFonts w:ascii="Cascadia Code" w:eastAsia="Times New Roman" w:hAnsi="Cascadia Code" w:cs="Times New Roman"/>
+          <w:color w:val="ABB2BF"/>
+          <w:sz w:val="23"/>
+          <w:szCs w:val="23"/>
+          <w:lang w:val="en-US" w:eastAsia="ru-RU"/>
+        </w:rPr>
+        <w:t xml:space="preserve">, </w:t>
+      </w:r>
+      <w:r>
+        <w:rPr>
+          <w:rFonts w:ascii="Cascadia Code" w:eastAsia="Times New Roman" w:hAnsi="Cascadia Code" w:cs="Times New Roman"/>
+          <w:color w:val="98C379"/>
+          <w:sz w:val="23"/>
+          <w:szCs w:val="23"/>
+          <w:lang w:val="en-US" w:eastAsia="ru-RU"/>
+        </w:rPr>
+        <w:t>"Manufacturers"</w:t>
+      </w:r>
+      <w:r>
+        <w:rPr>
+          <w:rFonts w:ascii="Cascadia Code" w:eastAsia="Times New Roman" w:hAnsi="Cascadia Code" w:cs="Times New Roman"/>
+          <w:color w:val="ABB2BF"/>
+          <w:sz w:val="23"/>
+          <w:szCs w:val="23"/>
+          <w:lang w:val="en-US" w:eastAsia="ru-RU"/>
+        </w:rPr>
+        <w:t xml:space="preserve">, </w:t>
+      </w:r>
+      <w:r>
+        <w:rPr>
+          <w:rFonts w:ascii="Cascadia Code" w:eastAsia="Times New Roman" w:hAnsi="Cascadia Code" w:cs="Times New Roman"/>
+          <w:color w:val="98C379"/>
+          <w:sz w:val="23"/>
+          <w:szCs w:val="23"/>
+          <w:lang w:val="en-US" w:eastAsia="ru-RU"/>
+        </w:rPr>
+        <w:t>"Sizes"</w:t>
+      </w:r>
+      <w:r>
+        <w:rPr>
+          <w:rFonts w:ascii="Cascadia Code" w:eastAsia="Times New Roman" w:hAnsi="Cascadia Code" w:cs="Times New Roman"/>
+          <w:color w:val="ABB2BF"/>
+          <w:sz w:val="23"/>
+          <w:szCs w:val="23"/>
+          <w:lang w:val="en-US" w:eastAsia="ru-RU"/>
+        </w:rPr>
+        <w:t>,</w:t>
+      </w:r>
+    </w:p>
+    <w:p>
+      <w:pPr>
+        <w:shd w:val="clear" w:color="auto" w:fill="282C34"/>
+        <w:spacing w:after="0" w:line="300" w:lineRule="atLeast"/>
+        <w:rPr>
+          <w:rFonts w:ascii="Cascadia Code" w:eastAsia="Times New Roman" w:hAnsi="Cascadia Code" w:cs="Times New Roman"/>
+          <w:color w:val="ABB2BF"/>
+          <w:sz w:val="23"/>
+          <w:szCs w:val="23"/>
+          <w:lang w:val="en-US" w:eastAsia="ru-RU"/>
+        </w:rPr>
+      </w:pPr>
+      <w:r>
+        <w:rPr>
+          <w:rFonts w:ascii="Cascadia Code" w:eastAsia="Times New Roman" w:hAnsi="Cascadia Code" w:cs="Times New Roman"/>
+          <w:color w:val="ABB2BF"/>
+          <w:sz w:val="23"/>
+          <w:szCs w:val="23"/>
+          <w:lang w:val="en-US" w:eastAsia="ru-RU"/>
+        </w:rPr>
+        <w:t xml:space="preserve">                </w:t>
+      </w:r>
+      <w:r>
+        <w:rPr>
+          <w:rFonts w:ascii="Cascadia Code" w:eastAsia="Times New Roman" w:hAnsi="Cascadia Code" w:cs="Times New Roman"/>
+          <w:color w:val="98C379"/>
+          <w:sz w:val="23"/>
+          <w:szCs w:val="23"/>
+          <w:lang w:val="en-US" w:eastAsia="ru-RU"/>
+        </w:rPr>
+        <w:t>"Products"</w:t>
+      </w:r>
+      <w:r>
+        <w:rPr>
+          <w:rFonts w:ascii="Cascadia Code" w:eastAsia="Times New Roman" w:hAnsi="Cascadia Code" w:cs="Times New Roman"/>
+          <w:color w:val="ABB2BF"/>
+          <w:sz w:val="23"/>
+          <w:szCs w:val="23"/>
+          <w:lang w:val="en-US" w:eastAsia="ru-RU"/>
+        </w:rPr>
+        <w:t xml:space="preserve">, </w:t>
+      </w:r>
+      <w:r>
+        <w:rPr>
+          <w:rFonts w:ascii="Cascadia Code" w:eastAsia="Times New Roman" w:hAnsi="Cascadia Code" w:cs="Times New Roman"/>
+          <w:color w:val="98C379"/>
+          <w:sz w:val="23"/>
+          <w:szCs w:val="23"/>
+          <w:lang w:val="en-US" w:eastAsia="ru-RU"/>
+        </w:rPr>
+        <w:t>"Stock"</w:t>
+      </w:r>
+      <w:r>
+        <w:rPr>
+          <w:rFonts w:ascii="Cascadia Code" w:eastAsia="Times New Roman" w:hAnsi="Cascadia Code" w:cs="Times New Roman"/>
+          <w:color w:val="ABB2BF"/>
+          <w:sz w:val="23"/>
+          <w:szCs w:val="23"/>
+          <w:lang w:val="en-US" w:eastAsia="ru-RU"/>
+        </w:rPr>
+        <w:t xml:space="preserve">, </w:t>
+      </w:r>
+      <w:r>
+        <w:rPr>
+          <w:rFonts w:ascii="Cascadia Code" w:eastAsia="Times New Roman" w:hAnsi="Cascadia Code" w:cs="Times New Roman"/>
+          <w:color w:val="98C379"/>
+          <w:sz w:val="23"/>
+          <w:szCs w:val="23"/>
+          <w:lang w:val="en-US" w:eastAsia="ru-RU"/>
+        </w:rPr>
+        <w:t>"Orders"</w:t>
+      </w:r>
+      <w:r>
+        <w:rPr>
+          <w:rFonts w:ascii="Cascadia Code" w:eastAsia="Times New Roman" w:hAnsi="Cascadia Code" w:cs="Times New Roman"/>
+          <w:color w:val="ABB2BF"/>
+          <w:sz w:val="23"/>
+          <w:szCs w:val="23"/>
+          <w:lang w:val="en-US" w:eastAsia="ru-RU"/>
+        </w:rPr>
+        <w:t xml:space="preserve">, </w:t>
+      </w:r>
+      <w:r>
+        <w:rPr>
+          <w:rFonts w:ascii="Cascadia Code" w:eastAsia="Times New Roman" w:hAnsi="Cascadia Code" w:cs="Times New Roman"/>
+          <w:color w:val="98C379"/>
+          <w:sz w:val="23"/>
+          <w:szCs w:val="23"/>
+          <w:lang w:val="en-US" w:eastAsia="ru-RU"/>
+        </w:rPr>
+        <w:t>"OrderItems"</w:t>
+      </w:r>
+      <w:r>
+        <w:rPr>
+          <w:rFonts w:ascii="Cascadia Code" w:eastAsia="Times New Roman" w:hAnsi="Cascadia Code" w:cs="Times New Roman"/>
+          <w:color w:val="ABB2BF"/>
+          <w:sz w:val="23"/>
+          <w:szCs w:val="23"/>
+          <w:lang w:val="en-US" w:eastAsia="ru-RU"/>
+        </w:rPr>
+        <w:t>}</w:t>
+      </w:r>
+    </w:p>
+    <w:p>
+      <w:pPr>
+        <w:shd w:val="clear" w:color="auto" w:fill="282C34"/>
+        <w:spacing w:after="0" w:line="300" w:lineRule="atLeast"/>
+        <w:rPr>
+          <w:rFonts w:ascii="Cascadia Code" w:eastAsia="Times New Roman" w:hAnsi="Cascadia Code" w:cs="Times New Roman"/>
+          <w:color w:val="ABB2BF"/>
+          <w:sz w:val="23"/>
+          <w:szCs w:val="23"/>
+          <w:lang w:val="en-US" w:eastAsia="ru-RU"/>
+        </w:rPr>
+      </w:pPr>
+      <w:r>
+        <w:rPr>
+          <w:rFonts w:ascii="Cascadia Code" w:eastAsia="Times New Roman" w:hAnsi="Cascadia Code" w:cs="Times New Roman"/>
+          <w:color w:val="ABB2BF"/>
+          <w:sz w:val="23"/>
+          <w:szCs w:val="23"/>
+          <w:lang w:val="en-US" w:eastAsia="ru-RU"/>
+        </w:rPr>
+        <w:t>    log.info(</w:t>
+      </w:r>
+      <w:r>
+        <w:rPr>
+          <w:rFonts w:ascii="Cascadia Code" w:eastAsia="Times New Roman" w:hAnsi="Cascadia Code" w:cs="Times New Roman"/>
+          <w:color w:val="98C379"/>
+          <w:sz w:val="23"/>
+          <w:szCs w:val="23"/>
+          <w:lang w:val="en-US" w:eastAsia="ru-RU"/>
+        </w:rPr>
+        <w:t>"</w:t>
+      </w:r>
+      <w:r>
+        <w:rPr>
+          <w:rFonts w:ascii="Cascadia Code" w:eastAsia="Times New Roman" w:hAnsi="Cascadia Code" w:cs="Times New Roman"/>
+          <w:color w:val="98C379"/>
+          <w:sz w:val="23"/>
+          <w:szCs w:val="23"/>
+          <w:lang w:eastAsia="ru-RU"/>
+        </w:rPr>
+        <w:t>Создано</w:t>
+      </w:r>
+      <w:r>
+        <w:rPr>
+          <w:rFonts w:ascii="Cascadia Code" w:eastAsia="Times New Roman" w:hAnsi="Cascadia Code" w:cs="Times New Roman"/>
+          <w:color w:val="98C379"/>
+          <w:sz w:val="23"/>
+          <w:szCs w:val="23"/>
+          <w:lang w:val="en-US" w:eastAsia="ru-RU"/>
+        </w:rPr>
+        <w:t xml:space="preserve"> </w:t>
+      </w:r>
+      <w:r>
+        <w:rPr>
+          <w:rFonts w:ascii="Cascadia Code" w:eastAsia="Times New Roman" w:hAnsi="Cascadia Code" w:cs="Times New Roman"/>
+          <w:color w:val="98C379"/>
+          <w:sz w:val="23"/>
+          <w:szCs w:val="23"/>
+          <w:lang w:eastAsia="ru-RU"/>
+        </w:rPr>
+        <w:t>таблиц</w:t>
+      </w:r>
+      <w:r>
+        <w:rPr>
+          <w:rFonts w:ascii="Cascadia Code" w:eastAsia="Times New Roman" w:hAnsi="Cascadia Code" w:cs="Times New Roman"/>
+          <w:color w:val="98C379"/>
+          <w:sz w:val="23"/>
+          <w:szCs w:val="23"/>
+          <w:lang w:val="en-US" w:eastAsia="ru-RU"/>
+        </w:rPr>
+        <w:t xml:space="preserve">: </w:t>
+      </w:r>
+      <w:r>
+        <w:rPr>
+          <w:rFonts w:ascii="Cascadia Code" w:eastAsia="Times New Roman" w:hAnsi="Cascadia Code" w:cs="Times New Roman"/>
+          <w:color w:val="D19A66"/>
+          <w:sz w:val="23"/>
+          <w:szCs w:val="23"/>
+          <w:lang w:val="en-US" w:eastAsia="ru-RU"/>
+        </w:rPr>
+        <w:t>%d</w:t>
+      </w:r>
+      <w:r>
+        <w:rPr>
+          <w:rFonts w:ascii="Cascadia Code" w:eastAsia="Times New Roman" w:hAnsi="Cascadia Code" w:cs="Times New Roman"/>
+          <w:color w:val="98C379"/>
+          <w:sz w:val="23"/>
+          <w:szCs w:val="23"/>
+          <w:lang w:val="en-US" w:eastAsia="ru-RU"/>
+        </w:rPr>
+        <w:t xml:space="preserve"> (</w:t>
+      </w:r>
+      <w:r>
+        <w:rPr>
+          <w:rFonts w:ascii="Cascadia Code" w:eastAsia="Times New Roman" w:hAnsi="Cascadia Code" w:cs="Times New Roman"/>
+          <w:color w:val="D19A66"/>
+          <w:sz w:val="23"/>
+          <w:szCs w:val="23"/>
+          <w:lang w:val="en-US" w:eastAsia="ru-RU"/>
+        </w:rPr>
+        <w:t>%s</w:t>
+      </w:r>
+      <w:r>
+        <w:rPr>
+          <w:rFonts w:ascii="Cascadia Code" w:eastAsia="Times New Roman" w:hAnsi="Cascadia Code" w:cs="Times New Roman"/>
+          <w:color w:val="98C379"/>
+          <w:sz w:val="23"/>
+          <w:szCs w:val="23"/>
+          <w:lang w:val="en-US" w:eastAsia="ru-RU"/>
+        </w:rPr>
+        <w:t>)"</w:t>
+      </w:r>
+      <w:r>
+        <w:rPr>
+          <w:rFonts w:ascii="Cascadia Code" w:eastAsia="Times New Roman" w:hAnsi="Cascadia Code" w:cs="Times New Roman"/>
+          <w:color w:val="ABB2BF"/>
+          <w:sz w:val="23"/>
+          <w:szCs w:val="23"/>
+          <w:lang w:val="en-US" w:eastAsia="ru-RU"/>
+        </w:rPr>
+        <w:t xml:space="preserve">, </w:t>
+      </w:r>
+      <w:r>
+        <w:rPr>
+          <w:rFonts w:ascii="Cascadia Code" w:eastAsia="Times New Roman" w:hAnsi="Cascadia Code" w:cs="Times New Roman"/>
+          <w:color w:val="56B6C2"/>
+          <w:sz w:val="23"/>
+          <w:szCs w:val="23"/>
+          <w:lang w:val="en-US" w:eastAsia="ru-RU"/>
+        </w:rPr>
+        <w:t>len</w:t>
+      </w:r>
+      <w:r>
+        <w:rPr>
+          <w:rFonts w:ascii="Cascadia Code" w:eastAsia="Times New Roman" w:hAnsi="Cascadia Code" w:cs="Times New Roman"/>
+          <w:color w:val="ABB2BF"/>
+          <w:sz w:val="23"/>
+          <w:szCs w:val="23"/>
+          <w:lang w:val="en-US" w:eastAsia="ru-RU"/>
+        </w:rPr>
+        <w:t xml:space="preserve">(tables), </w:t>
+      </w:r>
+      <w:r>
+        <w:rPr>
+          <w:rFonts w:ascii="Cascadia Code" w:eastAsia="Times New Roman" w:hAnsi="Cascadia Code" w:cs="Times New Roman"/>
+          <w:color w:val="98C379"/>
+          <w:sz w:val="23"/>
+          <w:szCs w:val="23"/>
+          <w:lang w:val="en-US" w:eastAsia="ru-RU"/>
+        </w:rPr>
+        <w:t>", "</w:t>
+      </w:r>
+      <w:r>
+        <w:rPr>
+          <w:rFonts w:ascii="Cascadia Code" w:eastAsia="Times New Roman" w:hAnsi="Cascadia Code" w:cs="Times New Roman"/>
+          <w:color w:val="ABB2BF"/>
+          <w:sz w:val="23"/>
+          <w:szCs w:val="23"/>
+          <w:lang w:val="en-US" w:eastAsia="ru-RU"/>
+        </w:rPr>
+        <w:t>.join(tables))</w:t>
+      </w:r>
+    </w:p>
+    <w:p>
+      <w:pPr>
+        <w:shd w:val="clear" w:color="auto" w:fill="282C34"/>
+        <w:spacing w:after="0" w:line="300" w:lineRule="atLeast"/>
+        <w:rPr>
+          <w:rFonts w:ascii="Cascadia Code" w:eastAsia="Times New Roman" w:hAnsi="Cascadia Code" w:cs="Times New Roman"/>
+          <w:color w:val="ABB2BF"/>
+          <w:sz w:val="23"/>
+          <w:szCs w:val="23"/>
+          <w:lang w:val="en-US" w:eastAsia="ru-RU"/>
+        </w:rPr>
+      </w:pPr>
+      <w:r>
+        <w:rPr>
+          <w:rFonts w:ascii="Cascadia Code" w:eastAsia="Times New Roman" w:hAnsi="Cascadia Code" w:cs="Times New Roman"/>
+          <w:color w:val="ABB2BF"/>
+          <w:sz w:val="23"/>
+          <w:szCs w:val="23"/>
+          <w:lang w:val="en-US" w:eastAsia="ru-RU"/>
+        </w:rPr>
+        <w:t>    log.info(</w:t>
+      </w:r>
+      <w:r>
+        <w:rPr>
+          <w:rFonts w:ascii="Cascadia Code" w:eastAsia="Times New Roman" w:hAnsi="Cascadia Code" w:cs="Times New Roman"/>
+          <w:color w:val="98C379"/>
+          <w:sz w:val="23"/>
+          <w:szCs w:val="23"/>
+          <w:lang w:val="en-US" w:eastAsia="ru-RU"/>
+        </w:rPr>
+        <w:t>"</w:t>
+      </w:r>
+      <w:r>
+        <w:rPr>
+          <w:rFonts w:ascii="Cascadia Code" w:eastAsia="Times New Roman" w:hAnsi="Cascadia Code" w:cs="Times New Roman"/>
+          <w:color w:val="98C379"/>
+          <w:sz w:val="23"/>
+          <w:szCs w:val="23"/>
+          <w:lang w:eastAsia="ru-RU"/>
+        </w:rPr>
+        <w:t>Создано</w:t>
+      </w:r>
+      <w:r>
+        <w:rPr>
+          <w:rFonts w:ascii="Cascadia Code" w:eastAsia="Times New Roman" w:hAnsi="Cascadia Code" w:cs="Times New Roman"/>
+          <w:color w:val="98C379"/>
+          <w:sz w:val="23"/>
+          <w:szCs w:val="23"/>
+          <w:lang w:val="en-US" w:eastAsia="ru-RU"/>
+        </w:rPr>
+        <w:t xml:space="preserve"> </w:t>
+      </w:r>
+      <w:r>
+        <w:rPr>
+          <w:rFonts w:ascii="Cascadia Code" w:eastAsia="Times New Roman" w:hAnsi="Cascadia Code" w:cs="Times New Roman"/>
+          <w:color w:val="98C379"/>
+          <w:sz w:val="23"/>
+          <w:szCs w:val="23"/>
+          <w:lang w:eastAsia="ru-RU"/>
+        </w:rPr>
+        <w:t>индексов</w:t>
+      </w:r>
+      <w:r>
+        <w:rPr>
+          <w:rFonts w:ascii="Cascadia Code" w:eastAsia="Times New Roman" w:hAnsi="Cascadia Code" w:cs="Times New Roman"/>
+          <w:color w:val="98C379"/>
+          <w:sz w:val="23"/>
+          <w:szCs w:val="23"/>
+          <w:lang w:val="en-US" w:eastAsia="ru-RU"/>
+        </w:rPr>
+        <w:t xml:space="preserve">: </w:t>
+      </w:r>
+      <w:r>
+        <w:rPr>
+          <w:rFonts w:ascii="Cascadia Code" w:eastAsia="Times New Roman" w:hAnsi="Cascadia Code" w:cs="Times New Roman"/>
+          <w:color w:val="D19A66"/>
+          <w:sz w:val="23"/>
+          <w:szCs w:val="23"/>
+          <w:lang w:val="en-US" w:eastAsia="ru-RU"/>
+        </w:rPr>
+        <w:t>%d</w:t>
+      </w:r>
+      <w:r>
+        <w:rPr>
+          <w:rFonts w:ascii="Cascadia Code" w:eastAsia="Times New Roman" w:hAnsi="Cascadia Code" w:cs="Times New Roman"/>
+          <w:color w:val="98C379"/>
+          <w:sz w:val="23"/>
+          <w:szCs w:val="23"/>
+          <w:lang w:val="en-US" w:eastAsia="ru-RU"/>
+        </w:rPr>
+        <w:t>"</w:t>
+      </w:r>
+      <w:r>
+        <w:rPr>
+          <w:rFonts w:ascii="Cascadia Code" w:eastAsia="Times New Roman" w:hAnsi="Cascadia Code" w:cs="Times New Roman"/>
+          <w:color w:val="ABB2BF"/>
+          <w:sz w:val="23"/>
+          <w:szCs w:val="23"/>
+          <w:lang w:val="en-US" w:eastAsia="ru-RU"/>
+        </w:rPr>
+        <w:t xml:space="preserve">, </w:t>
+      </w:r>
+      <w:r>
+        <w:rPr>
+          <w:rFonts w:ascii="Cascadia Code" w:eastAsia="Times New Roman" w:hAnsi="Cascadia Code" w:cs="Times New Roman"/>
+          <w:color w:val="56B6C2"/>
+          <w:sz w:val="23"/>
+          <w:szCs w:val="23"/>
+          <w:lang w:val="en-US" w:eastAsia="ru-RU"/>
+        </w:rPr>
+        <w:t>len</w:t>
+      </w:r>
+      <w:r>
+        <w:rPr>
+          <w:rFonts w:ascii="Cascadia Code" w:eastAsia="Times New Roman" w:hAnsi="Cascadia Code" w:cs="Times New Roman"/>
+          <w:color w:val="ABB2BF"/>
+          <w:sz w:val="23"/>
+          <w:szCs w:val="23"/>
+          <w:lang w:val="en-US" w:eastAsia="ru-RU"/>
+        </w:rPr>
+        <w:t>(indexes))</w:t>
+      </w:r>
+    </w:p>
+    <w:p>
+      <w:pPr>
+        <w:shd w:val="clear" w:color="auto" w:fill="282C34"/>
+        <w:spacing w:after="0" w:line="300" w:lineRule="atLeast"/>
+        <w:rPr>
+          <w:rFonts w:ascii="Cascadia Code" w:eastAsia="Times New Roman" w:hAnsi="Cascadia Code" w:cs="Times New Roman"/>
+          <w:color w:val="ABB2BF"/>
+          <w:sz w:val="23"/>
+          <w:szCs w:val="23"/>
+          <w:lang w:val="en-US" w:eastAsia="ru-RU"/>
+        </w:rPr>
+      </w:pPr>
+      <w:r>
+        <w:rPr>
+          <w:rFonts w:ascii="Cascadia Code" w:eastAsia="Times New Roman" w:hAnsi="Cascadia Code" w:cs="Times New Roman"/>
+          <w:color w:val="ABB2BF"/>
+          <w:sz w:val="23"/>
+          <w:szCs w:val="23"/>
+          <w:lang w:val="en-US" w:eastAsia="ru-RU"/>
+        </w:rPr>
+        <w:t>    log.info(</w:t>
+      </w:r>
+      <w:r>
+        <w:rPr>
+          <w:rFonts w:ascii="Cascadia Code" w:eastAsia="Times New Roman" w:hAnsi="Cascadia Code" w:cs="Times New Roman"/>
+          <w:color w:val="98C379"/>
+          <w:sz w:val="23"/>
+          <w:szCs w:val="23"/>
+          <w:lang w:val="en-US" w:eastAsia="ru-RU"/>
+        </w:rPr>
+        <w:t>"</w:t>
+      </w:r>
+      <w:r>
+        <w:rPr>
+          <w:rFonts w:ascii="Cascadia Code" w:eastAsia="Times New Roman" w:hAnsi="Cascadia Code" w:cs="Times New Roman"/>
+          <w:color w:val="98C379"/>
+          <w:sz w:val="23"/>
+          <w:szCs w:val="23"/>
+          <w:lang w:eastAsia="ru-RU"/>
+        </w:rPr>
+        <w:t>Внешние</w:t>
+      </w:r>
+      <w:r>
+        <w:rPr>
+          <w:rFonts w:ascii="Cascadia Code" w:eastAsia="Times New Roman" w:hAnsi="Cascadia Code" w:cs="Times New Roman"/>
+          <w:color w:val="98C379"/>
+          <w:sz w:val="23"/>
+          <w:szCs w:val="23"/>
+          <w:lang w:val="en-US" w:eastAsia="ru-RU"/>
+        </w:rPr>
+        <w:t xml:space="preserve"> </w:t>
+      </w:r>
+      <w:r>
+        <w:rPr>
+          <w:rFonts w:ascii="Cascadia Code" w:eastAsia="Times New Roman" w:hAnsi="Cascadia Code" w:cs="Times New Roman"/>
+          <w:color w:val="98C379"/>
+          <w:sz w:val="23"/>
+          <w:szCs w:val="23"/>
+          <w:lang w:eastAsia="ru-RU"/>
+        </w:rPr>
+        <w:t>ключи</w:t>
+      </w:r>
+      <w:r>
+        <w:rPr>
+          <w:rFonts w:ascii="Cascadia Code" w:eastAsia="Times New Roman" w:hAnsi="Cascadia Code" w:cs="Times New Roman"/>
+          <w:color w:val="98C379"/>
+          <w:sz w:val="23"/>
+          <w:szCs w:val="23"/>
+          <w:lang w:val="en-US" w:eastAsia="ru-RU"/>
+        </w:rPr>
+        <w:t xml:space="preserve">: </w:t>
+      </w:r>
+      <w:r>
+        <w:rPr>
+          <w:rFonts w:ascii="Cascadia Code" w:eastAsia="Times New Roman" w:hAnsi="Cascadia Code" w:cs="Times New Roman"/>
+          <w:color w:val="D19A66"/>
+          <w:sz w:val="23"/>
+          <w:szCs w:val="23"/>
+          <w:lang w:val="en-US" w:eastAsia="ru-RU"/>
+        </w:rPr>
+        <w:t>%s</w:t>
+      </w:r>
+      <w:r>
+        <w:rPr>
+          <w:rFonts w:ascii="Cascadia Code" w:eastAsia="Times New Roman" w:hAnsi="Cascadia Code" w:cs="Times New Roman"/>
+          <w:color w:val="98C379"/>
+          <w:sz w:val="23"/>
+          <w:szCs w:val="23"/>
+          <w:lang w:val="en-US" w:eastAsia="ru-RU"/>
+        </w:rPr>
+        <w:t>"</w:t>
+      </w:r>
+      <w:r>
+        <w:rPr>
+          <w:rFonts w:ascii="Cascadia Code" w:eastAsia="Times New Roman" w:hAnsi="Cascadia Code" w:cs="Times New Roman"/>
+          <w:color w:val="ABB2BF"/>
+          <w:sz w:val="23"/>
+          <w:szCs w:val="23"/>
+          <w:lang w:val="en-US" w:eastAsia="ru-RU"/>
+        </w:rPr>
+        <w:t xml:space="preserve">, </w:t>
+      </w:r>
+      <w:r>
+        <w:rPr>
+          <w:rFonts w:ascii="Cascadia Code" w:eastAsia="Times New Roman" w:hAnsi="Cascadia Code" w:cs="Times New Roman"/>
+          <w:color w:val="98C379"/>
+          <w:sz w:val="23"/>
+          <w:szCs w:val="23"/>
+          <w:lang w:val="en-US" w:eastAsia="ru-RU"/>
+        </w:rPr>
+        <w:t>"</w:t>
+      </w:r>
+      <w:r>
+        <w:rPr>
+          <w:rFonts w:ascii="Cascadia Code" w:eastAsia="Times New Roman" w:hAnsi="Cascadia Code" w:cs="Times New Roman"/>
+          <w:color w:val="98C379"/>
+          <w:sz w:val="23"/>
+          <w:szCs w:val="23"/>
+          <w:lang w:eastAsia="ru-RU"/>
+        </w:rPr>
+        <w:t>включены</w:t>
+      </w:r>
+      <w:r>
+        <w:rPr>
+          <w:rFonts w:ascii="Cascadia Code" w:eastAsia="Times New Roman" w:hAnsi="Cascadia Code" w:cs="Times New Roman"/>
+          <w:color w:val="98C379"/>
+          <w:sz w:val="23"/>
+          <w:szCs w:val="23"/>
+          <w:lang w:val="en-US" w:eastAsia="ru-RU"/>
+        </w:rPr>
+        <w:t>"</w:t>
+      </w:r>
+      <w:r>
+        <w:rPr>
+          <w:rFonts w:ascii="Cascadia Code" w:eastAsia="Times New Roman" w:hAnsi="Cascadia Code" w:cs="Times New Roman"/>
+          <w:color w:val="ABB2BF"/>
+          <w:sz w:val="23"/>
+          <w:szCs w:val="23"/>
+          <w:lang w:val="en-US" w:eastAsia="ru-RU"/>
+        </w:rPr>
+        <w:t xml:space="preserve"> </w:t>
+      </w:r>
+      <w:r>
+        <w:rPr>
+          <w:rFonts w:ascii="Cascadia Code" w:eastAsia="Times New Roman" w:hAnsi="Cascadia Code" w:cs="Times New Roman"/>
+          <w:color w:val="C678DD"/>
+          <w:sz w:val="23"/>
+          <w:szCs w:val="23"/>
+          <w:lang w:val="en-US" w:eastAsia="ru-RU"/>
+        </w:rPr>
+        <w:t>if</w:t>
+      </w:r>
+      <w:r>
+        <w:rPr>
+          <w:rFonts w:ascii="Cascadia Code" w:eastAsia="Times New Roman" w:hAnsi="Cascadia Code" w:cs="Times New Roman"/>
+          <w:color w:val="ABB2BF"/>
+          <w:sz w:val="23"/>
+          <w:szCs w:val="23"/>
+          <w:lang w:val="en-US" w:eastAsia="ru-RU"/>
+        </w:rPr>
+        <w:t xml:space="preserve"> fk_on </w:t>
+      </w:r>
+      <w:r>
+        <w:rPr>
+          <w:rFonts w:ascii="Cascadia Code" w:eastAsia="Times New Roman" w:hAnsi="Cascadia Code" w:cs="Times New Roman"/>
+          <w:color w:val="C678DD"/>
+          <w:sz w:val="23"/>
+          <w:szCs w:val="23"/>
+          <w:lang w:val="en-US" w:eastAsia="ru-RU"/>
+        </w:rPr>
+        <w:t>else</w:t>
+      </w:r>
+      <w:r>
+        <w:rPr>
+          <w:rFonts w:ascii="Cascadia Code" w:eastAsia="Times New Roman" w:hAnsi="Cascadia Code" w:cs="Times New Roman"/>
+          <w:color w:val="ABB2BF"/>
+          <w:sz w:val="23"/>
+          <w:szCs w:val="23"/>
+          <w:lang w:val="en-US" w:eastAsia="ru-RU"/>
+        </w:rPr>
+        <w:t xml:space="preserve"> </w:t>
+      </w:r>
+      <w:r>
+        <w:rPr>
+          <w:rFonts w:ascii="Cascadia Code" w:eastAsia="Times New Roman" w:hAnsi="Cascadia Code" w:cs="Times New Roman"/>
+          <w:color w:val="98C379"/>
+          <w:sz w:val="23"/>
+          <w:szCs w:val="23"/>
+          <w:lang w:val="en-US" w:eastAsia="ru-RU"/>
+        </w:rPr>
+        <w:t>"</w:t>
+      </w:r>
+      <w:r>
+        <w:rPr>
+          <w:rFonts w:ascii="Cascadia Code" w:eastAsia="Times New Roman" w:hAnsi="Cascadia Code" w:cs="Times New Roman"/>
+          <w:color w:val="98C379"/>
+          <w:sz w:val="23"/>
+          <w:szCs w:val="23"/>
+          <w:lang w:eastAsia="ru-RU"/>
+        </w:rPr>
+        <w:t>выключены</w:t>
+      </w:r>
+      <w:r>
+        <w:rPr>
+          <w:rFonts w:ascii="Cascadia Code" w:eastAsia="Times New Roman" w:hAnsi="Cascadia Code" w:cs="Times New Roman"/>
+          <w:color w:val="98C379"/>
+          <w:sz w:val="23"/>
+          <w:szCs w:val="23"/>
+          <w:lang w:val="en-US" w:eastAsia="ru-RU"/>
+        </w:rPr>
+        <w:t>"</w:t>
+      </w:r>
+      <w:r>
+        <w:rPr>
+          <w:rFonts w:ascii="Cascadia Code" w:eastAsia="Times New Roman" w:hAnsi="Cascadia Code" w:cs="Times New Roman"/>
+          <w:color w:val="ABB2BF"/>
+          <w:sz w:val="23"/>
+          <w:szCs w:val="23"/>
+          <w:lang w:val="en-US" w:eastAsia="ru-RU"/>
+        </w:rPr>
+        <w:t>)</w:t>
+      </w:r>
+    </w:p>
+    <w:p>
+      <w:pPr>
+        <w:shd w:val="clear" w:color="auto" w:fill="282C34"/>
+        <w:spacing w:after="0" w:line="300" w:lineRule="atLeast"/>
+        <w:rPr>
+          <w:rFonts w:ascii="Cascadia Code" w:eastAsia="Times New Roman" w:hAnsi="Cascadia Code" w:cs="Times New Roman"/>
+          <w:color w:val="ABB2BF"/>
+          <w:sz w:val="23"/>
+          <w:szCs w:val="23"/>
+          <w:lang w:val="en-US" w:eastAsia="ru-RU"/>
+        </w:rPr>
+      </w:pPr>
+    </w:p>
+    <w:p>
+      <w:pPr>
+        <w:shd w:val="clear" w:color="auto" w:fill="282C34"/>
+        <w:spacing w:after="0" w:line="300" w:lineRule="atLeast"/>
+        <w:rPr>
+          <w:rFonts w:ascii="Cascadia Code" w:eastAsia="Times New Roman" w:hAnsi="Cascadia Code" w:cs="Times New Roman"/>
+          <w:color w:val="ABB2BF"/>
+          <w:sz w:val="23"/>
+          <w:szCs w:val="23"/>
+          <w:lang w:val="en-US" w:eastAsia="ru-RU"/>
+        </w:rPr>
+      </w:pPr>
+      <w:r>
+        <w:rPr>
+          <w:rFonts w:ascii="Cascadia Code" w:eastAsia="Times New Roman" w:hAnsi="Cascadia Code" w:cs="Times New Roman"/>
+          <w:color w:val="ABB2BF"/>
+          <w:sz w:val="23"/>
+          <w:szCs w:val="23"/>
+          <w:lang w:val="en-US" w:eastAsia="ru-RU"/>
+        </w:rPr>
+        <w:t xml:space="preserve">    missing </w:t>
+      </w:r>
+      <w:r>
+        <w:rPr>
+          <w:rFonts w:ascii="Cascadia Code" w:eastAsia="Times New Roman" w:hAnsi="Cascadia Code" w:cs="Times New Roman"/>
+          <w:color w:val="C678DD"/>
+          <w:sz w:val="23"/>
+          <w:szCs w:val="23"/>
+          <w:lang w:val="en-US" w:eastAsia="ru-RU"/>
+        </w:rPr>
+        <w:t>=</w:t>
+      </w:r>
+      <w:r>
+        <w:rPr>
+          <w:rFonts w:ascii="Cascadia Code" w:eastAsia="Times New Roman" w:hAnsi="Cascadia Code" w:cs="Times New Roman"/>
+          <w:color w:val="ABB2BF"/>
+          <w:sz w:val="23"/>
+          <w:szCs w:val="23"/>
+          <w:lang w:val="en-US" w:eastAsia="ru-RU"/>
+        </w:rPr>
+        <w:t xml:space="preserve"> expected </w:t>
+      </w:r>
+      <w:r>
+        <w:rPr>
+          <w:rFonts w:ascii="Cascadia Code" w:eastAsia="Times New Roman" w:hAnsi="Cascadia Code" w:cs="Times New Roman"/>
+          <w:color w:val="C678DD"/>
+          <w:sz w:val="23"/>
+          <w:szCs w:val="23"/>
+          <w:lang w:val="en-US" w:eastAsia="ru-RU"/>
+        </w:rPr>
+        <w:t>-</w:t>
+      </w:r>
+      <w:r>
+        <w:rPr>
+          <w:rFonts w:ascii="Cascadia Code" w:eastAsia="Times New Roman" w:hAnsi="Cascadia Code" w:cs="Times New Roman"/>
+          <w:color w:val="ABB2BF"/>
+          <w:sz w:val="23"/>
+          <w:szCs w:val="23"/>
+          <w:lang w:val="en-US" w:eastAsia="ru-RU"/>
+        </w:rPr>
+        <w:t xml:space="preserve"> </w:t>
+      </w:r>
+      <w:r>
+        <w:rPr>
+          <w:rFonts w:ascii="Cascadia Code" w:eastAsia="Times New Roman" w:hAnsi="Cascadia Code" w:cs="Times New Roman"/>
+          <w:color w:val="56B6C2"/>
+          <w:sz w:val="23"/>
+          <w:szCs w:val="23"/>
+          <w:lang w:val="en-US" w:eastAsia="ru-RU"/>
+        </w:rPr>
+        <w:t>set</w:t>
+      </w:r>
+      <w:r>
+        <w:rPr>
+          <w:rFonts w:ascii="Cascadia Code" w:eastAsia="Times New Roman" w:hAnsi="Cascadia Code" w:cs="Times New Roman"/>
+          <w:color w:val="ABB2BF"/>
+          <w:sz w:val="23"/>
+          <w:szCs w:val="23"/>
+          <w:lang w:val="en-US" w:eastAsia="ru-RU"/>
+        </w:rPr>
+        <w:t>(tables)</w:t>
+      </w:r>
+    </w:p>
+    <w:p>
+      <w:pPr>
+        <w:shd w:val="clear" w:color="auto" w:fill="282C34"/>
+        <w:spacing w:after="0" w:line="300" w:lineRule="atLeast"/>
+        <w:rPr>
+          <w:rFonts w:ascii="Cascadia Code" w:eastAsia="Times New Roman" w:hAnsi="Cascadia Code" w:cs="Times New Roman"/>
+          <w:color w:val="ABB2BF"/>
+          <w:sz w:val="23"/>
+          <w:szCs w:val="23"/>
+          <w:lang w:val="en-US" w:eastAsia="ru-RU"/>
+        </w:rPr>
+      </w:pPr>
+      <w:r>
+        <w:rPr>
+          <w:rFonts w:ascii="Cascadia Code" w:eastAsia="Times New Roman" w:hAnsi="Cascadia Code" w:cs="Times New Roman"/>
+          <w:color w:val="ABB2BF"/>
+          <w:sz w:val="23"/>
+          <w:szCs w:val="23"/>
+          <w:lang w:val="en-US" w:eastAsia="ru-RU"/>
+        </w:rPr>
+        <w:t xml:space="preserve">    </w:t>
+      </w:r>
+      <w:r>
+        <w:rPr>
+          <w:rFonts w:ascii="Cascadia Code" w:eastAsia="Times New Roman" w:hAnsi="Cascadia Code" w:cs="Times New Roman"/>
+          <w:color w:val="C678DD"/>
+          <w:sz w:val="23"/>
+          <w:szCs w:val="23"/>
+          <w:lang w:val="en-US" w:eastAsia="ru-RU"/>
+        </w:rPr>
+        <w:t>if</w:t>
+      </w:r>
+      <w:r>
+        <w:rPr>
+          <w:rFonts w:ascii="Cascadia Code" w:eastAsia="Times New Roman" w:hAnsi="Cascadia Code" w:cs="Times New Roman"/>
+          <w:color w:val="ABB2BF"/>
+          <w:sz w:val="23"/>
+          <w:szCs w:val="23"/>
+          <w:lang w:val="en-US" w:eastAsia="ru-RU"/>
+        </w:rPr>
+        <w:t xml:space="preserve"> missing:</w:t>
+      </w:r>
+    </w:p>
+    <w:p>
+      <w:pPr>
+        <w:shd w:val="clear" w:color="auto" w:fill="282C34"/>
+        <w:spacing w:after="0" w:line="300" w:lineRule="atLeast"/>
+        <w:rPr>
+          <w:rFonts w:ascii="Cascadia Code" w:eastAsia="Times New Roman" w:hAnsi="Cascadia Code" w:cs="Times New Roman"/>
+          <w:color w:val="ABB2BF"/>
+          <w:sz w:val="23"/>
+          <w:szCs w:val="23"/>
+          <w:lang w:val="en-US" w:eastAsia="ru-RU"/>
+        </w:rPr>
+      </w:pPr>
+      <w:r>
+        <w:rPr>
+          <w:rFonts w:ascii="Cascadia Code" w:eastAsia="Times New Roman" w:hAnsi="Cascadia Code" w:cs="Times New Roman"/>
+          <w:color w:val="ABB2BF"/>
+          <w:sz w:val="23"/>
+          <w:szCs w:val="23"/>
+          <w:lang w:val="en-US" w:eastAsia="ru-RU"/>
+        </w:rPr>
+        <w:t>        log.error(</w:t>
+      </w:r>
+      <w:r>
+        <w:rPr>
+          <w:rFonts w:ascii="Cascadia Code" w:eastAsia="Times New Roman" w:hAnsi="Cascadia Code" w:cs="Times New Roman"/>
+          <w:color w:val="98C379"/>
+          <w:sz w:val="23"/>
+          <w:szCs w:val="23"/>
+          <w:lang w:val="en-US" w:eastAsia="ru-RU"/>
+        </w:rPr>
+        <w:t>"</w:t>
+      </w:r>
+      <w:r>
+        <w:rPr>
+          <w:rFonts w:ascii="Cascadia Code" w:eastAsia="Times New Roman" w:hAnsi="Cascadia Code" w:cs="Times New Roman"/>
+          <w:color w:val="98C379"/>
+          <w:sz w:val="23"/>
+          <w:szCs w:val="23"/>
+          <w:lang w:eastAsia="ru-RU"/>
+        </w:rPr>
+        <w:t>Не</w:t>
+      </w:r>
+      <w:r>
+        <w:rPr>
+          <w:rFonts w:ascii="Cascadia Code" w:eastAsia="Times New Roman" w:hAnsi="Cascadia Code" w:cs="Times New Roman"/>
+          <w:color w:val="98C379"/>
+          <w:sz w:val="23"/>
+          <w:szCs w:val="23"/>
+          <w:lang w:val="en-US" w:eastAsia="ru-RU"/>
+        </w:rPr>
+        <w:t xml:space="preserve"> </w:t>
+      </w:r>
+      <w:r>
+        <w:rPr>
+          <w:rFonts w:ascii="Cascadia Code" w:eastAsia="Times New Roman" w:hAnsi="Cascadia Code" w:cs="Times New Roman"/>
+          <w:color w:val="98C379"/>
+          <w:sz w:val="23"/>
+          <w:szCs w:val="23"/>
+          <w:lang w:eastAsia="ru-RU"/>
+        </w:rPr>
+        <w:t>хватает</w:t>
+      </w:r>
+      <w:r>
+        <w:rPr>
+          <w:rFonts w:ascii="Cascadia Code" w:eastAsia="Times New Roman" w:hAnsi="Cascadia Code" w:cs="Times New Roman"/>
+          <w:color w:val="98C379"/>
+          <w:sz w:val="23"/>
+          <w:szCs w:val="23"/>
+          <w:lang w:val="en-US" w:eastAsia="ru-RU"/>
+        </w:rPr>
+        <w:t xml:space="preserve"> </w:t>
+      </w:r>
+      <w:r>
+        <w:rPr>
+          <w:rFonts w:ascii="Cascadia Code" w:eastAsia="Times New Roman" w:hAnsi="Cascadia Code" w:cs="Times New Roman"/>
+          <w:color w:val="98C379"/>
+          <w:sz w:val="23"/>
+          <w:szCs w:val="23"/>
+          <w:lang w:eastAsia="ru-RU"/>
+        </w:rPr>
+        <w:t>таблиц</w:t>
+      </w:r>
+      <w:r>
+        <w:rPr>
+          <w:rFonts w:ascii="Cascadia Code" w:eastAsia="Times New Roman" w:hAnsi="Cascadia Code" w:cs="Times New Roman"/>
+          <w:color w:val="98C379"/>
+          <w:sz w:val="23"/>
+          <w:szCs w:val="23"/>
+          <w:lang w:val="en-US" w:eastAsia="ru-RU"/>
+        </w:rPr>
+        <w:t xml:space="preserve">: </w:t>
+      </w:r>
+      <w:r>
+        <w:rPr>
+          <w:rFonts w:ascii="Cascadia Code" w:eastAsia="Times New Roman" w:hAnsi="Cascadia Code" w:cs="Times New Roman"/>
+          <w:color w:val="D19A66"/>
+          <w:sz w:val="23"/>
+          <w:szCs w:val="23"/>
+          <w:lang w:val="en-US" w:eastAsia="ru-RU"/>
+        </w:rPr>
+        <w:t>%s</w:t>
+      </w:r>
+      <w:r>
+        <w:rPr>
+          <w:rFonts w:ascii="Cascadia Code" w:eastAsia="Times New Roman" w:hAnsi="Cascadia Code" w:cs="Times New Roman"/>
+          <w:color w:val="98C379"/>
+          <w:sz w:val="23"/>
+          <w:szCs w:val="23"/>
+          <w:lang w:val="en-US" w:eastAsia="ru-RU"/>
+        </w:rPr>
+        <w:t>"</w:t>
+      </w:r>
+      <w:r>
+        <w:rPr>
+          <w:rFonts w:ascii="Cascadia Code" w:eastAsia="Times New Roman" w:hAnsi="Cascadia Code" w:cs="Times New Roman"/>
+          <w:color w:val="ABB2BF"/>
+          <w:sz w:val="23"/>
+          <w:szCs w:val="23"/>
+          <w:lang w:val="en-US" w:eastAsia="ru-RU"/>
+        </w:rPr>
+        <w:t xml:space="preserve">, </w:t>
+      </w:r>
+      <w:r>
+        <w:rPr>
+          <w:rFonts w:ascii="Cascadia Code" w:eastAsia="Times New Roman" w:hAnsi="Cascadia Code" w:cs="Times New Roman"/>
+          <w:color w:val="98C379"/>
+          <w:sz w:val="23"/>
+          <w:szCs w:val="23"/>
+          <w:lang w:val="en-US" w:eastAsia="ru-RU"/>
+        </w:rPr>
+        <w:t>", "</w:t>
+      </w:r>
+      <w:r>
+        <w:rPr>
+          <w:rFonts w:ascii="Cascadia Code" w:eastAsia="Times New Roman" w:hAnsi="Cascadia Code" w:cs="Times New Roman"/>
+          <w:color w:val="ABB2BF"/>
+          <w:sz w:val="23"/>
+          <w:szCs w:val="23"/>
+          <w:lang w:val="en-US" w:eastAsia="ru-RU"/>
+        </w:rPr>
+        <w:t>.join(</w:t>
+      </w:r>
+      <w:r>
+        <w:rPr>
+          <w:rFonts w:ascii="Cascadia Code" w:eastAsia="Times New Roman" w:hAnsi="Cascadia Code" w:cs="Times New Roman"/>
+          <w:color w:val="56B6C2"/>
+          <w:sz w:val="23"/>
+          <w:szCs w:val="23"/>
+          <w:lang w:val="en-US" w:eastAsia="ru-RU"/>
+        </w:rPr>
+        <w:t>sorted</w:t>
+      </w:r>
+      <w:r>
+        <w:rPr>
+          <w:rFonts w:ascii="Cascadia Code" w:eastAsia="Times New Roman" w:hAnsi="Cascadia Code" w:cs="Times New Roman"/>
+          <w:color w:val="ABB2BF"/>
+          <w:sz w:val="23"/>
+          <w:szCs w:val="23"/>
+          <w:lang w:val="en-US" w:eastAsia="ru-RU"/>
+        </w:rPr>
+        <w:t>(missing)))</w:t>
+      </w:r>
+    </w:p>
+    <w:p>
+      <w:pPr>
+        <w:shd w:val="clear" w:color="auto" w:fill="282C34"/>
+        <w:spacing w:after="0" w:line="300" w:lineRule="atLeast"/>
+        <w:rPr>
+          <w:rFonts w:ascii="Cascadia Code" w:eastAsia="Times New Roman" w:hAnsi="Cascadia Code" w:cs="Times New Roman"/>
+          <w:color w:val="ABB2BF"/>
+          <w:sz w:val="23"/>
+          <w:szCs w:val="23"/>
+          <w:lang w:val="en-US" w:eastAsia="ru-RU"/>
+        </w:rPr>
+      </w:pPr>
+      <w:r>
+        <w:rPr>
+          <w:rFonts w:ascii="Cascadia Code" w:eastAsia="Times New Roman" w:hAnsi="Cascadia Code" w:cs="Times New Roman"/>
+          <w:color w:val="ABB2BF"/>
+          <w:sz w:val="23"/>
+          <w:szCs w:val="23"/>
+          <w:lang w:val="en-US" w:eastAsia="ru-RU"/>
+        </w:rPr>
+        <w:t xml:space="preserve">        </w:t>
+      </w:r>
+      <w:r>
+        <w:rPr>
+          <w:rFonts w:ascii="Cascadia Code" w:eastAsia="Times New Roman" w:hAnsi="Cascadia Code" w:cs="Times New Roman"/>
+          <w:color w:val="C678DD"/>
+          <w:sz w:val="23"/>
+          <w:szCs w:val="23"/>
+          <w:lang w:val="en-US" w:eastAsia="ru-RU"/>
+        </w:rPr>
+        <w:t>return</w:t>
+      </w:r>
+      <w:r>
+        <w:rPr>
+          <w:rFonts w:ascii="Cascadia Code" w:eastAsia="Times New Roman" w:hAnsi="Cascadia Code" w:cs="Times New Roman"/>
+          <w:color w:val="ABB2BF"/>
+          <w:sz w:val="23"/>
+          <w:szCs w:val="23"/>
+          <w:lang w:val="en-US" w:eastAsia="ru-RU"/>
+        </w:rPr>
+        <w:t xml:space="preserve"> </w:t>
+      </w:r>
+      <w:r>
+        <w:rPr>
+          <w:rFonts w:ascii="Cascadia Code" w:eastAsia="Times New Roman" w:hAnsi="Cascadia Code" w:cs="Times New Roman"/>
+          <w:color w:val="AFD166"/>
+          <w:sz w:val="23"/>
+          <w:szCs w:val="23"/>
+          <w:lang w:val="en-US" w:eastAsia="ru-RU"/>
+        </w:rPr>
+        <w:t>1</w:t>
+      </w:r>
+    </w:p>
+    <w:p>
+      <w:pPr>
+        <w:shd w:val="clear" w:color="auto" w:fill="282C34"/>
+        <w:spacing w:after="0" w:line="300" w:lineRule="atLeast"/>
+        <w:rPr>
+          <w:rFonts w:ascii="Cascadia Code" w:eastAsia="Times New Roman" w:hAnsi="Cascadia Code" w:cs="Times New Roman"/>
+          <w:color w:val="ABB2BF"/>
+          <w:sz w:val="23"/>
+          <w:szCs w:val="23"/>
+          <w:lang w:val="en-US" w:eastAsia="ru-RU"/>
+        </w:rPr>
+      </w:pPr>
+      <w:r>
+        <w:rPr>
+          <w:rFonts w:ascii="Cascadia Code" w:eastAsia="Times New Roman" w:hAnsi="Cascadia Code" w:cs="Times New Roman"/>
+          <w:color w:val="ABB2BF"/>
+          <w:sz w:val="23"/>
+          <w:szCs w:val="23"/>
+          <w:lang w:val="en-US" w:eastAsia="ru-RU"/>
+        </w:rPr>
+        <w:t>    log.info(</w:t>
+      </w:r>
+      <w:r>
+        <w:rPr>
+          <w:rFonts w:ascii="Cascadia Code" w:eastAsia="Times New Roman" w:hAnsi="Cascadia Code" w:cs="Times New Roman"/>
+          <w:color w:val="98C379"/>
+          <w:sz w:val="23"/>
+          <w:szCs w:val="23"/>
+          <w:lang w:val="en-US" w:eastAsia="ru-RU"/>
+        </w:rPr>
+        <w:t>"</w:t>
+      </w:r>
+      <w:r>
+        <w:rPr>
+          <w:rFonts w:ascii="Cascadia Code" w:eastAsia="Times New Roman" w:hAnsi="Cascadia Code" w:cs="Times New Roman"/>
+          <w:color w:val="98C379"/>
+          <w:sz w:val="23"/>
+          <w:szCs w:val="23"/>
+          <w:lang w:eastAsia="ru-RU"/>
+        </w:rPr>
+        <w:t>Все</w:t>
+      </w:r>
+      <w:r>
+        <w:rPr>
+          <w:rFonts w:ascii="Cascadia Code" w:eastAsia="Times New Roman" w:hAnsi="Cascadia Code" w:cs="Times New Roman"/>
+          <w:color w:val="98C379"/>
+          <w:sz w:val="23"/>
+          <w:szCs w:val="23"/>
+          <w:lang w:val="en-US" w:eastAsia="ru-RU"/>
+        </w:rPr>
+        <w:t xml:space="preserve"> </w:t>
+      </w:r>
+      <w:r>
+        <w:rPr>
+          <w:rFonts w:ascii="Cascadia Code" w:eastAsia="Times New Roman" w:hAnsi="Cascadia Code" w:cs="Times New Roman"/>
+          <w:color w:val="D19A66"/>
+          <w:sz w:val="23"/>
+          <w:szCs w:val="23"/>
+          <w:lang w:val="en-US" w:eastAsia="ru-RU"/>
+        </w:rPr>
+        <w:t>%d</w:t>
+      </w:r>
+      <w:r>
+        <w:rPr>
+          <w:rFonts w:ascii="Cascadia Code" w:eastAsia="Times New Roman" w:hAnsi="Cascadia Code" w:cs="Times New Roman"/>
+          <w:color w:val="98C379"/>
+          <w:sz w:val="23"/>
+          <w:szCs w:val="23"/>
+          <w:lang w:val="en-US" w:eastAsia="ru-RU"/>
+        </w:rPr>
+        <w:t xml:space="preserve"> </w:t>
+      </w:r>
+      <w:r>
+        <w:rPr>
+          <w:rFonts w:ascii="Cascadia Code" w:eastAsia="Times New Roman" w:hAnsi="Cascadia Code" w:cs="Times New Roman"/>
+          <w:color w:val="98C379"/>
+          <w:sz w:val="23"/>
+          <w:szCs w:val="23"/>
+          <w:lang w:eastAsia="ru-RU"/>
+        </w:rPr>
+        <w:t>таблиц</w:t>
+      </w:r>
+      <w:r>
+        <w:rPr>
+          <w:rFonts w:ascii="Cascadia Code" w:eastAsia="Times New Roman" w:hAnsi="Cascadia Code" w:cs="Times New Roman"/>
+          <w:color w:val="98C379"/>
+          <w:sz w:val="23"/>
+          <w:szCs w:val="23"/>
+          <w:lang w:val="en-US" w:eastAsia="ru-RU"/>
+        </w:rPr>
+        <w:t xml:space="preserve"> </w:t>
+      </w:r>
+      <w:r>
+        <w:rPr>
+          <w:rFonts w:ascii="Cascadia Code" w:eastAsia="Times New Roman" w:hAnsi="Cascadia Code" w:cs="Times New Roman"/>
+          <w:color w:val="98C379"/>
+          <w:sz w:val="23"/>
+          <w:szCs w:val="23"/>
+          <w:lang w:eastAsia="ru-RU"/>
+        </w:rPr>
+        <w:t>на</w:t>
+      </w:r>
+      <w:r>
+        <w:rPr>
+          <w:rFonts w:ascii="Cascadia Code" w:eastAsia="Times New Roman" w:hAnsi="Cascadia Code" w:cs="Times New Roman"/>
+          <w:color w:val="98C379"/>
+          <w:sz w:val="23"/>
+          <w:szCs w:val="23"/>
+          <w:lang w:val="en-US" w:eastAsia="ru-RU"/>
+        </w:rPr>
+        <w:t xml:space="preserve"> </w:t>
+      </w:r>
+      <w:r>
+        <w:rPr>
+          <w:rFonts w:ascii="Cascadia Code" w:eastAsia="Times New Roman" w:hAnsi="Cascadia Code" w:cs="Times New Roman"/>
+          <w:color w:val="98C379"/>
+          <w:sz w:val="23"/>
+          <w:szCs w:val="23"/>
+          <w:lang w:eastAsia="ru-RU"/>
+        </w:rPr>
+        <w:t>местн</w:t>
+      </w:r>
+      <w:r>
+        <w:rPr>
+          <w:rFonts w:ascii="Cascadia Code" w:eastAsia="Times New Roman" w:hAnsi="Cascadia Code" w:cs="Times New Roman"/>
+          <w:color w:val="98C379"/>
+          <w:sz w:val="23"/>
+          <w:szCs w:val="23"/>
+          <w:lang w:val="en-US" w:eastAsia="ru-RU"/>
+        </w:rPr>
+        <w:t>"</w:t>
+      </w:r>
+      <w:r>
+        <w:rPr>
+          <w:rFonts w:ascii="Cascadia Code" w:eastAsia="Times New Roman" w:hAnsi="Cascadia Code" w:cs="Times New Roman"/>
+          <w:color w:val="ABB2BF"/>
+          <w:sz w:val="23"/>
+          <w:szCs w:val="23"/>
+          <w:lang w:val="en-US" w:eastAsia="ru-RU"/>
+        </w:rPr>
+        <w:t xml:space="preserve">, </w:t>
+      </w:r>
+      <w:r>
+        <w:rPr>
+          <w:rFonts w:ascii="Cascadia Code" w:eastAsia="Times New Roman" w:hAnsi="Cascadia Code" w:cs="Times New Roman"/>
+          <w:color w:val="56B6C2"/>
+          <w:sz w:val="23"/>
+          <w:szCs w:val="23"/>
+          <w:lang w:val="en-US" w:eastAsia="ru-RU"/>
+        </w:rPr>
+        <w:t>len</w:t>
+      </w:r>
+      <w:r>
+        <w:rPr>
+          <w:rFonts w:ascii="Cascadia Code" w:eastAsia="Times New Roman" w:hAnsi="Cascadia Code" w:cs="Times New Roman"/>
+          <w:color w:val="ABB2BF"/>
+          <w:sz w:val="23"/>
+          <w:szCs w:val="23"/>
+          <w:lang w:val="en-US" w:eastAsia="ru-RU"/>
+        </w:rPr>
+        <w:t>(expected))</w:t>
+      </w:r>
+    </w:p>
+    <w:p>
+      <w:pPr>
+        <w:shd w:val="clear" w:color="auto" w:fill="282C34"/>
+        <w:spacing w:after="0" w:line="300" w:lineRule="atLeast"/>
+        <w:rPr>
+          <w:rFonts w:ascii="Cascadia Code" w:eastAsia="Times New Roman" w:hAnsi="Cascadia Code" w:cs="Times New Roman"/>
+          <w:color w:val="ABB2BF"/>
+          <w:sz w:val="23"/>
+          <w:szCs w:val="23"/>
+          <w:lang w:val="en-US" w:eastAsia="ru-RU"/>
+        </w:rPr>
+      </w:pPr>
+      <w:r>
+        <w:rPr>
+          <w:rFonts w:ascii="Cascadia Code" w:eastAsia="Times New Roman" w:hAnsi="Cascadia Code" w:cs="Times New Roman"/>
+          <w:color w:val="ABB2BF"/>
+          <w:sz w:val="23"/>
+          <w:szCs w:val="23"/>
+          <w:lang w:val="en-US" w:eastAsia="ru-RU"/>
+        </w:rPr>
+        <w:t xml:space="preserve">    </w:t>
+      </w:r>
+      <w:r>
+        <w:rPr>
+          <w:rFonts w:ascii="Cascadia Code" w:eastAsia="Times New Roman" w:hAnsi="Cascadia Code" w:cs="Times New Roman"/>
+          <w:color w:val="C678DD"/>
+          <w:sz w:val="23"/>
+          <w:szCs w:val="23"/>
+          <w:lang w:val="en-US" w:eastAsia="ru-RU"/>
+        </w:rPr>
+        <w:t>return</w:t>
+      </w:r>
+      <w:r>
+        <w:rPr>
+          <w:rFonts w:ascii="Cascadia Code" w:eastAsia="Times New Roman" w:hAnsi="Cascadia Code" w:cs="Times New Roman"/>
+          <w:color w:val="ABB2BF"/>
+          <w:sz w:val="23"/>
+          <w:szCs w:val="23"/>
+          <w:lang w:val="en-US" w:eastAsia="ru-RU"/>
+        </w:rPr>
+        <w:t xml:space="preserve"> </w:t>
+      </w:r>
+      <w:r>
+        <w:rPr>
+          <w:rFonts w:ascii="Cascadia Code" w:eastAsia="Times New Roman" w:hAnsi="Cascadia Code" w:cs="Times New Roman"/>
+          <w:color w:val="AFD166"/>
+          <w:sz w:val="23"/>
+          <w:szCs w:val="23"/>
+          <w:lang w:val="en-US" w:eastAsia="ru-RU"/>
+        </w:rPr>
+        <w:t>0</w:t>
+      </w:r>
+    </w:p>
+    <w:p>
+      <w:pPr>
+        <w:shd w:val="clear" w:color="auto" w:fill="282C34"/>
+        <w:spacing w:after="240" w:line="300" w:lineRule="atLeast"/>
+        <w:rPr>
+          <w:rFonts w:ascii="Cascadia Code" w:eastAsia="Times New Roman" w:hAnsi="Cascadia Code" w:cs="Times New Roman"/>
+          <w:color w:val="ABB2BF"/>
+          <w:sz w:val="23"/>
+          <w:szCs w:val="23"/>
+          <w:lang w:val="en-US" w:eastAsia="ru-RU"/>
+        </w:rPr>
+      </w:pPr>
+    </w:p>
+    <w:p>
+      <w:pPr>
+        <w:shd w:val="clear" w:color="auto" w:fill="282C34"/>
+        <w:spacing w:after="0" w:line="300" w:lineRule="atLeast"/>
+        <w:rPr>
+          <w:rFonts w:ascii="Cascadia Code" w:eastAsia="Times New Roman" w:hAnsi="Cascadia Code" w:cs="Times New Roman"/>
+          <w:color w:val="ABB2BF"/>
+          <w:sz w:val="23"/>
+          <w:szCs w:val="23"/>
+          <w:lang w:val="en-US" w:eastAsia="ru-RU"/>
+        </w:rPr>
+      </w:pPr>
+      <w:r>
+        <w:rPr>
+          <w:rFonts w:ascii="Cascadia Code" w:eastAsia="Times New Roman" w:hAnsi="Cascadia Code" w:cs="Times New Roman"/>
+          <w:color w:val="C678DD"/>
+          <w:sz w:val="23"/>
+          <w:szCs w:val="23"/>
+          <w:lang w:val="en-US" w:eastAsia="ru-RU"/>
+        </w:rPr>
+        <w:t>if</w:t>
+      </w:r>
+      <w:r>
+        <w:rPr>
+          <w:rFonts w:ascii="Cascadia Code" w:eastAsia="Times New Roman" w:hAnsi="Cascadia Code" w:cs="Times New Roman"/>
+          <w:color w:val="ABB2BF"/>
+          <w:sz w:val="23"/>
+          <w:szCs w:val="23"/>
+          <w:lang w:val="en-US" w:eastAsia="ru-RU"/>
+        </w:rPr>
+        <w:t xml:space="preserve"> </w:t>
+      </w:r>
+      <w:r>
+        <w:rPr>
+          <w:rFonts w:ascii="Cascadia Code" w:eastAsia="Times New Roman" w:hAnsi="Cascadia Code" w:cs="Times New Roman"/>
+          <w:color w:val="E06C75"/>
+          <w:sz w:val="23"/>
+          <w:szCs w:val="23"/>
+          <w:lang w:val="en-US" w:eastAsia="ru-RU"/>
+        </w:rPr>
+        <w:t>__name__</w:t>
+      </w:r>
+      <w:r>
+        <w:rPr>
+          <w:rFonts w:ascii="Cascadia Code" w:eastAsia="Times New Roman" w:hAnsi="Cascadia Code" w:cs="Times New Roman"/>
+          <w:color w:val="ABB2BF"/>
+          <w:sz w:val="23"/>
+          <w:szCs w:val="23"/>
+          <w:lang w:val="en-US" w:eastAsia="ru-RU"/>
+        </w:rPr>
+        <w:t xml:space="preserve"> </w:t>
+      </w:r>
+      <w:r>
+        <w:rPr>
+          <w:rFonts w:ascii="Cascadia Code" w:eastAsia="Times New Roman" w:hAnsi="Cascadia Code" w:cs="Times New Roman"/>
+          <w:color w:val="C678DD"/>
+          <w:sz w:val="23"/>
+          <w:szCs w:val="23"/>
+          <w:lang w:val="en-US" w:eastAsia="ru-RU"/>
+        </w:rPr>
+        <w:t>==</w:t>
+      </w:r>
+      <w:r>
+        <w:rPr>
+          <w:rFonts w:ascii="Cascadia Code" w:eastAsia="Times New Roman" w:hAnsi="Cascadia Code" w:cs="Times New Roman"/>
+          <w:color w:val="ABB2BF"/>
+          <w:sz w:val="23"/>
+          <w:szCs w:val="23"/>
+          <w:lang w:val="en-US" w:eastAsia="ru-RU"/>
+        </w:rPr>
+        <w:t xml:space="preserve"> </w:t>
+      </w:r>
+      <w:r>
+        <w:rPr>
+          <w:rFonts w:ascii="Cascadia Code" w:eastAsia="Times New Roman" w:hAnsi="Cascadia Code" w:cs="Times New Roman"/>
+          <w:color w:val="98C379"/>
+          <w:sz w:val="23"/>
+          <w:szCs w:val="23"/>
+          <w:lang w:val="en-US" w:eastAsia="ru-RU"/>
+        </w:rPr>
+        <w:t>"__main__"</w:t>
+      </w:r>
+      <w:r>
+        <w:rPr>
+          <w:rFonts w:ascii="Cascadia Code" w:eastAsia="Times New Roman" w:hAnsi="Cascadia Code" w:cs="Times New Roman"/>
+          <w:color w:val="ABB2BF"/>
+          <w:sz w:val="23"/>
+          <w:szCs w:val="23"/>
+          <w:lang w:val="en-US" w:eastAsia="ru-RU"/>
+        </w:rPr>
+        <w:t>:</w:t>
+      </w:r>
+    </w:p>
+    <w:p>
+      <w:pPr>
+        <w:shd w:val="clear" w:color="auto" w:fill="282C34"/>
+        <w:spacing w:after="0" w:line="300" w:lineRule="atLeast"/>
+        <w:rPr>
+          <w:rFonts w:ascii="Cascadia Code" w:eastAsia="Times New Roman" w:hAnsi="Cascadia Code" w:cs="Times New Roman"/>
+          <w:color w:val="ABB2BF"/>
+          <w:sz w:val="23"/>
+          <w:szCs w:val="23"/>
+          <w:lang w:val="en-US" w:eastAsia="ru-RU"/>
+        </w:rPr>
+      </w:pPr>
+      <w:r>
+        <w:rPr>
+          <w:rFonts w:ascii="Cascadia Code" w:eastAsia="Times New Roman" w:hAnsi="Cascadia Code" w:cs="Times New Roman"/>
+          <w:color w:val="ABB2BF"/>
+          <w:sz w:val="23"/>
+          <w:szCs w:val="23"/>
+          <w:lang w:val="en-US" w:eastAsia="ru-RU"/>
+        </w:rPr>
+        <w:t>    sys.exit(main())</w:t>
+      </w:r>
+    </w:p>
+    <w:p>
+      <w:pPr>
+        <w:shd w:val="clear" w:color="auto" w:fill="282C34"/>
+        <w:spacing w:after="240" w:line="300" w:lineRule="atLeast"/>
+        <w:rPr>
+          <w:rFonts w:ascii="Cascadia Code" w:eastAsia="Times New Roman" w:hAnsi="Cascadia Code" w:cs="Times New Roman"/>
+          <w:color w:val="ABB2BF"/>
+          <w:sz w:val="23"/>
+          <w:szCs w:val="23"/>
+          <w:lang w:val="en-US" w:eastAsia="ru-RU"/>
+        </w:rPr>
+      </w:pPr>
+    </w:p>
+    <w:p>
+      <w:pPr>
+        <w:rPr>
+          <w:rFonts w:ascii="Times New Roman" w:hAnsi="Times New Roman" w:cs="Times New Roman"/>
+          <w:sz w:val="28"/>
+          <w:szCs w:val="28"/>
+        </w:rPr>
+      </w:pPr>
+      <w:r>
+        <w:rPr>
+          <w:rFonts w:ascii="Times New Roman" w:hAnsi="Times New Roman" w:cs="Times New Roman"/>
+          <w:sz w:val="28"/>
+          <w:szCs w:val="28"/>
+        </w:rPr>
+        <w:t>2. Скриншоты с результатами запуска</w:t>
+      </w:r>
+    </w:p>
+    <w:p>
+      <w:pPr>
+        <w:rPr>
+          <w:rFonts w:ascii="Times New Roman" w:hAnsi="Times New Roman" w:cs="Times New Roman"/>
+          <w:sz w:val="28"/>
+          <w:szCs w:val="28"/>
+        </w:rPr>
+      </w:pPr>
+      <w:r>
+        <w:rPr>
+          <w:rFonts w:ascii="Times New Roman" w:hAnsi="Times New Roman" w:cs="Times New Roman"/>
+          <w:sz w:val="28"/>
+          <w:szCs w:val="28"/>
+        </w:rPr>
+        <w:lastRenderedPageBreak/>
+        <w:t xml:space="preserve">Рисунок </w:t>
+      </w:r>
+      <w:r>
+        <w:rPr>
+          <w:rFonts w:ascii="Times New Roman" w:hAnsi="Times New Roman" w:cs="Times New Roman"/>
+          <w:sz w:val="28"/>
+          <w:szCs w:val="28"/>
+        </w:rPr>
+        <w:t xml:space="preserve">1 </w:t>
+      </w:r>
+      <w:r>
+        <w:rPr>
+          <w:rFonts w:ascii="Times New Roman" w:hAnsi="Times New Roman" w:cs="Times New Roman"/>
+          <w:sz w:val="28"/>
+          <w:szCs w:val="28"/>
+        </w:rPr>
+        <w:t>– Результат кода по созданию бд через скрипт</w:t>
+      </w:r>
+      <w:r>
+        <w:rPr>
+          <w:noProof/>
+        </w:rPr>
+        <w:drawing>
+          <wp:inline distT="0" distB="0" distL="0" distR="0" wp14:anchorId="4C21F316" wp14:editId="5FC8670A">
+            <wp:extent cx="5940425" cy="3155950"/>
+            <wp:effectExtent l="0" t="0" r="3175" b="6350"/>
+            <wp:docPr id="1" name="Рисунок 1"/>
+            <wp:cNvGraphicFramePr>
+              <a:graphicFrameLocks xmlns:a="http://schemas.openxmlformats.org/drawingml/2006/main" noChangeAspect="1"/>
+            </wp:cNvGraphicFramePr>
+            <a:graphic xmlns:a="http://schemas.openxmlformats.org/drawingml/2006/main">
+              <a:graphicData uri="http://schemas.openxmlformats.org/drawingml/2006/picture">
+                <pic:pic xmlns:pic="http://schemas.openxmlformats.org/drawingml/2006/picture">
+                  <pic:nvPicPr>
+                    <pic:cNvPr id="1" name=""/>
+                    <pic:cNvPicPr/>
+                  </pic:nvPicPr>
+                  <pic:blipFill>
+                    <a:blip r:embed="rId6"/>
+                    <a:stretch>
+                      <a:fillRect/>
+                    </a:stretch>
+                  </pic:blipFill>
+                  <pic:spPr>
+                    <a:xfrm>
+                      <a:off x="0" y="0"/>
+                      <a:ext cx="5940425" cy="3155950"/>
+                    </a:xfrm>
+                    <a:prstGeom prst="rect">
+                      <a:avLst/>
+                    </a:prstGeom>
+                  </pic:spPr>
+                </pic:pic>
+              </a:graphicData>
+            </a:graphic>
+          </wp:inline>
+        </w:drawing>
+      </w:r>
+    </w:p>
+    <w:p>
+      <w:pPr>
+        <w:rPr>
+          <w:rFonts w:ascii="Times New Roman" w:hAnsi="Times New Roman" w:cs="Times New Roman"/>
+          <w:sz w:val="28"/>
+          <w:szCs w:val="28"/>
+        </w:rPr>
+      </w:pPr>
+    </w:p>
+    <w:p>
+      <w:pPr>
+        <w:rPr>
+          <w:rFonts w:ascii="Times New Roman" w:hAnsi="Times New Roman" w:cs="Times New Roman"/>
+          <w:sz w:val="28"/>
+          <w:szCs w:val="28"/>
+        </w:rPr>
+      </w:pPr>
+      <w:r>
+        <w:rPr>
+          <w:rFonts w:ascii="Times New Roman" w:hAnsi="Times New Roman" w:cs="Times New Roman"/>
+          <w:sz w:val="28"/>
+          <w:szCs w:val="28"/>
+        </w:rPr>
+        <w:t>Рисунок 2 – Содержимое журнала</w:t>
+      </w:r>
+    </w:p>
+    <w:p>
+      <w:pPr>
+        <w:rPr>
+          <w:rFonts w:ascii="Times New Roman" w:hAnsi="Times New Roman" w:cs="Times New Roman"/>
+          <w:sz w:val="28"/>
+          <w:szCs w:val="28"/>
+          <w:lang w:val="en-US"/>
+        </w:rPr>
+      </w:pPr>
+      <w:r>
+        <w:rPr>
+          <w:noProof/>
+        </w:rPr>
+        <w:drawing>
+          <wp:inline distT="0" distB="0" distL="0" distR="0" wp14:anchorId="6E8D7613" wp14:editId="6289002D">
+            <wp:extent cx="5940425" cy="3155950"/>
+            <wp:effectExtent l="0" t="0" r="3175" b="6350"/>
+            <wp:docPr id="2" name="Рисунок 2"/>
+            <wp:cNvGraphicFramePr>
+              <a:graphicFrameLocks xmlns:a="http://schemas.openxmlformats.org/drawingml/2006/main" noChangeAspect="1"/>
+            </wp:cNvGraphicFramePr>
+            <a:graphic xmlns:a="http://schemas.openxmlformats.org/drawingml/2006/main">
+              <a:graphicData uri="http://schemas.openxmlformats.org/drawingml/2006/picture">
+                <pic:pic xmlns:pic="http://schemas.openxmlformats.org/drawingml/2006/picture">
+                  <pic:nvPicPr>
+                    <pic:cNvPr id="1" name=""/>
+                    <pic:cNvPicPr/>
+                  </pic:nvPicPr>
+                  <pic:blipFill>
+                    <a:blip r:embed="rId7"/>
+                    <a:stretch>
+                      <a:fillRect/>
+                    </a:stretch>
+                  </pic:blipFill>
+                  <pic:spPr>
+                    <a:xfrm>
+                      <a:off x="0" y="0"/>
+                      <a:ext cx="5940425" cy="3155950"/>
+                    </a:xfrm>
+                    <a:prstGeom prst="rect">
+                      <a:avLst/>
+                    </a:prstGeom>
+                  </pic:spPr>
+                </pic:pic>
+              </a:graphicData>
+            </a:graphic>
+          </wp:inline>
+        </w:drawing>
+      </w:r>
+    </w:p>
+    <w:p>
+      <w:pPr>
+        <w:rPr>
+          <w:rFonts w:ascii="Times New Roman" w:hAnsi="Times New Roman" w:cs="Times New Roman"/>
+          <w:sz w:val="28"/>
+          <w:szCs w:val="28"/>
+          <w:lang w:val="en-US"/>
+        </w:rPr>
+      </w:pPr>
+      <w:r>
+        <w:rPr>
+          <w:rFonts w:ascii="Times New Roman" w:hAnsi="Times New Roman" w:cs="Times New Roman"/>
+          <w:sz w:val="28"/>
+          <w:szCs w:val="28"/>
+          <w:lang w:val="en-US"/>
+        </w:rPr>
+        <w:br w:type="page"/>
+      </w:r>
+    </w:p>
+    <w:p>
+      <w:pPr>
+        <w:rPr>
+          <w:rFonts w:ascii="Times New Roman" w:hAnsi="Times New Roman" w:cs="Times New Roman"/>
+          <w:sz w:val="28"/>
+          <w:szCs w:val="28"/>
+        </w:rPr>
+      </w:pPr>
+      <w:r>
+        <w:rPr>
+          <w:rFonts w:ascii="Times New Roman" w:hAnsi="Times New Roman" w:cs="Times New Roman"/>
+          <w:sz w:val="28"/>
+          <w:szCs w:val="28"/>
+        </w:rPr>
+        <w:lastRenderedPageBreak/>
+        <w:t>Рисунок 3 – обработка ошибок при отсутствии файла</w:t>
+      </w:r>
+    </w:p>
+    <w:p>
+      <w:pPr>
+        <w:rPr>
+          <w:rFonts w:ascii="Times New Roman" w:hAnsi="Times New Roman" w:cs="Times New Roman"/>
+          <w:sz w:val="28"/>
+          <w:szCs w:val="28"/>
+          <w:lang w:val="en-US"/>
+        </w:rPr>
+      </w:pPr>
+      <w:r>
+        <w:rPr>
+          <w:noProof/>
+        </w:rPr>
+        <w:drawing>
+          <wp:inline distT="0" distB="0" distL="0" distR="0" wp14:anchorId="1D07C893" wp14:editId="793DBAEA">
+            <wp:extent cx="5940425" cy="3155950"/>
+            <wp:effectExtent l="0" t="0" r="3175" b="6350"/>
+            <wp:docPr id="4" name="Рисунок 4"/>
+            <wp:cNvGraphicFramePr>
+              <a:graphicFrameLocks xmlns:a="http://schemas.openxmlformats.org/drawingml/2006/main" noChangeAspect="1"/>
+            </wp:cNvGraphicFramePr>
+            <a:graphic xmlns:a="http://schemas.openxmlformats.org/drawingml/2006/main">
+              <a:graphicData uri="http://schemas.openxmlformats.org/drawingml/2006/picture">
+                <pic:pic xmlns:pic="http://schemas.openxmlformats.org/drawingml/2006/picture">
+                  <pic:nvPicPr>
+                    <pic:cNvPr id="1" name=""/>
+                    <pic:cNvPicPr/>
+                  </pic:nvPicPr>
+                  <pic:blipFill>
+                    <a:blip r:embed="rId8"/>
+                    <a:stretch>
+                      <a:fillRect/>
+                    </a:stretch>
+                  </pic:blipFill>
+                  <pic:spPr>
+                    <a:xfrm>
+                      <a:off x="0" y="0"/>
+                      <a:ext cx="5940425" cy="3155950"/>
+                    </a:xfrm>
+                    <a:prstGeom prst="rect">
+                      <a:avLst/>
+                    </a:prstGeom>
+                  </pic:spPr>
+                </pic:pic>
+              </a:graphicData>
+            </a:graphic>
+          </wp:inline>
+        </w:drawing>
+      </w:r>
+    </w:p>
     <w:sectPr>
       <w:pgSz w:w="11906" w:h="16838"/>
       <w:pgMar w:top="1134" w:right="850" w:bottom="1134" w:left="1701" w:header="708" w:footer="708" w:gutter="0"/>
@@ -518,6 +5410,103 @@
     </w:sectPr>
   </w:body>
 </w:document>
+</file>
+
+<file path=word/numbering.xml><?xml version="1.0" encoding="utf-8"?>
+<w:numbering xmlns:wpc="http://schemas.microsoft.com/office/word/2010/wordprocessingCanvas" xmlns:cx="http://schemas.microsoft.com/office/drawing/2014/chartex" xmlns:cx1="http://schemas.microsoft.com/office/drawing/2015/9/8/chartex" xmlns:cx2="http://schemas.microsoft.com/office/drawing/2015/10/21/chartex" xmlns:cx3="http://schemas.microsoft.com/office/drawing/2016/5/9/chartex" xmlns:cx4="http://schemas.microsoft.com/office/drawing/2016/5/10/chartex" xmlns:cx5="http://schemas.microsoft.com/office/drawing/2016/5/11/chartex" xmlns:cx6="http://schemas.microsoft.com/office/drawing/2016/5/12/chartex" xmlns:cx7="http://schemas.microsoft.com/office/drawing/2016/5/13/chartex" xmlns:cx8="http://schemas.microsoft.com/office/drawing/2016/5/14/chartex" xmlns:mc="http://schemas.openxmlformats.org/markup-compatibility/2006" xmlns:aink="http://schemas.microsoft.com/office/drawing/2016/ink" xmlns:am3d="http://schemas.microsoft.com/office/drawing/2017/model3d" xmlns:o="urn:schemas-microsoft-com:office:office" xmlns:r="http://schemas.openxmlformats.org/officeDocument/2006/relationships" xmlns:m="http://schemas.openxmlformats.org/officeDocument/2006/math" xmlns:v="urn:schemas-microsoft-com:vml" xmlns:wp14="http://schemas.microsoft.com/office/word/2010/wordprocessingDrawing" xmlns:wp="http://schemas.openxmlformats.org/drawingml/2006/wordprocessingDrawing" xmlns:w10="urn:schemas-microsoft-com:office:word" xmlns:w="http://schemas.openxmlformats.org/wordprocessingml/2006/main" xmlns:w14="http://schemas.microsoft.com/office/word/2010/wordml" xmlns:w15="http://schemas.microsoft.com/office/word/2012/wordml" xmlns:w16cex="http://schemas.microsoft.com/office/word/2018/wordml/cex" xmlns:w16cid="http://schemas.microsoft.com/office/word/2016/wordml/cid" xmlns:w16="http://schemas.microsoft.com/office/word/2018/wordml" xmlns:w16sdtdh="http://schemas.microsoft.com/office/word/2020/wordml/sdtdatahash" xmlns:w16se="http://schemas.microsoft.com/office/word/2015/wordml/symex" xmlns:wpg="http://schemas.microsoft.com/office/word/2010/wordprocessingGroup" xmlns:wpi="http://schemas.microsoft.com/office/word/2010/wordprocessingInk" xmlns:wne="http://schemas.microsoft.com/office/word/2006/wordml" xmlns:wps="http://schemas.microsoft.com/office/word/2010/wordprocessingShape" mc:Ignorable="w14 w15 w16se w16cid w16 w16cex w16sdtdh wp14">
+  <w:abstractNum w:abstractNumId="0" w15:restartNumberingAfterBreak="0">
+    <w:nsid w:val="67DB09D3"/>
+    <w:multiLevelType w:val="hybridMultilevel"/>
+    <w:tmpl w:val="59CA0A22"/>
+    <w:lvl w:ilvl="0" w:tplc="0419000F">
+      <w:start w:val="1"/>
+      <w:numFmt w:val="decimal"/>
+      <w:lvlText w:val="%1."/>
+      <w:lvlJc w:val="left"/>
+      <w:pPr>
+        <w:ind w:left="720" w:hanging="360"/>
+      </w:pPr>
+      <w:rPr>
+        <w:rFonts w:hint="default"/>
+      </w:rPr>
+    </w:lvl>
+    <w:lvl w:ilvl="1" w:tplc="04190019" w:tentative="1">
+      <w:start w:val="1"/>
+      <w:numFmt w:val="lowerLetter"/>
+      <w:lvlText w:val="%2."/>
+      <w:lvlJc w:val="left"/>
+      <w:pPr>
+        <w:ind w:left="1440" w:hanging="360"/>
+      </w:pPr>
+    </w:lvl>
+    <w:lvl w:ilvl="2" w:tplc="0419001B" w:tentative="1">
+      <w:start w:val="1"/>
+      <w:numFmt w:val="lowerRoman"/>
+      <w:lvlText w:val="%3."/>
+      <w:lvlJc w:val="right"/>
+      <w:pPr>
+        <w:ind w:left="2160" w:hanging="180"/>
+      </w:pPr>
+    </w:lvl>
+    <w:lvl w:ilvl="3" w:tplc="0419000F" w:tentative="1">
+      <w:start w:val="1"/>
+      <w:numFmt w:val="decimal"/>
+      <w:lvlText w:val="%4."/>
+      <w:lvlJc w:val="left"/>
+      <w:pPr>
+        <w:ind w:left="2880" w:hanging="360"/>
+      </w:pPr>
+    </w:lvl>
+    <w:lvl w:ilvl="4" w:tplc="04190019" w:tentative="1">
+      <w:start w:val="1"/>
+      <w:numFmt w:val="lowerLetter"/>
+      <w:lvlText w:val="%5."/>
+      <w:lvlJc w:val="left"/>
+      <w:pPr>
+        <w:ind w:left="3600" w:hanging="360"/>
+      </w:pPr>
+    </w:lvl>
+    <w:lvl w:ilvl="5" w:tplc="0419001B" w:tentative="1">
+      <w:start w:val="1"/>
+      <w:numFmt w:val="lowerRoman"/>
+      <w:lvlText w:val="%6."/>
+      <w:lvlJc w:val="right"/>
+      <w:pPr>
+        <w:ind w:left="4320" w:hanging="180"/>
+      </w:pPr>
+    </w:lvl>
+    <w:lvl w:ilvl="6" w:tplc="0419000F" w:tentative="1">
+      <w:start w:val="1"/>
+      <w:numFmt w:val="decimal"/>
+      <w:lvlText w:val="%7."/>
+      <w:lvlJc w:val="left"/>
+      <w:pPr>
+        <w:ind w:left="5040" w:hanging="360"/>
+      </w:pPr>
+    </w:lvl>
+    <w:lvl w:ilvl="7" w:tplc="04190019" w:tentative="1">
+      <w:start w:val="1"/>
+      <w:numFmt w:val="lowerLetter"/>
+      <w:lvlText w:val="%8."/>
+      <w:lvlJc w:val="left"/>
+      <w:pPr>
+        <w:ind w:left="5760" w:hanging="360"/>
+      </w:pPr>
+    </w:lvl>
+    <w:lvl w:ilvl="8" w:tplc="0419001B" w:tentative="1">
+      <w:start w:val="1"/>
+      <w:numFmt w:val="lowerRoman"/>
+      <w:lvlText w:val="%9."/>
+      <w:lvlJc w:val="right"/>
+      <w:pPr>
+        <w:ind w:left="6480" w:hanging="180"/>
+      </w:pPr>
+    </w:lvl>
+  </w:abstractNum>
+  <w:num w:numId="1">
+    <w:abstractNumId w:val="0"/>
+  </w:num>
+</w:numbering>
 </file>
 
 <file path=word/styles.xml><?xml version="1.0" encoding="utf-8"?>
@@ -947,6 +5936,17 @@
     <w:semiHidden/>
     <w:unhideWhenUsed/>
   </w:style>
+  <w:style w:type="paragraph" w:styleId="a3">
+    <w:name w:val="List Paragraph"/>
+    <w:basedOn w:val="a"/>
+    <w:uiPriority w:val="34"/>
+    <w:qFormat/>
+    <w:rsid w:val="003A39A7"/>
+    <w:pPr>
+      <w:ind w:left="720"/>
+      <w:contextualSpacing/>
+    </w:pPr>
+  </w:style>
 </w:styles>
 </file>
 
